--- a/Level 3 Semester 1(5th Semester)/Final Syllabus.docx
+++ b/Level 3 Semester 1(5th Semester)/Final Syllabus.docx
@@ -1,30 +1,29 @@
 
 <file path=word/document.xml><?xml version="1.0" encoding="utf-8"?>
-<w:document xmlns:mc="http://schemas.openxmlformats.org/markup-compatibility/2006" xmlns:o="urn:schemas-microsoft-com:office:office" xmlns:r="http://schemas.openxmlformats.org/officeDocument/2006/relationships" xmlns:m="http://schemas.openxmlformats.org/officeDocument/2006/math" xmlns:v="urn:schemas-microsoft-com:vml" xmlns:wp="http://schemas.openxmlformats.org/drawingml/2006/wordprocessingDrawing" xmlns:w10="urn:schemas-microsoft-com:office:word" xmlns:w="http://schemas.openxmlformats.org/wordprocessingml/2006/main" xmlns:wne="http://schemas.microsoft.com/office/word/2006/wordml" xmlns:sl="http://schemas.openxmlformats.org/schemaLibrary/2006/main" xmlns:a="http://schemas.openxmlformats.org/drawingml/2006/main" xmlns:pic="http://schemas.openxmlformats.org/drawingml/2006/picture" xmlns:c="http://schemas.openxmlformats.org/drawingml/2006/chart" xmlns:lc="http://schemas.openxmlformats.org/drawingml/2006/lockedCanvas" xmlns:dgm="http://schemas.openxmlformats.org/drawingml/2006/diagram" xmlns:wps="http://schemas.microsoft.com/office/word/2010/wordprocessingShape" xmlns:wpg="http://schemas.microsoft.com/office/word/2010/wordprocessingGroup" xmlns:w14="http://schemas.microsoft.com/office/word/2010/wordml" xmlns:w15="http://schemas.microsoft.com/office/word/2012/wordml" xmlns:w16="http://schemas.microsoft.com/office/word/2018/wordml" xmlns:w16cex="http://schemas.microsoft.com/office/word/2018/wordml/cex" xmlns:w16cid="http://schemas.microsoft.com/office/word/2016/wordml/cid" xmlns="http://schemas.microsoft.com/office/tasks/2019/documenttasks" xmlns:cr="http://schemas.microsoft.com/office/comments/2020/reactions">
+<w:document xmlns:wpc="http://schemas.microsoft.com/office/word/2010/wordprocessingCanvas" xmlns:cx="http://schemas.microsoft.com/office/drawing/2014/chartex" xmlns:cx1="http://schemas.microsoft.com/office/drawing/2015/9/8/chartex" xmlns:cx2="http://schemas.microsoft.com/office/drawing/2015/10/21/chartex" xmlns:cx3="http://schemas.microsoft.com/office/drawing/2016/5/9/chartex" xmlns:cx4="http://schemas.microsoft.com/office/drawing/2016/5/10/chartex" xmlns:cx5="http://schemas.microsoft.com/office/drawing/2016/5/11/chartex" xmlns:cx6="http://schemas.microsoft.com/office/drawing/2016/5/12/chartex" xmlns:cx7="http://schemas.microsoft.com/office/drawing/2016/5/13/chartex" xmlns:cx8="http://schemas.microsoft.com/office/drawing/2016/5/14/chartex" xmlns:mc="http://schemas.openxmlformats.org/markup-compatibility/2006" xmlns:aink="http://schemas.microsoft.com/office/drawing/2016/ink" xmlns:am3d="http://schemas.microsoft.com/office/drawing/2017/model3d" xmlns:o="urn:schemas-microsoft-com:office:office" xmlns:oel="http://schemas.microsoft.com/office/2019/extlst" xmlns:r="http://schemas.openxmlformats.org/officeDocument/2006/relationships" xmlns:m="http://schemas.openxmlformats.org/officeDocument/2006/math" xmlns:v="urn:schemas-microsoft-com:vml" xmlns:wp14="http://schemas.microsoft.com/office/word/2010/wordprocessingDrawing" xmlns:wp="http://schemas.openxmlformats.org/drawingml/2006/wordprocessingDrawing" xmlns:w10="urn:schemas-microsoft-com:office:word" xmlns:w="http://schemas.openxmlformats.org/wordprocessingml/2006/main" xmlns:w14="http://schemas.microsoft.com/office/word/2010/wordml" xmlns:w15="http://schemas.microsoft.com/office/word/2012/wordml" xmlns:w16cex="http://schemas.microsoft.com/office/word/2018/wordml/cex" xmlns:w16cid="http://schemas.microsoft.com/office/word/2016/wordml/cid" xmlns:w16="http://schemas.microsoft.com/office/word/2018/wordml" xmlns:w16du="http://schemas.microsoft.com/office/word/2023/wordml/word16du" xmlns:w16sdtdh="http://schemas.microsoft.com/office/word/2020/wordml/sdtdatahash" xmlns:w16sdtfl="http://schemas.microsoft.com/office/word/2024/wordml/sdtformatlock" xmlns:w16se="http://schemas.microsoft.com/office/word/2015/wordml/symex" xmlns:wpg="http://schemas.microsoft.com/office/word/2010/wordprocessingGroup" xmlns:wpi="http://schemas.microsoft.com/office/word/2010/wordprocessingInk" xmlns:wne="http://schemas.microsoft.com/office/word/2006/wordml" xmlns:wps="http://schemas.microsoft.com/office/word/2010/wordprocessingShape" mc:Ignorable="w14 w15 w16se w16cid w16 w16cex w16sdtdh w16sdtfl w16du wp14">
   <w:body>
     <w:p>
       <w:pPr>
         <w:pStyle w:val="Heading2"/>
         <w:keepNext w:val="0"/>
         <w:keepLines w:val="0"/>
-        <w:spacing w:after="80" w:lineRule="auto"/>
-        <w:ind w:left="-180" w:firstLine="0"/>
-        <w:rPr>
-          <w:b w:val="1"/>
+        <w:spacing w:after="80"/>
+        <w:ind w:left="-180"/>
+        <w:rPr>
+          <w:b/>
           <w:sz w:val="34"/>
           <w:szCs w:val="34"/>
         </w:rPr>
       </w:pPr>
-      <w:bookmarkStart w:colFirst="0" w:colLast="0" w:name="_wo4a913n935p" w:id="0"/>
+      <w:bookmarkStart w:id="0" w:name="_wo4a913n935p" w:colFirst="0" w:colLast="0"/>
       <w:bookmarkEnd w:id="0"/>
       <w:r>
         <w:rPr>
-          <w:b w:val="1"/>
+          <w:b/>
           <w:sz w:val="34"/>
           <w:szCs w:val="34"/>
-          <w:rtl w:val="0"/>
-        </w:rPr>
-        <w:t xml:space="preserve">Final Syllabus of Fifth</w:t>
+        </w:rPr>
+        <w:t>Final Syllabus of Fifth</w:t>
       </w:r>
     </w:p>
     <w:p>
@@ -32,25 +31,24 @@
         <w:pStyle w:val="Heading3"/>
         <w:keepNext w:val="0"/>
         <w:keepLines w:val="0"/>
-        <w:spacing w:before="280" w:lineRule="auto"/>
-        <w:rPr>
-          <w:b w:val="1"/>
+        <w:spacing w:before="280"/>
+        <w:rPr>
+          <w:b/>
           <w:color w:val="000000"/>
           <w:sz w:val="26"/>
           <w:szCs w:val="26"/>
         </w:rPr>
       </w:pPr>
-      <w:bookmarkStart w:colFirst="0" w:colLast="0" w:name="_v1r7c35nlfe0" w:id="1"/>
+      <w:bookmarkStart w:id="1" w:name="_v1r7c35nlfe0" w:colFirst="0" w:colLast="0"/>
       <w:bookmarkEnd w:id="1"/>
       <w:r>
         <w:rPr>
-          <w:b w:val="1"/>
+          <w:b/>
           <w:color w:val="000000"/>
           <w:sz w:val="26"/>
           <w:szCs w:val="26"/>
-          <w:rtl w:val="0"/>
-        </w:rPr>
-        <w:t xml:space="preserve">1. Networking</w:t>
+        </w:rPr>
+        <w:t>1. Networking</w:t>
       </w:r>
     </w:p>
     <w:p>
@@ -59,16 +57,27 @@
           <w:ilvl w:val="0"/>
           <w:numId w:val="5"/>
         </w:numPr>
-        <w:spacing w:after="0" w:afterAutospacing="0" w:before="240" w:lineRule="auto"/>
-        <w:ind w:left="720" w:hanging="360"/>
-      </w:pPr>
-      <w:r>
-        <w:rPr>
-          <w:b w:val="1"/>
-          <w:rtl w:val="0"/>
-        </w:rPr>
-        <w:t xml:space="preserve">Sobuj Sir</w:t>
-        <w:br w:type="textWrapping"/>
+        <w:spacing w:before="240"/>
+      </w:pPr>
+      <w:proofErr w:type="spellStart"/>
+      <w:r>
+        <w:rPr>
+          <w:b/>
+        </w:rPr>
+        <w:t>Sobuj</w:t>
+      </w:r>
+      <w:proofErr w:type="spellEnd"/>
+      <w:r>
+        <w:rPr>
+          <w:b/>
+        </w:rPr>
+        <w:t xml:space="preserve"> Sir</w:t>
+      </w:r>
+      <w:r>
+        <w:rPr>
+          <w:b/>
+        </w:rPr>
+        <w:br/>
       </w:r>
     </w:p>
     <w:p>
@@ -77,15 +86,26 @@
           <w:ilvl w:val="1"/>
           <w:numId w:val="5"/>
         </w:numPr>
-        <w:spacing w:after="0" w:afterAutospacing="0" w:before="0" w:beforeAutospacing="0" w:lineRule="auto"/>
-        <w:ind w:left="1440" w:hanging="360"/>
-      </w:pPr>
-      <w:r>
-        <w:rPr>
-          <w:rFonts w:ascii="Arial Unicode MS" w:cs="Arial Unicode MS" w:eastAsia="Arial Unicode MS" w:hAnsi="Arial Unicode MS"/>
-          <w:rtl w:val="0"/>
-        </w:rPr>
-        <w:t xml:space="preserve">TCP/IP Book → Ch(1-4) slide only, 5 (full slide + book)</w:t>
+      </w:pPr>
+      <w:r>
+        <w:rPr>
+          <w:rFonts w:ascii="Arial Unicode MS" w:eastAsia="Arial Unicode MS" w:hAnsi="Arial Unicode MS" w:cs="Arial Unicode MS"/>
+        </w:rPr>
+        <w:t xml:space="preserve">TCP/IP Book → </w:t>
+      </w:r>
+      <w:proofErr w:type="gramStart"/>
+      <w:r>
+        <w:rPr>
+          <w:rFonts w:ascii="Arial Unicode MS" w:eastAsia="Arial Unicode MS" w:hAnsi="Arial Unicode MS" w:cs="Arial Unicode MS"/>
+        </w:rPr>
+        <w:t>Ch(</w:t>
+      </w:r>
+      <w:proofErr w:type="gramEnd"/>
+      <w:r>
+        <w:rPr>
+          <w:rFonts w:ascii="Arial Unicode MS" w:eastAsia="Arial Unicode MS" w:hAnsi="Arial Unicode MS" w:cs="Arial Unicode MS"/>
+        </w:rPr>
+        <w:t>1-4) slide only, 5 (full slide + book)</w:t>
       </w:r>
     </w:p>
     <w:p>
@@ -94,16 +114,18 @@
           <w:ilvl w:val="1"/>
           <w:numId w:val="5"/>
         </w:numPr>
-        <w:spacing w:after="0" w:afterAutospacing="0" w:before="0" w:beforeAutospacing="0" w:lineRule="auto"/>
-        <w:ind w:left="1440" w:hanging="360"/>
-      </w:pPr>
-      <w:r>
-        <w:rPr>
-          <w:rFonts w:ascii="Arial Unicode MS" w:cs="Arial Unicode MS" w:eastAsia="Arial Unicode MS" w:hAnsi="Arial Unicode MS"/>
-          <w:rtl w:val="0"/>
-        </w:rPr>
-        <w:t xml:space="preserve">Pearson → Ch. 1, 4, 5</w:t>
-        <w:br w:type="textWrapping"/>
+      </w:pPr>
+      <w:r>
+        <w:rPr>
+          <w:rFonts w:ascii="Arial Unicode MS" w:eastAsia="Arial Unicode MS" w:hAnsi="Arial Unicode MS" w:cs="Arial Unicode MS"/>
+        </w:rPr>
+        <w:t>Pearson → Ch. 1, 4, 5</w:t>
+      </w:r>
+      <w:r>
+        <w:rPr>
+          <w:rFonts w:ascii="Arial Unicode MS" w:eastAsia="Arial Unicode MS" w:hAnsi="Arial Unicode MS" w:cs="Arial Unicode MS"/>
+        </w:rPr>
+        <w:br/>
       </w:r>
     </w:p>
     <w:p>
@@ -112,16 +134,18 @@
           <w:ilvl w:val="0"/>
           <w:numId w:val="5"/>
         </w:numPr>
-        <w:spacing w:after="0" w:afterAutospacing="0" w:before="0" w:beforeAutospacing="0" w:lineRule="auto"/>
-        <w:ind w:left="720" w:hanging="360"/>
-      </w:pPr>
-      <w:r>
-        <w:rPr>
-          <w:b w:val="1"/>
-          <w:rtl w:val="0"/>
-        </w:rPr>
-        <w:t xml:space="preserve">Sarna Mam</w:t>
-        <w:br w:type="textWrapping"/>
+      </w:pPr>
+      <w:r>
+        <w:rPr>
+          <w:b/>
+        </w:rPr>
+        <w:t>Sarna Mam</w:t>
+      </w:r>
+      <w:r>
+        <w:rPr>
+          <w:b/>
+        </w:rPr>
+        <w:br/>
       </w:r>
     </w:p>
     <w:p>
@@ -130,21 +154,15 @@
           <w:ilvl w:val="1"/>
           <w:numId w:val="5"/>
         </w:numPr>
-        <w:spacing w:after="0" w:afterAutospacing="0" w:before="0" w:beforeAutospacing="0" w:lineRule="auto"/>
-        <w:ind w:left="1440" w:hanging="360"/>
-      </w:pPr>
-      <w:r>
-        <w:rPr>
-          <w:rtl w:val="0"/>
-        </w:rPr>
-        <w:t xml:space="preserve">Pearson</w:t>
-      </w:r>
-      <w:r>
-        <w:rPr>
-          <w:rFonts w:ascii="Arial Unicode MS" w:cs="Arial Unicode MS" w:eastAsia="Arial Unicode MS" w:hAnsi="Arial Unicode MS"/>
-          <w:rtl w:val="0"/>
-        </w:rPr>
-        <w:t xml:space="preserve">→ Ch. 2</w:t>
+      </w:pPr>
+      <w:r>
+        <w:t>Pearson</w:t>
+      </w:r>
+      <w:r>
+        <w:rPr>
+          <w:rFonts w:ascii="Arial Unicode MS" w:eastAsia="Arial Unicode MS" w:hAnsi="Arial Unicode MS" w:cs="Arial Unicode MS"/>
+        </w:rPr>
+        <w:t>→ Ch. 2</w:t>
       </w:r>
     </w:p>
     <w:p>
@@ -153,15 +171,40 @@
           <w:ilvl w:val="1"/>
           <w:numId w:val="5"/>
         </w:numPr>
-        <w:spacing w:after="240" w:before="0" w:beforeAutospacing="0" w:lineRule="auto"/>
-        <w:ind w:left="1440" w:hanging="360"/>
-      </w:pPr>
-      <w:r>
-        <w:rPr>
-          <w:rFonts w:ascii="Arial Unicode MS" w:cs="Arial Unicode MS" w:eastAsia="Arial Unicode MS" w:hAnsi="Arial Unicode MS"/>
-          <w:rtl w:val="0"/>
-        </w:rPr>
-        <w:t xml:space="preserve">TCP/IP →Ch. 19,23, 14, 15, also similar topic from from chapter 2</w:t>
+        <w:spacing w:after="240"/>
+      </w:pPr>
+      <w:r>
+        <w:rPr>
+          <w:rFonts w:ascii="Arial Unicode MS" w:eastAsia="Arial Unicode MS" w:hAnsi="Arial Unicode MS" w:cs="Arial Unicode MS"/>
+        </w:rPr>
+        <w:t xml:space="preserve">TCP/IP →Ch. </w:t>
+      </w:r>
+      <w:r>
+        <w:rPr>
+          <w:rFonts w:ascii="Arial Unicode MS" w:eastAsia="Arial Unicode MS" w:hAnsi="Arial Unicode MS" w:cs="Arial Unicode MS"/>
+          <w:highlight w:val="red"/>
+        </w:rPr>
+        <w:t>19,23,</w:t>
+      </w:r>
+      <w:r>
+        <w:rPr>
+          <w:rFonts w:ascii="Arial Unicode MS" w:eastAsia="Arial Unicode MS" w:hAnsi="Arial Unicode MS" w:cs="Arial Unicode MS"/>
+        </w:rPr>
+        <w:t xml:space="preserve"> 14, 15, also similar topic from </w:t>
+      </w:r>
+      <w:proofErr w:type="spellStart"/>
+      <w:r>
+        <w:rPr>
+          <w:rFonts w:ascii="Arial Unicode MS" w:eastAsia="Arial Unicode MS" w:hAnsi="Arial Unicode MS" w:cs="Arial Unicode MS"/>
+        </w:rPr>
+        <w:t>from</w:t>
+      </w:r>
+      <w:proofErr w:type="spellEnd"/>
+      <w:r>
+        <w:rPr>
+          <w:rFonts w:ascii="Arial Unicode MS" w:eastAsia="Arial Unicode MS" w:hAnsi="Arial Unicode MS" w:cs="Arial Unicode MS"/>
+        </w:rPr>
+        <w:t xml:space="preserve"> chapter 2</w:t>
       </w:r>
     </w:p>
     <w:p>
@@ -169,25 +212,24 @@
         <w:pStyle w:val="Heading3"/>
         <w:keepNext w:val="0"/>
         <w:keepLines w:val="0"/>
-        <w:spacing w:before="280" w:lineRule="auto"/>
-        <w:rPr>
-          <w:b w:val="1"/>
+        <w:spacing w:before="280"/>
+        <w:rPr>
+          <w:b/>
           <w:color w:val="000000"/>
           <w:sz w:val="26"/>
           <w:szCs w:val="26"/>
         </w:rPr>
       </w:pPr>
-      <w:bookmarkStart w:colFirst="0" w:colLast="0" w:name="_92m4h0ao4pgb" w:id="2"/>
+      <w:bookmarkStart w:id="2" w:name="_92m4h0ao4pgb" w:colFirst="0" w:colLast="0"/>
       <w:bookmarkEnd w:id="2"/>
       <w:r>
         <w:rPr>
-          <w:b w:val="1"/>
+          <w:b/>
           <w:color w:val="000000"/>
           <w:sz w:val="26"/>
           <w:szCs w:val="26"/>
-          <w:rtl w:val="0"/>
-        </w:rPr>
-        <w:t xml:space="preserve">2. Microprocessor</w:t>
+        </w:rPr>
+        <w:t>2. Microprocessor</w:t>
       </w:r>
     </w:p>
     <w:p>
@@ -196,21 +238,19 @@
           <w:ilvl w:val="0"/>
           <w:numId w:val="8"/>
         </w:numPr>
-        <w:spacing w:after="0" w:afterAutospacing="0" w:before="240" w:lineRule="auto"/>
-        <w:ind w:left="720" w:hanging="360"/>
-      </w:pPr>
-      <w:r>
-        <w:rPr>
-          <w:b w:val="1"/>
-          <w:rtl w:val="0"/>
-        </w:rPr>
-        <w:t xml:space="preserve">Chinmoy Sir</w:t>
-        <w:br w:type="textWrapping"/>
-      </w:r>
-      <w:r>
-        <w:rPr>
-          <w:rtl w:val="0"/>
-        </w:rPr>
+        <w:spacing w:before="240"/>
+      </w:pPr>
+      <w:r>
+        <w:rPr>
+          <w:b/>
+        </w:rPr>
+        <w:t>Chinmoy Sir</w:t>
+      </w:r>
+      <w:r>
+        <w:rPr>
+          <w:b/>
+        </w:rPr>
+        <w:br/>
       </w:r>
     </w:p>
     <w:p>
@@ -219,21 +259,15 @@
           <w:ilvl w:val="1"/>
           <w:numId w:val="8"/>
         </w:numPr>
-        <w:spacing w:after="0" w:afterAutospacing="0" w:before="0" w:beforeAutospacing="0" w:lineRule="auto"/>
-        <w:ind w:left="1440" w:hanging="360"/>
-      </w:pPr>
-      <w:r>
-        <w:rPr>
-          <w:rtl w:val="0"/>
-        </w:rPr>
+      </w:pPr>
+      <w:r>
         <w:t xml:space="preserve">Ch. 1, 2 </w:t>
       </w:r>
       <w:r>
         <w:rPr>
-          <w:i w:val="1"/>
-          <w:rtl w:val="0"/>
-        </w:rPr>
-        <w:t xml:space="preserve">(Intel + Hall Rao)</w:t>
+          <w:i/>
+        </w:rPr>
+        <w:t>(Intel + Hall Rao)</w:t>
       </w:r>
     </w:p>
     <w:p>
@@ -242,21 +276,15 @@
           <w:ilvl w:val="1"/>
           <w:numId w:val="8"/>
         </w:numPr>
-        <w:spacing w:after="0" w:afterAutospacing="0" w:before="0" w:beforeAutospacing="0" w:lineRule="auto"/>
-        <w:ind w:left="1440" w:hanging="360"/>
-      </w:pPr>
-      <w:r>
-        <w:rPr>
-          <w:rtl w:val="0"/>
-        </w:rPr>
+      </w:pPr>
+      <w:r>
         <w:t xml:space="preserve">Ch. 3 </w:t>
       </w:r>
       <w:r>
         <w:rPr>
-          <w:i w:val="1"/>
-          <w:rtl w:val="0"/>
-        </w:rPr>
-        <w:t xml:space="preserve">(Hall Rao)</w:t>
+          <w:i/>
+        </w:rPr>
+        <w:t>(Hall Rao)</w:t>
       </w:r>
     </w:p>
     <w:p>
@@ -265,19 +293,13 @@
           <w:ilvl w:val="1"/>
           <w:numId w:val="8"/>
         </w:numPr>
-        <w:spacing w:after="0" w:afterAutospacing="0" w:before="0" w:beforeAutospacing="0" w:lineRule="auto"/>
-        <w:ind w:left="1440" w:hanging="360"/>
-      </w:pPr>
-      <w:r>
-        <w:rPr>
-          <w:rtl w:val="0"/>
-        </w:rPr>
-        <w:t xml:space="preserve">Ch. 10</w:t>
-      </w:r>
-      <w:r>
-        <w:rPr>
-          <w:i w:val="1"/>
-          <w:rtl w:val="0"/>
+      </w:pPr>
+      <w:r>
+        <w:t>Ch. 10</w:t>
+      </w:r>
+      <w:r>
+        <w:rPr>
+          <w:i/>
         </w:rPr>
         <w:t xml:space="preserve"> (Intel)</w:t>
       </w:r>
@@ -288,23 +310,19 @@
           <w:ilvl w:val="1"/>
           <w:numId w:val="8"/>
         </w:numPr>
-        <w:spacing w:after="0" w:afterAutospacing="0" w:before="0" w:beforeAutospacing="0" w:lineRule="auto"/>
-        <w:ind w:left="1440" w:hanging="360"/>
-      </w:pPr>
-      <w:r>
-        <w:rPr>
-          <w:i w:val="1"/>
+      </w:pPr>
+      <w:r>
+        <w:rPr>
+          <w:i/>
           <w:highlight w:val="yellow"/>
-          <w:rtl w:val="0"/>
-        </w:rPr>
-        <w:t xml:space="preserve">upcoming…</w:t>
-      </w:r>
-      <w:r>
-        <w:rPr>
-          <w:i w:val="1"/>
-          <w:rtl w:val="0"/>
-        </w:rPr>
-        <w:br w:type="textWrapping"/>
+        </w:rPr>
+        <w:t>upcoming…</w:t>
+      </w:r>
+      <w:r>
+        <w:rPr>
+          <w:i/>
+        </w:rPr>
+        <w:br/>
       </w:r>
     </w:p>
     <w:p>
@@ -313,16 +331,26 @@
           <w:ilvl w:val="0"/>
           <w:numId w:val="8"/>
         </w:numPr>
-        <w:spacing w:after="0" w:afterAutospacing="0" w:before="0" w:beforeAutospacing="0" w:lineRule="auto"/>
-        <w:ind w:left="720" w:hanging="360"/>
-      </w:pPr>
-      <w:r>
-        <w:rPr>
-          <w:b w:val="1"/>
-          <w:rtl w:val="0"/>
-        </w:rPr>
-        <w:t xml:space="preserve">Mahabub Sir</w:t>
-        <w:br w:type="textWrapping"/>
+      </w:pPr>
+      <w:proofErr w:type="spellStart"/>
+      <w:r>
+        <w:rPr>
+          <w:b/>
+        </w:rPr>
+        <w:t>Mahabub</w:t>
+      </w:r>
+      <w:proofErr w:type="spellEnd"/>
+      <w:r>
+        <w:rPr>
+          <w:b/>
+        </w:rPr>
+        <w:t xml:space="preserve"> Sir</w:t>
+      </w:r>
+      <w:r>
+        <w:rPr>
+          <w:b/>
+        </w:rPr>
+        <w:br/>
       </w:r>
     </w:p>
     <w:p>
@@ -331,32 +359,22 @@
           <w:ilvl w:val="1"/>
           <w:numId w:val="8"/>
         </w:numPr>
-        <w:spacing w:after="0" w:afterAutospacing="0" w:before="0" w:beforeAutospacing="0" w:lineRule="auto"/>
-        <w:ind w:left="1440" w:hanging="360"/>
-      </w:pPr>
-      <w:r>
-        <w:rPr>
-          <w:rtl w:val="0"/>
-        </w:rPr>
+      </w:pPr>
+      <w:r>
         <w:t xml:space="preserve">Ch. 1, 2, 3, 4, 5, 6, 9 </w:t>
       </w:r>
       <w:r>
         <w:rPr>
-          <w:i w:val="1"/>
-          <w:rtl w:val="0"/>
-        </w:rPr>
-        <w:t xml:space="preserve">(9.1, 9.2)</w:t>
-      </w:r>
-      <w:r>
-        <w:rPr>
-          <w:rtl w:val="0"/>
-        </w:rPr>
+          <w:i/>
+        </w:rPr>
+        <w:t>(9.1, 9.2)</w:t>
+      </w:r>
+      <w:r>
         <w:t xml:space="preserve"> </w:t>
       </w:r>
       <w:r>
         <w:rPr>
-          <w:i w:val="1"/>
-          <w:rtl w:val="0"/>
+          <w:i/>
         </w:rPr>
         <w:t xml:space="preserve">(Intel) </w:t>
       </w:r>
@@ -367,37 +385,171 @@
           <w:ilvl w:val="1"/>
           <w:numId w:val="8"/>
         </w:numPr>
-        <w:spacing w:after="240" w:before="0" w:beforeAutospacing="0" w:lineRule="auto"/>
-        <w:ind w:left="1440" w:hanging="360"/>
-      </w:pPr>
-      <w:r>
-        <w:rPr>
-          <w:i w:val="1"/>
-          <w:rtl w:val="0"/>
-        </w:rPr>
-        <w:t xml:space="preserve">Ch 1-6 (Ytha yu book) - </w:t>
-      </w:r>
-      <w:r>
-        <w:rPr>
-          <w:rFonts w:ascii="Vrinda" w:cs="Vrinda" w:eastAsia="Vrinda" w:hAnsi="Vrinda"/>
-          <w:i w:val="1"/>
+        <w:spacing w:after="240"/>
+      </w:pPr>
+      <w:r>
+        <w:rPr>
+          <w:i/>
+        </w:rPr>
+        <w:t>Ch 1-6 (</w:t>
+      </w:r>
+      <w:proofErr w:type="spellStart"/>
+      <w:r>
+        <w:rPr>
+          <w:i/>
+        </w:rPr>
+        <w:t>Ytha</w:t>
+      </w:r>
+      <w:proofErr w:type="spellEnd"/>
+      <w:r>
+        <w:rPr>
+          <w:i/>
+        </w:rPr>
+        <w:t xml:space="preserve"> </w:t>
+      </w:r>
+      <w:proofErr w:type="spellStart"/>
+      <w:r>
+        <w:rPr>
+          <w:i/>
+        </w:rPr>
+        <w:t>yu</w:t>
+      </w:r>
+      <w:proofErr w:type="spellEnd"/>
+      <w:r>
+        <w:rPr>
+          <w:i/>
+        </w:rPr>
+        <w:t xml:space="preserve"> book) - </w:t>
+      </w:r>
+      <w:proofErr w:type="spellStart"/>
+      <w:r>
+        <w:rPr>
+          <w:rFonts w:ascii="Vrinda" w:eastAsia="Vrinda" w:hAnsi="Vrinda" w:cs="Vrinda"/>
+          <w:i/>
           <w:highlight w:val="yellow"/>
-          <w:rtl w:val="0"/>
-        </w:rPr>
-        <w:t xml:space="preserve">তবে স্যার অবশ্য পুরো বই পড়তে বলেছে</w:t>
-      </w:r>
-      <w:r>
-        <w:rPr>
-          <w:i w:val="1"/>
-          <w:rtl w:val="0"/>
+        </w:rPr>
+        <w:t>তবে</w:t>
+      </w:r>
+      <w:proofErr w:type="spellEnd"/>
+      <w:r>
+        <w:rPr>
+          <w:rFonts w:ascii="Vrinda" w:eastAsia="Vrinda" w:hAnsi="Vrinda" w:cs="Vrinda"/>
+          <w:i/>
+          <w:highlight w:val="yellow"/>
         </w:rPr>
         <w:t xml:space="preserve"> </w:t>
-        <w:br w:type="textWrapping"/>
-      </w:r>
-      <w:r>
-        <w:rPr>
-          <w:rtl w:val="0"/>
-        </w:rPr>
+      </w:r>
+      <w:proofErr w:type="spellStart"/>
+      <w:r>
+        <w:rPr>
+          <w:rFonts w:ascii="Vrinda" w:eastAsia="Vrinda" w:hAnsi="Vrinda" w:cs="Vrinda"/>
+          <w:i/>
+          <w:highlight w:val="yellow"/>
+        </w:rPr>
+        <w:t>স্যার</w:t>
+      </w:r>
+      <w:proofErr w:type="spellEnd"/>
+      <w:r>
+        <w:rPr>
+          <w:rFonts w:ascii="Vrinda" w:eastAsia="Vrinda" w:hAnsi="Vrinda" w:cs="Vrinda"/>
+          <w:i/>
+          <w:highlight w:val="yellow"/>
+        </w:rPr>
+        <w:t xml:space="preserve"> </w:t>
+      </w:r>
+      <w:proofErr w:type="spellStart"/>
+      <w:r>
+        <w:rPr>
+          <w:rFonts w:ascii="Vrinda" w:eastAsia="Vrinda" w:hAnsi="Vrinda" w:cs="Vrinda"/>
+          <w:i/>
+          <w:highlight w:val="yellow"/>
+        </w:rPr>
+        <w:t>অবশ্য</w:t>
+      </w:r>
+      <w:proofErr w:type="spellEnd"/>
+      <w:r>
+        <w:rPr>
+          <w:rFonts w:ascii="Vrinda" w:eastAsia="Vrinda" w:hAnsi="Vrinda" w:cs="Vrinda"/>
+          <w:i/>
+          <w:highlight w:val="yellow"/>
+        </w:rPr>
+        <w:t xml:space="preserve"> </w:t>
+      </w:r>
+      <w:proofErr w:type="spellStart"/>
+      <w:r>
+        <w:rPr>
+          <w:rFonts w:ascii="Vrinda" w:eastAsia="Vrinda" w:hAnsi="Vrinda" w:cs="Vrinda"/>
+          <w:i/>
+          <w:highlight w:val="yellow"/>
+        </w:rPr>
+        <w:t>পুরো</w:t>
+      </w:r>
+      <w:proofErr w:type="spellEnd"/>
+      <w:r>
+        <w:rPr>
+          <w:rFonts w:ascii="Vrinda" w:eastAsia="Vrinda" w:hAnsi="Vrinda" w:cs="Vrinda"/>
+          <w:i/>
+          <w:highlight w:val="yellow"/>
+        </w:rPr>
+        <w:t xml:space="preserve"> </w:t>
+      </w:r>
+      <w:proofErr w:type="spellStart"/>
+      <w:r>
+        <w:rPr>
+          <w:rFonts w:ascii="Vrinda" w:eastAsia="Vrinda" w:hAnsi="Vrinda" w:cs="Vrinda"/>
+          <w:i/>
+          <w:highlight w:val="yellow"/>
+        </w:rPr>
+        <w:t>বই</w:t>
+      </w:r>
+      <w:proofErr w:type="spellEnd"/>
+      <w:r>
+        <w:rPr>
+          <w:rFonts w:ascii="Vrinda" w:eastAsia="Vrinda" w:hAnsi="Vrinda" w:cs="Vrinda"/>
+          <w:i/>
+          <w:highlight w:val="yellow"/>
+        </w:rPr>
+        <w:t xml:space="preserve"> </w:t>
+      </w:r>
+      <w:proofErr w:type="spellStart"/>
+      <w:r>
+        <w:rPr>
+          <w:rFonts w:ascii="Vrinda" w:eastAsia="Vrinda" w:hAnsi="Vrinda" w:cs="Vrinda"/>
+          <w:i/>
+          <w:highlight w:val="yellow"/>
+        </w:rPr>
+        <w:t>পড়তে</w:t>
+      </w:r>
+      <w:proofErr w:type="spellEnd"/>
+      <w:r>
+        <w:rPr>
+          <w:rFonts w:ascii="Vrinda" w:eastAsia="Vrinda" w:hAnsi="Vrinda" w:cs="Vrinda"/>
+          <w:i/>
+          <w:highlight w:val="yellow"/>
+        </w:rPr>
+        <w:t xml:space="preserve"> </w:t>
+      </w:r>
+      <w:proofErr w:type="spellStart"/>
+      <w:r>
+        <w:rPr>
+          <w:rFonts w:ascii="Vrinda" w:eastAsia="Vrinda" w:hAnsi="Vrinda" w:cs="Vrinda"/>
+          <w:i/>
+          <w:highlight w:val="yellow"/>
+        </w:rPr>
+        <w:t>বলেছে</w:t>
+      </w:r>
+      <w:proofErr w:type="spellEnd"/>
+      <w:r>
+        <w:rPr>
+          <w:i/>
+        </w:rPr>
+        <w:t xml:space="preserve"> </w:t>
+      </w:r>
+      <w:r>
+        <w:rPr>
+          <w:i/>
+        </w:rPr>
+        <w:br/>
       </w:r>
     </w:p>
     <w:p>
@@ -405,25 +557,44 @@
         <w:pStyle w:val="Heading3"/>
         <w:keepNext w:val="0"/>
         <w:keepLines w:val="0"/>
-        <w:spacing w:before="280" w:lineRule="auto"/>
-        <w:rPr>
-          <w:b w:val="1"/>
+        <w:spacing w:before="280"/>
+        <w:rPr>
+          <w:b/>
           <w:color w:val="000000"/>
           <w:sz w:val="26"/>
           <w:szCs w:val="26"/>
         </w:rPr>
       </w:pPr>
-      <w:bookmarkStart w:colFirst="0" w:colLast="0" w:name="_31ni4me1ryjy" w:id="3"/>
+      <w:bookmarkStart w:id="3" w:name="_31ni4me1ryjy" w:colFirst="0" w:colLast="0"/>
       <w:bookmarkEnd w:id="3"/>
       <w:r>
         <w:rPr>
-          <w:b w:val="1"/>
+          <w:b/>
           <w:color w:val="000000"/>
           <w:sz w:val="26"/>
           <w:szCs w:val="26"/>
-          <w:rtl w:val="0"/>
-        </w:rPr>
-        <w:t xml:space="preserve">3. COA (Computer Organization &amp; Architecture) — William</w:t>
+        </w:rPr>
+        <w:t xml:space="preserve">3. COA (Computer Organization &amp; </w:t>
+      </w:r>
+      <w:proofErr w:type="gramStart"/>
+      <w:r>
+        <w:rPr>
+          <w:b/>
+          <w:color w:val="000000"/>
+          <w:sz w:val="26"/>
+          <w:szCs w:val="26"/>
+        </w:rPr>
+        <w:t>Architecture) —</w:t>
+      </w:r>
+      <w:proofErr w:type="gramEnd"/>
+      <w:r>
+        <w:rPr>
+          <w:b/>
+          <w:color w:val="000000"/>
+          <w:sz w:val="26"/>
+          <w:szCs w:val="26"/>
+        </w:rPr>
+        <w:t xml:space="preserve"> William</w:t>
       </w:r>
     </w:p>
     <w:p>
@@ -432,16 +603,19 @@
           <w:ilvl w:val="0"/>
           <w:numId w:val="1"/>
         </w:numPr>
-        <w:spacing w:after="0" w:afterAutospacing="0" w:before="240" w:lineRule="auto"/>
-        <w:ind w:left="720" w:hanging="360"/>
-      </w:pPr>
-      <w:r>
-        <w:rPr>
-          <w:b w:val="1"/>
-          <w:rtl w:val="0"/>
-        </w:rPr>
-        <w:t xml:space="preserve">Chinmoy Sir</w:t>
-        <w:br w:type="textWrapping"/>
+        <w:spacing w:before="240"/>
+      </w:pPr>
+      <w:r>
+        <w:rPr>
+          <w:b/>
+        </w:rPr>
+        <w:t>Chinmoy Sir</w:t>
+      </w:r>
+      <w:r>
+        <w:rPr>
+          <w:b/>
+        </w:rPr>
+        <w:br/>
       </w:r>
     </w:p>
     <w:p>
@@ -450,14 +624,9 @@
           <w:ilvl w:val="1"/>
           <w:numId w:val="1"/>
         </w:numPr>
-        <w:spacing w:after="0" w:afterAutospacing="0" w:before="0" w:beforeAutospacing="0" w:lineRule="auto"/>
-        <w:ind w:left="1440" w:hanging="360"/>
-      </w:pPr>
-      <w:r>
-        <w:rPr>
-          <w:rtl w:val="0"/>
-        </w:rPr>
-        <w:t xml:space="preserve">Ch. 3</w:t>
+      </w:pPr>
+      <w:r>
+        <w:t>Ch. 3</w:t>
       </w:r>
     </w:p>
     <w:p>
@@ -466,21 +635,15 @@
           <w:ilvl w:val="1"/>
           <w:numId w:val="1"/>
         </w:numPr>
-        <w:spacing w:after="0" w:afterAutospacing="0" w:before="0" w:beforeAutospacing="0" w:lineRule="auto"/>
-        <w:ind w:left="1440" w:hanging="360"/>
-      </w:pPr>
-      <w:r>
-        <w:rPr>
-          <w:rtl w:val="0"/>
-        </w:rPr>
+      </w:pPr>
+      <w:r>
         <w:t xml:space="preserve">Ch. 7 </w:t>
       </w:r>
       <w:r>
         <w:rPr>
-          <w:i w:val="1"/>
-          <w:rtl w:val="0"/>
-        </w:rPr>
-        <w:t xml:space="preserve">(Slide 1-29)</w:t>
+          <w:i/>
+        </w:rPr>
+        <w:t>(Slide 1-29)</w:t>
       </w:r>
     </w:p>
     <w:p>
@@ -489,22 +652,21 @@
           <w:ilvl w:val="1"/>
           <w:numId w:val="1"/>
         </w:numPr>
-        <w:spacing w:after="0" w:afterAutospacing="0" w:before="0" w:beforeAutospacing="0" w:lineRule="auto"/>
-        <w:ind w:left="1440" w:hanging="360"/>
-      </w:pPr>
-      <w:r>
-        <w:rPr>
-          <w:rtl w:val="0"/>
-        </w:rPr>
+      </w:pPr>
+      <w:r>
         <w:t xml:space="preserve">Ch. 9 </w:t>
       </w:r>
       <w:r>
         <w:rPr>
-          <w:i w:val="1"/>
-          <w:rtl w:val="0"/>
-        </w:rPr>
-        <w:t xml:space="preserve">(Slide 1-15)</w:t>
-        <w:br w:type="textWrapping"/>
+          <w:i/>
+        </w:rPr>
+        <w:t>(Slide 1-15)</w:t>
+      </w:r>
+      <w:r>
+        <w:rPr>
+          <w:i/>
+        </w:rPr>
+        <w:br/>
       </w:r>
     </w:p>
     <w:p>
@@ -513,16 +675,18 @@
           <w:ilvl w:val="0"/>
           <w:numId w:val="1"/>
         </w:numPr>
-        <w:spacing w:after="0" w:afterAutospacing="0" w:before="0" w:beforeAutospacing="0" w:lineRule="auto"/>
-        <w:ind w:left="720" w:hanging="360"/>
-      </w:pPr>
-      <w:r>
-        <w:rPr>
-          <w:b w:val="1"/>
-          <w:rtl w:val="0"/>
-        </w:rPr>
-        <w:t xml:space="preserve">Atik Sir</w:t>
-        <w:br w:type="textWrapping"/>
+      </w:pPr>
+      <w:r>
+        <w:rPr>
+          <w:b/>
+        </w:rPr>
+        <w:t>Atik Sir</w:t>
+      </w:r>
+      <w:r>
+        <w:rPr>
+          <w:b/>
+        </w:rPr>
+        <w:br/>
       </w:r>
     </w:p>
     <w:p>
@@ -531,14 +695,9 @@
           <w:ilvl w:val="1"/>
           <w:numId w:val="1"/>
         </w:numPr>
-        <w:spacing w:after="0" w:afterAutospacing="0" w:before="0" w:beforeAutospacing="0" w:lineRule="auto"/>
-        <w:ind w:left="1440" w:hanging="360"/>
-      </w:pPr>
-      <w:r>
-        <w:rPr>
-          <w:rtl w:val="0"/>
-        </w:rPr>
-        <w:t xml:space="preserve">Ch. 4, 5</w:t>
+      </w:pPr>
+      <w:r>
+        <w:t>Ch. 4, 5</w:t>
       </w:r>
     </w:p>
     <w:p>
@@ -547,8 +706,7 @@
           <w:ilvl w:val="1"/>
           <w:numId w:val="1"/>
         </w:numPr>
-        <w:spacing w:after="240" w:before="0" w:beforeAutospacing="0" w:lineRule="auto"/>
-        <w:ind w:left="1440" w:hanging="360"/>
+        <w:spacing w:after="240"/>
         <w:rPr>
           <w:highlight w:val="yellow"/>
         </w:rPr>
@@ -556,9 +714,9 @@
       <w:r>
         <w:rPr>
           <w:highlight w:val="yellow"/>
-          <w:rtl w:val="0"/>
-        </w:rPr>
-        <w:t xml:space="preserve">upcoming…</w:t>
+        </w:rPr>
+        <w:lastRenderedPageBreak/>
+        <w:t>upcoming…</w:t>
       </w:r>
     </w:p>
     <w:p>
@@ -566,25 +724,24 @@
         <w:pStyle w:val="Heading3"/>
         <w:keepNext w:val="0"/>
         <w:keepLines w:val="0"/>
-        <w:spacing w:before="280" w:lineRule="auto"/>
-        <w:rPr>
-          <w:b w:val="1"/>
+        <w:spacing w:before="280"/>
+        <w:rPr>
+          <w:b/>
           <w:color w:val="000000"/>
           <w:sz w:val="26"/>
           <w:szCs w:val="26"/>
         </w:rPr>
       </w:pPr>
-      <w:bookmarkStart w:colFirst="0" w:colLast="0" w:name="_hke67zxg4duz" w:id="4"/>
+      <w:bookmarkStart w:id="4" w:name="_hke67zxg4duz" w:colFirst="0" w:colLast="0"/>
       <w:bookmarkEnd w:id="4"/>
       <w:r>
         <w:rPr>
-          <w:b w:val="1"/>
+          <w:b/>
           <w:color w:val="000000"/>
           <w:sz w:val="26"/>
           <w:szCs w:val="26"/>
-          <w:rtl w:val="0"/>
-        </w:rPr>
-        <w:t xml:space="preserve">4. AI (Artificial Intelligence)</w:t>
+        </w:rPr>
+        <w:t>4. AI (Artificial Intelligence)</w:t>
       </w:r>
     </w:p>
     <w:p>
@@ -592,25 +749,24 @@
         <w:pStyle w:val="Heading4"/>
         <w:keepNext w:val="0"/>
         <w:keepLines w:val="0"/>
-        <w:spacing w:after="40" w:before="240" w:lineRule="auto"/>
-        <w:rPr>
-          <w:b w:val="1"/>
+        <w:spacing w:before="240" w:after="40"/>
+        <w:rPr>
+          <w:b/>
           <w:color w:val="000000"/>
           <w:sz w:val="22"/>
           <w:szCs w:val="22"/>
         </w:rPr>
       </w:pPr>
-      <w:bookmarkStart w:colFirst="0" w:colLast="0" w:name="_42u9njo7p5z7" w:id="5"/>
+      <w:bookmarkStart w:id="5" w:name="_42u9njo7p5z7" w:colFirst="0" w:colLast="0"/>
       <w:bookmarkEnd w:id="5"/>
       <w:r>
         <w:rPr>
-          <w:b w:val="1"/>
+          <w:b/>
           <w:color w:val="000000"/>
           <w:sz w:val="22"/>
           <w:szCs w:val="22"/>
-          <w:rtl w:val="0"/>
-        </w:rPr>
-        <w:t xml:space="preserve">Masud Sir</w:t>
+        </w:rPr>
+        <w:t>Masud Sir</w:t>
       </w:r>
     </w:p>
     <w:p>
@@ -619,16 +775,24 @@
           <w:ilvl w:val="0"/>
           <w:numId w:val="4"/>
         </w:numPr>
-        <w:spacing w:after="0" w:afterAutospacing="0" w:before="240" w:lineRule="auto"/>
-        <w:ind w:left="720" w:hanging="360"/>
-      </w:pPr>
-      <w:r>
-        <w:rPr>
-          <w:b w:val="1"/>
-          <w:rtl w:val="0"/>
-        </w:rPr>
-        <w:t xml:space="preserve">Chapter 02 (Intelligent Agent)</w:t>
-        <w:br w:type="textWrapping"/>
+        <w:spacing w:before="240"/>
+        <w:rPr>
+          <w:strike/>
+        </w:rPr>
+      </w:pPr>
+      <w:r>
+        <w:rPr>
+          <w:b/>
+          <w:strike/>
+        </w:rPr>
+        <w:t>Chapter 02 (Intelligent Agent)</w:t>
+      </w:r>
+      <w:r>
+        <w:rPr>
+          <w:b/>
+          <w:strike/>
+        </w:rPr>
+        <w:br/>
       </w:r>
     </w:p>
     <w:p>
@@ -637,15 +801,21 @@
           <w:ilvl w:val="1"/>
           <w:numId w:val="4"/>
         </w:numPr>
-        <w:spacing w:after="0" w:afterAutospacing="0" w:before="0" w:beforeAutospacing="0" w:lineRule="auto"/>
-        <w:ind w:left="1440" w:hanging="360"/>
-      </w:pPr>
-      <w:r>
-        <w:rPr>
-          <w:rtl w:val="0"/>
-        </w:rPr>
-        <w:t xml:space="preserve">Agents &amp; Environment</w:t>
-        <w:br w:type="textWrapping"/>
+        <w:rPr>
+          <w:strike/>
+        </w:rPr>
+      </w:pPr>
+      <w:r>
+        <w:rPr>
+          <w:strike/>
+        </w:rPr>
+        <w:t>Agents &amp; Environment</w:t>
+      </w:r>
+      <w:r>
+        <w:rPr>
+          <w:strike/>
+        </w:rPr>
+        <w:br/>
       </w:r>
     </w:p>
     <w:p>
@@ -654,15 +824,21 @@
           <w:ilvl w:val="1"/>
           <w:numId w:val="4"/>
         </w:numPr>
-        <w:spacing w:after="0" w:afterAutospacing="0" w:before="0" w:beforeAutospacing="0" w:lineRule="auto"/>
-        <w:ind w:left="1440" w:hanging="360"/>
-      </w:pPr>
-      <w:r>
-        <w:rPr>
-          <w:rtl w:val="0"/>
-        </w:rPr>
-        <w:t xml:space="preserve">Rationality (concept)</w:t>
-        <w:br w:type="textWrapping"/>
+        <w:rPr>
+          <w:strike/>
+        </w:rPr>
+      </w:pPr>
+      <w:r>
+        <w:rPr>
+          <w:strike/>
+        </w:rPr>
+        <w:t>Rationality (concept)</w:t>
+      </w:r>
+      <w:r>
+        <w:rPr>
+          <w:strike/>
+        </w:rPr>
+        <w:br/>
       </w:r>
     </w:p>
     <w:p>
@@ -671,15 +847,21 @@
           <w:ilvl w:val="1"/>
           <w:numId w:val="4"/>
         </w:numPr>
-        <w:spacing w:after="0" w:afterAutospacing="0" w:before="0" w:beforeAutospacing="0" w:lineRule="auto"/>
-        <w:ind w:left="1440" w:hanging="360"/>
-      </w:pPr>
-      <w:r>
-        <w:rPr>
-          <w:rtl w:val="0"/>
-        </w:rPr>
-        <w:t xml:space="preserve">Nature of environments</w:t>
-        <w:br w:type="textWrapping"/>
+        <w:rPr>
+          <w:strike/>
+        </w:rPr>
+      </w:pPr>
+      <w:r>
+        <w:rPr>
+          <w:strike/>
+        </w:rPr>
+        <w:t>Nature of environments</w:t>
+      </w:r>
+      <w:r>
+        <w:rPr>
+          <w:strike/>
+        </w:rPr>
+        <w:br/>
       </w:r>
     </w:p>
     <w:p>
@@ -688,15 +870,15 @@
           <w:ilvl w:val="1"/>
           <w:numId w:val="4"/>
         </w:numPr>
-        <w:spacing w:after="0" w:afterAutospacing="0" w:before="0" w:beforeAutospacing="0" w:lineRule="auto"/>
-        <w:ind w:left="1440" w:hanging="360"/>
-      </w:pPr>
-      <w:r>
-        <w:rPr>
-          <w:rtl w:val="0"/>
-        </w:rPr>
-        <w:t xml:space="preserve">Structure of agents</w:t>
-        <w:br w:type="textWrapping"/>
+      </w:pPr>
+      <w:r>
+        <w:rPr>
+          <w:strike/>
+        </w:rPr>
+        <w:t>Structure of agents</w:t>
+      </w:r>
+      <w:r>
+        <w:br/>
       </w:r>
     </w:p>
     <w:p>
@@ -705,16 +887,18 @@
           <w:ilvl w:val="0"/>
           <w:numId w:val="4"/>
         </w:numPr>
-        <w:spacing w:after="0" w:afterAutospacing="0" w:before="0" w:beforeAutospacing="0" w:lineRule="auto"/>
-        <w:ind w:left="720" w:hanging="360"/>
-      </w:pPr>
-      <w:r>
-        <w:rPr>
-          <w:b w:val="1"/>
-          <w:rtl w:val="0"/>
-        </w:rPr>
-        <w:t xml:space="preserve">Chapter 03 (Solving problems by searching)</w:t>
-        <w:br w:type="textWrapping"/>
+      </w:pPr>
+      <w:r>
+        <w:rPr>
+          <w:b/>
+        </w:rPr>
+        <w:t>Chapter 03 (Solving problems by searching)</w:t>
+      </w:r>
+      <w:r>
+        <w:rPr>
+          <w:b/>
+        </w:rPr>
+        <w:br/>
       </w:r>
     </w:p>
     <w:p>
@@ -723,15 +907,12 @@
           <w:ilvl w:val="1"/>
           <w:numId w:val="4"/>
         </w:numPr>
-        <w:spacing w:after="0" w:afterAutospacing="0" w:before="0" w:beforeAutospacing="0" w:lineRule="auto"/>
-        <w:ind w:left="1440" w:hanging="360"/>
-      </w:pPr>
-      <w:r>
-        <w:rPr>
-          <w:rtl w:val="0"/>
-        </w:rPr>
-        <w:t xml:space="preserve">Problem solving agents</w:t>
-        <w:br w:type="textWrapping"/>
+      </w:pPr>
+      <w:r>
+        <w:t>Problem solving agents</w:t>
+      </w:r>
+      <w:r>
+        <w:br/>
       </w:r>
     </w:p>
     <w:p>
@@ -740,15 +921,12 @@
           <w:ilvl w:val="1"/>
           <w:numId w:val="4"/>
         </w:numPr>
-        <w:spacing w:after="0" w:afterAutospacing="0" w:before="0" w:beforeAutospacing="0" w:lineRule="auto"/>
-        <w:ind w:left="1440" w:hanging="360"/>
-      </w:pPr>
-      <w:r>
-        <w:rPr>
-          <w:rtl w:val="0"/>
-        </w:rPr>
-        <w:t xml:space="preserve">Example problems</w:t>
-        <w:br w:type="textWrapping"/>
+      </w:pPr>
+      <w:r>
+        <w:t>Example problems</w:t>
+      </w:r>
+      <w:r>
+        <w:br/>
       </w:r>
     </w:p>
     <w:p>
@@ -757,22 +935,21 @@
           <w:ilvl w:val="1"/>
           <w:numId w:val="4"/>
         </w:numPr>
-        <w:spacing w:after="0" w:afterAutospacing="0" w:before="0" w:beforeAutospacing="0" w:lineRule="auto"/>
-        <w:ind w:left="1440" w:hanging="360"/>
-      </w:pPr>
-      <w:r>
-        <w:rPr>
-          <w:rtl w:val="0"/>
-        </w:rPr>
+      </w:pPr>
+      <w:r>
         <w:t xml:space="preserve">Searching for solution </w:t>
       </w:r>
       <w:r>
         <w:rPr>
-          <w:i w:val="1"/>
-          <w:rtl w:val="0"/>
-        </w:rPr>
-        <w:t xml:space="preserve">(till page 81)</w:t>
-        <w:br w:type="textWrapping"/>
+          <w:i/>
+        </w:rPr>
+        <w:t>(till page 81)</w:t>
+      </w:r>
+      <w:r>
+        <w:rPr>
+          <w:i/>
+        </w:rPr>
+        <w:br/>
       </w:r>
     </w:p>
     <w:p>
@@ -781,16 +958,21 @@
           <w:ilvl w:val="1"/>
           <w:numId w:val="4"/>
         </w:numPr>
-        <w:spacing w:after="0" w:afterAutospacing="0" w:before="0" w:beforeAutospacing="0" w:lineRule="auto"/>
-        <w:ind w:left="1440" w:hanging="360"/>
-      </w:pPr>
-      <w:r>
-        <w:rPr>
-          <w:b w:val="1"/>
-          <w:rtl w:val="0"/>
-        </w:rPr>
-        <w:t xml:space="preserve">Uninformed search strategies</w:t>
-        <w:br w:type="textWrapping"/>
+        <w:rPr>
+          <w:strike/>
+        </w:rPr>
+      </w:pPr>
+      <w:r>
+        <w:rPr>
+          <w:b/>
+        </w:rPr>
+        <w:t>Uninformed search strategies</w:t>
+      </w:r>
+      <w:r>
+        <w:rPr>
+          <w:b/>
+        </w:rPr>
+        <w:br/>
       </w:r>
     </w:p>
     <w:p>
@@ -799,15 +981,21 @@
           <w:ilvl w:val="2"/>
           <w:numId w:val="4"/>
         </w:numPr>
-        <w:spacing w:after="0" w:afterAutospacing="0" w:before="0" w:beforeAutospacing="0" w:lineRule="auto"/>
-        <w:ind w:left="2160" w:hanging="360"/>
-      </w:pPr>
-      <w:r>
-        <w:rPr>
-          <w:rtl w:val="0"/>
-        </w:rPr>
-        <w:t xml:space="preserve">Breadth-first search</w:t>
-        <w:br w:type="textWrapping"/>
+        <w:rPr>
+          <w:strike/>
+        </w:rPr>
+      </w:pPr>
+      <w:r>
+        <w:rPr>
+          <w:strike/>
+        </w:rPr>
+        <w:t>Breadth-first search</w:t>
+      </w:r>
+      <w:r>
+        <w:rPr>
+          <w:strike/>
+        </w:rPr>
+        <w:br/>
       </w:r>
     </w:p>
     <w:p>
@@ -816,15 +1004,21 @@
           <w:ilvl w:val="2"/>
           <w:numId w:val="4"/>
         </w:numPr>
-        <w:spacing w:after="0" w:afterAutospacing="0" w:before="0" w:beforeAutospacing="0" w:lineRule="auto"/>
-        <w:ind w:left="2160" w:hanging="360"/>
-      </w:pPr>
-      <w:r>
-        <w:rPr>
-          <w:rtl w:val="0"/>
-        </w:rPr>
-        <w:t xml:space="preserve">BFS</w:t>
-        <w:br w:type="textWrapping"/>
+        <w:rPr>
+          <w:strike/>
+        </w:rPr>
+      </w:pPr>
+      <w:r>
+        <w:rPr>
+          <w:strike/>
+        </w:rPr>
+        <w:t>BFS</w:t>
+      </w:r>
+      <w:r>
+        <w:rPr>
+          <w:strike/>
+        </w:rPr>
+        <w:br/>
       </w:r>
     </w:p>
     <w:p>
@@ -833,15 +1027,21 @@
           <w:ilvl w:val="2"/>
           <w:numId w:val="4"/>
         </w:numPr>
-        <w:spacing w:after="0" w:afterAutospacing="0" w:before="0" w:beforeAutospacing="0" w:lineRule="auto"/>
-        <w:ind w:left="2160" w:hanging="360"/>
-      </w:pPr>
-      <w:r>
-        <w:rPr>
-          <w:rtl w:val="0"/>
-        </w:rPr>
-        <w:t xml:space="preserve">Uniform cost search</w:t>
-        <w:br w:type="textWrapping"/>
+        <w:rPr>
+          <w:strike/>
+        </w:rPr>
+      </w:pPr>
+      <w:r>
+        <w:rPr>
+          <w:strike/>
+        </w:rPr>
+        <w:t>Uniform cost search</w:t>
+      </w:r>
+      <w:r>
+        <w:rPr>
+          <w:strike/>
+        </w:rPr>
+        <w:br/>
       </w:r>
     </w:p>
     <w:p>
@@ -850,15 +1050,21 @@
           <w:ilvl w:val="2"/>
           <w:numId w:val="4"/>
         </w:numPr>
-        <w:spacing w:after="0" w:afterAutospacing="0" w:before="0" w:beforeAutospacing="0" w:lineRule="auto"/>
-        <w:ind w:left="2160" w:hanging="360"/>
-      </w:pPr>
-      <w:r>
-        <w:rPr>
-          <w:rtl w:val="0"/>
-        </w:rPr>
-        <w:t xml:space="preserve">DFS</w:t>
-        <w:br w:type="textWrapping"/>
+        <w:rPr>
+          <w:strike/>
+        </w:rPr>
+      </w:pPr>
+      <w:r>
+        <w:rPr>
+          <w:strike/>
+        </w:rPr>
+        <w:t>DFS</w:t>
+      </w:r>
+      <w:r>
+        <w:rPr>
+          <w:strike/>
+        </w:rPr>
+        <w:br/>
       </w:r>
     </w:p>
     <w:p>
@@ -867,15 +1073,21 @@
           <w:ilvl w:val="2"/>
           <w:numId w:val="4"/>
         </w:numPr>
-        <w:spacing w:after="0" w:afterAutospacing="0" w:before="0" w:beforeAutospacing="0" w:lineRule="auto"/>
-        <w:ind w:left="2160" w:hanging="360"/>
-      </w:pPr>
-      <w:r>
-        <w:rPr>
-          <w:rtl w:val="0"/>
-        </w:rPr>
-        <w:t xml:space="preserve">Depth-limited search</w:t>
-        <w:br w:type="textWrapping"/>
+        <w:rPr>
+          <w:strike/>
+        </w:rPr>
+      </w:pPr>
+      <w:r>
+        <w:rPr>
+          <w:strike/>
+        </w:rPr>
+        <w:t>Depth-limited search</w:t>
+      </w:r>
+      <w:r>
+        <w:rPr>
+          <w:strike/>
+        </w:rPr>
+        <w:br/>
       </w:r>
     </w:p>
     <w:p>
@@ -884,15 +1096,21 @@
           <w:ilvl w:val="2"/>
           <w:numId w:val="4"/>
         </w:numPr>
-        <w:spacing w:after="0" w:afterAutospacing="0" w:before="0" w:beforeAutospacing="0" w:lineRule="auto"/>
-        <w:ind w:left="2160" w:hanging="360"/>
-      </w:pPr>
-      <w:r>
-        <w:rPr>
-          <w:rtl w:val="0"/>
-        </w:rPr>
-        <w:t xml:space="preserve">Iterative deepening search</w:t>
-        <w:br w:type="textWrapping"/>
+        <w:rPr>
+          <w:strike/>
+        </w:rPr>
+      </w:pPr>
+      <w:r>
+        <w:rPr>
+          <w:strike/>
+        </w:rPr>
+        <w:t>Iterative deepening search</w:t>
+      </w:r>
+      <w:r>
+        <w:rPr>
+          <w:strike/>
+        </w:rPr>
+        <w:br/>
       </w:r>
     </w:p>
     <w:p>
@@ -901,15 +1119,21 @@
           <w:ilvl w:val="2"/>
           <w:numId w:val="4"/>
         </w:numPr>
-        <w:spacing w:after="0" w:afterAutospacing="0" w:before="0" w:beforeAutospacing="0" w:lineRule="auto"/>
-        <w:ind w:left="2160" w:hanging="360"/>
-      </w:pPr>
-      <w:r>
-        <w:rPr>
-          <w:rtl w:val="0"/>
-        </w:rPr>
-        <w:t xml:space="preserve">Bidirectional search</w:t>
-        <w:br w:type="textWrapping"/>
+        <w:rPr>
+          <w:strike/>
+        </w:rPr>
+      </w:pPr>
+      <w:r>
+        <w:rPr>
+          <w:strike/>
+        </w:rPr>
+        <w:t>Bidirectional search</w:t>
+      </w:r>
+      <w:r>
+        <w:rPr>
+          <w:strike/>
+        </w:rPr>
+        <w:br/>
       </w:r>
     </w:p>
     <w:p>
@@ -918,15 +1142,15 @@
           <w:ilvl w:val="2"/>
           <w:numId w:val="4"/>
         </w:numPr>
-        <w:spacing w:after="0" w:afterAutospacing="0" w:before="0" w:beforeAutospacing="0" w:lineRule="auto"/>
-        <w:ind w:left="2160" w:hanging="360"/>
-      </w:pPr>
-      <w:r>
-        <w:rPr>
-          <w:rtl w:val="0"/>
-        </w:rPr>
-        <w:t xml:space="preserve">Comparing uninformed search algorithms</w:t>
-        <w:br w:type="textWrapping"/>
+      </w:pPr>
+      <w:r>
+        <w:rPr>
+          <w:strike/>
+        </w:rPr>
+        <w:t>Comparing uninformed search algorithms</w:t>
+      </w:r>
+      <w:r>
+        <w:br/>
       </w:r>
     </w:p>
     <w:p>
@@ -935,16 +1159,18 @@
           <w:ilvl w:val="1"/>
           <w:numId w:val="4"/>
         </w:numPr>
-        <w:spacing w:after="0" w:afterAutospacing="0" w:before="0" w:beforeAutospacing="0" w:lineRule="auto"/>
-        <w:ind w:left="1440" w:hanging="360"/>
-      </w:pPr>
-      <w:r>
-        <w:rPr>
-          <w:b w:val="1"/>
-          <w:rtl w:val="0"/>
-        </w:rPr>
-        <w:t xml:space="preserve">Informed search strategies</w:t>
-        <w:br w:type="textWrapping"/>
+      </w:pPr>
+      <w:r>
+        <w:rPr>
+          <w:b/>
+        </w:rPr>
+        <w:t>Informed search strategies</w:t>
+      </w:r>
+      <w:r>
+        <w:rPr>
+          <w:b/>
+        </w:rPr>
+        <w:br/>
       </w:r>
     </w:p>
     <w:p>
@@ -953,15 +1179,22 @@
           <w:ilvl w:val="2"/>
           <w:numId w:val="4"/>
         </w:numPr>
-        <w:spacing w:after="0" w:afterAutospacing="0" w:before="0" w:beforeAutospacing="0" w:lineRule="auto"/>
-        <w:ind w:left="2160" w:hanging="360"/>
-      </w:pPr>
-      <w:r>
-        <w:rPr>
-          <w:rtl w:val="0"/>
-        </w:rPr>
-        <w:t xml:space="preserve">Greedy best-first search</w:t>
-        <w:br w:type="textWrapping"/>
+        <w:rPr>
+          <w:strike/>
+        </w:rPr>
+      </w:pPr>
+      <w:r>
+        <w:rPr>
+          <w:strike/>
+        </w:rPr>
+        <w:lastRenderedPageBreak/>
+        <w:t>Greedy best-first search</w:t>
+      </w:r>
+      <w:r>
+        <w:rPr>
+          <w:strike/>
+        </w:rPr>
+        <w:br/>
       </w:r>
     </w:p>
     <w:p>
@@ -970,15 +1203,21 @@
           <w:ilvl w:val="2"/>
           <w:numId w:val="4"/>
         </w:numPr>
-        <w:spacing w:after="0" w:afterAutospacing="0" w:before="0" w:beforeAutospacing="0" w:lineRule="auto"/>
-        <w:ind w:left="2160" w:hanging="360"/>
-      </w:pPr>
-      <w:r>
-        <w:rPr>
-          <w:rtl w:val="0"/>
-        </w:rPr>
-        <w:t xml:space="preserve">A*</w:t>
-        <w:br w:type="textWrapping"/>
+        <w:rPr>
+          <w:strike/>
+        </w:rPr>
+      </w:pPr>
+      <w:r>
+        <w:rPr>
+          <w:strike/>
+        </w:rPr>
+        <w:t>A*</w:t>
+      </w:r>
+      <w:r>
+        <w:rPr>
+          <w:strike/>
+        </w:rPr>
+        <w:br/>
       </w:r>
     </w:p>
     <w:p>
@@ -987,15 +1226,21 @@
           <w:ilvl w:val="2"/>
           <w:numId w:val="4"/>
         </w:numPr>
-        <w:spacing w:after="0" w:afterAutospacing="0" w:before="0" w:beforeAutospacing="0" w:lineRule="auto"/>
-        <w:ind w:left="2160" w:hanging="360"/>
-      </w:pPr>
-      <w:r>
-        <w:rPr>
-          <w:rtl w:val="0"/>
-        </w:rPr>
-        <w:t xml:space="preserve">Heuristic functions</w:t>
-        <w:br w:type="textWrapping"/>
+        <w:rPr>
+          <w:strike/>
+        </w:rPr>
+      </w:pPr>
+      <w:r>
+        <w:rPr>
+          <w:strike/>
+        </w:rPr>
+        <w:t>Heuristic functions</w:t>
+      </w:r>
+      <w:r>
+        <w:rPr>
+          <w:strike/>
+        </w:rPr>
+        <w:br/>
       </w:r>
     </w:p>
     <w:p>
@@ -1004,15 +1249,15 @@
           <w:ilvl w:val="2"/>
           <w:numId w:val="4"/>
         </w:numPr>
-        <w:spacing w:after="0" w:afterAutospacing="0" w:before="0" w:beforeAutospacing="0" w:lineRule="auto"/>
-        <w:ind w:left="2160" w:hanging="360"/>
-      </w:pPr>
-      <w:r>
-        <w:rPr>
-          <w:rtl w:val="0"/>
-        </w:rPr>
-        <w:t xml:space="preserve">8-puzzle problem</w:t>
-        <w:br w:type="textWrapping"/>
+      </w:pPr>
+      <w:r>
+        <w:rPr>
+          <w:strike/>
+        </w:rPr>
+        <w:t>8-puzzle problem</w:t>
+      </w:r>
+      <w:r>
+        <w:br/>
       </w:r>
     </w:p>
     <w:p>
@@ -1021,16 +1266,18 @@
           <w:ilvl w:val="0"/>
           <w:numId w:val="4"/>
         </w:numPr>
-        <w:spacing w:after="0" w:afterAutospacing="0" w:before="0" w:beforeAutospacing="0" w:lineRule="auto"/>
-        <w:ind w:left="720" w:hanging="360"/>
-      </w:pPr>
-      <w:r>
-        <w:rPr>
-          <w:b w:val="1"/>
-          <w:rtl w:val="0"/>
-        </w:rPr>
-        <w:t xml:space="preserve">Chapter 04 (Local search &amp; optimization problems)</w:t>
-        <w:br w:type="textWrapping"/>
+      </w:pPr>
+      <w:r>
+        <w:rPr>
+          <w:b/>
+        </w:rPr>
+        <w:t>Chapter 04 (Local search &amp; optimization problems)</w:t>
+      </w:r>
+      <w:r>
+        <w:rPr>
+          <w:b/>
+        </w:rPr>
+        <w:br/>
       </w:r>
     </w:p>
     <w:p>
@@ -1039,15 +1286,21 @@
           <w:ilvl w:val="1"/>
           <w:numId w:val="4"/>
         </w:numPr>
-        <w:spacing w:after="0" w:afterAutospacing="0" w:before="0" w:beforeAutospacing="0" w:lineRule="auto"/>
-        <w:ind w:left="1440" w:hanging="360"/>
-      </w:pPr>
-      <w:r>
-        <w:rPr>
-          <w:rtl w:val="0"/>
-        </w:rPr>
-        <w:t xml:space="preserve">Hill climbing search</w:t>
-        <w:br w:type="textWrapping"/>
+        <w:rPr>
+          <w:strike/>
+        </w:rPr>
+      </w:pPr>
+      <w:r>
+        <w:rPr>
+          <w:strike/>
+        </w:rPr>
+        <w:t>Hill climbing search</w:t>
+      </w:r>
+      <w:r>
+        <w:rPr>
+          <w:strike/>
+        </w:rPr>
+        <w:br/>
       </w:r>
     </w:p>
     <w:p>
@@ -1056,15 +1309,21 @@
           <w:ilvl w:val="1"/>
           <w:numId w:val="4"/>
         </w:numPr>
-        <w:spacing w:after="0" w:afterAutospacing="0" w:before="0" w:beforeAutospacing="0" w:lineRule="auto"/>
-        <w:ind w:left="1440" w:hanging="360"/>
-      </w:pPr>
-      <w:r>
-        <w:rPr>
-          <w:rtl w:val="0"/>
-        </w:rPr>
-        <w:t xml:space="preserve">Simulated annealing</w:t>
-        <w:br w:type="textWrapping"/>
+        <w:rPr>
+          <w:strike/>
+        </w:rPr>
+      </w:pPr>
+      <w:r>
+        <w:rPr>
+          <w:strike/>
+        </w:rPr>
+        <w:t>Simulated annealing</w:t>
+      </w:r>
+      <w:r>
+        <w:rPr>
+          <w:strike/>
+        </w:rPr>
+        <w:br/>
       </w:r>
     </w:p>
     <w:p>
@@ -1073,15 +1332,21 @@
           <w:ilvl w:val="1"/>
           <w:numId w:val="4"/>
         </w:numPr>
-        <w:spacing w:after="0" w:afterAutospacing="0" w:before="0" w:beforeAutospacing="0" w:lineRule="auto"/>
-        <w:ind w:left="1440" w:hanging="360"/>
-      </w:pPr>
-      <w:r>
-        <w:rPr>
-          <w:rtl w:val="0"/>
-        </w:rPr>
-        <w:t xml:space="preserve">Local beam search</w:t>
-        <w:br w:type="textWrapping"/>
+        <w:rPr>
+          <w:strike/>
+        </w:rPr>
+      </w:pPr>
+      <w:r>
+        <w:rPr>
+          <w:strike/>
+        </w:rPr>
+        <w:t>Local beam search</w:t>
+      </w:r>
+      <w:r>
+        <w:rPr>
+          <w:strike/>
+        </w:rPr>
+        <w:br/>
       </w:r>
     </w:p>
     <w:p>
@@ -1090,15 +1355,15 @@
           <w:ilvl w:val="1"/>
           <w:numId w:val="4"/>
         </w:numPr>
-        <w:spacing w:after="0" w:afterAutospacing="0" w:before="0" w:beforeAutospacing="0" w:lineRule="auto"/>
-        <w:ind w:left="1440" w:hanging="360"/>
-      </w:pPr>
-      <w:r>
-        <w:rPr>
-          <w:rtl w:val="0"/>
-        </w:rPr>
-        <w:t xml:space="preserve">Genetic / Evolutionary algorithm</w:t>
-        <w:br w:type="textWrapping"/>
+      </w:pPr>
+      <w:r>
+        <w:rPr>
+          <w:strike/>
+        </w:rPr>
+        <w:t>Genetic / Evolutionary algorithm</w:t>
+      </w:r>
+      <w:r>
+        <w:br/>
       </w:r>
     </w:p>
     <w:p>
@@ -1107,16 +1372,18 @@
           <w:ilvl w:val="0"/>
           <w:numId w:val="4"/>
         </w:numPr>
-        <w:spacing w:after="0" w:afterAutospacing="0" w:before="0" w:beforeAutospacing="0" w:lineRule="auto"/>
-        <w:ind w:left="720" w:hanging="360"/>
-      </w:pPr>
-      <w:r>
-        <w:rPr>
-          <w:b w:val="1"/>
-          <w:rtl w:val="0"/>
-        </w:rPr>
-        <w:t xml:space="preserve">Chapter 13 (Quantifying uncertainty)</w:t>
-        <w:br w:type="textWrapping"/>
+      </w:pPr>
+      <w:r>
+        <w:rPr>
+          <w:b/>
+        </w:rPr>
+        <w:t>Chapter 13 (Quantifying uncertainty)</w:t>
+      </w:r>
+      <w:r>
+        <w:rPr>
+          <w:b/>
+        </w:rPr>
+        <w:br/>
       </w:r>
     </w:p>
     <w:p>
@@ -1125,15 +1392,12 @@
           <w:ilvl w:val="1"/>
           <w:numId w:val="4"/>
         </w:numPr>
-        <w:spacing w:after="0" w:afterAutospacing="0" w:before="0" w:beforeAutospacing="0" w:lineRule="auto"/>
-        <w:ind w:left="1440" w:hanging="360"/>
-      </w:pPr>
-      <w:r>
-        <w:rPr>
-          <w:rtl w:val="0"/>
-        </w:rPr>
-        <w:t xml:space="preserve">13.1 Self study</w:t>
-        <w:br w:type="textWrapping"/>
+      </w:pPr>
+      <w:r>
+        <w:t>13.1 Self study</w:t>
+      </w:r>
+      <w:r>
+        <w:br/>
       </w:r>
     </w:p>
     <w:p>
@@ -1142,15 +1406,12 @@
           <w:ilvl w:val="1"/>
           <w:numId w:val="4"/>
         </w:numPr>
-        <w:spacing w:after="0" w:afterAutospacing="0" w:before="0" w:beforeAutospacing="0" w:lineRule="auto"/>
-        <w:ind w:left="1440" w:hanging="360"/>
-      </w:pPr>
-      <w:r>
-        <w:rPr>
-          <w:rtl w:val="0"/>
-        </w:rPr>
-        <w:t xml:space="preserve">13.2 - 13.5</w:t>
-        <w:br w:type="textWrapping"/>
+      </w:pPr>
+      <w:r>
+        <w:t>13.2 - 13.5</w:t>
+      </w:r>
+      <w:r>
+        <w:br/>
       </w:r>
     </w:p>
     <w:p>
@@ -1159,16 +1420,18 @@
           <w:ilvl w:val="0"/>
           <w:numId w:val="4"/>
         </w:numPr>
-        <w:spacing w:after="0" w:afterAutospacing="0" w:before="0" w:beforeAutospacing="0" w:lineRule="auto"/>
-        <w:ind w:left="720" w:hanging="360"/>
-      </w:pPr>
-      <w:r>
-        <w:rPr>
-          <w:b w:val="1"/>
-          <w:rtl w:val="0"/>
-        </w:rPr>
-        <w:t xml:space="preserve">Chapter 18 (Learning from examples)</w:t>
-        <w:br w:type="textWrapping"/>
+      </w:pPr>
+      <w:r>
+        <w:rPr>
+          <w:b/>
+        </w:rPr>
+        <w:t>Chapter 18 (Learning from examples)</w:t>
+      </w:r>
+      <w:r>
+        <w:rPr>
+          <w:b/>
+        </w:rPr>
+        <w:br/>
       </w:r>
     </w:p>
     <w:p>
@@ -1177,20 +1440,13 @@
           <w:ilvl w:val="1"/>
           <w:numId w:val="4"/>
         </w:numPr>
-        <w:spacing w:after="240" w:before="0" w:beforeAutospacing="0" w:lineRule="auto"/>
-        <w:ind w:left="1440" w:hanging="360"/>
-      </w:pPr>
-      <w:r>
-        <w:rPr>
-          <w:rtl w:val="0"/>
-        </w:rPr>
-        <w:t xml:space="preserve">18.1-18.7.4 (18.5 skipped)</w:t>
-        <w:br w:type="textWrapping"/>
-      </w:r>
-      <w:r>
-        <w:rPr>
-          <w:rtl w:val="0"/>
-        </w:rPr>
+        <w:spacing w:after="240"/>
+      </w:pPr>
+      <w:r>
+        <w:t>18.1-18.7.4 (18.5 skipped)</w:t>
+      </w:r>
+      <w:r>
+        <w:br/>
       </w:r>
     </w:p>
     <w:p>
@@ -1198,25 +1454,29 @@
         <w:pStyle w:val="Heading4"/>
         <w:keepNext w:val="0"/>
         <w:keepLines w:val="0"/>
-        <w:spacing w:after="40" w:before="240" w:lineRule="auto"/>
-        <w:rPr/>
-      </w:pPr>
-      <w:bookmarkStart w:colFirst="0" w:colLast="0" w:name="_14ez5b1p2kc" w:id="6"/>
+        <w:spacing w:before="240" w:after="40"/>
+      </w:pPr>
+      <w:bookmarkStart w:id="6" w:name="_14ez5b1p2kc" w:colFirst="0" w:colLast="0"/>
       <w:bookmarkEnd w:id="6"/>
-      <w:r>
-        <w:rPr>
-          <w:b w:val="1"/>
+      <w:proofErr w:type="spellStart"/>
+      <w:r>
+        <w:rPr>
+          <w:b/>
           <w:color w:val="000000"/>
           <w:sz w:val="22"/>
           <w:szCs w:val="22"/>
-          <w:rtl w:val="0"/>
-        </w:rPr>
-        <w:t xml:space="preserve">Mahabub Sir</w:t>
-      </w:r>
-      <w:r>
-        <w:rPr>
-          <w:rtl w:val="0"/>
-        </w:rPr>
+        </w:rPr>
+        <w:t>Mahabub</w:t>
+      </w:r>
+      <w:proofErr w:type="spellEnd"/>
+      <w:r>
+        <w:rPr>
+          <w:b/>
+          <w:color w:val="000000"/>
+          <w:sz w:val="22"/>
+          <w:szCs w:val="22"/>
+        </w:rPr>
+        <w:t xml:space="preserve"> Sir</w:t>
       </w:r>
     </w:p>
     <w:p>
@@ -1225,14 +1485,10 @@
           <w:ilvl w:val="0"/>
           <w:numId w:val="7"/>
         </w:numPr>
-        <w:spacing w:after="240" w:before="240" w:lineRule="auto"/>
-        <w:ind w:left="720" w:hanging="360"/>
-      </w:pPr>
-      <w:r>
-        <w:rPr>
-          <w:rtl w:val="0"/>
-        </w:rPr>
-        <w:t xml:space="preserve">Chapter 1, 2</w:t>
+        <w:spacing w:before="240" w:after="240"/>
+      </w:pPr>
+      <w:r>
+        <w:t>Chapter 1, 2</w:t>
       </w:r>
     </w:p>
     <w:p>
@@ -1240,54 +1496,79 @@
         <w:pStyle w:val="Heading4"/>
         <w:keepNext w:val="0"/>
         <w:keepLines w:val="0"/>
-        <w:spacing w:after="40" w:before="240" w:lineRule="auto"/>
-        <w:rPr>
-          <w:b w:val="1"/>
+        <w:spacing w:before="240" w:after="40"/>
+        <w:rPr>
+          <w:b/>
           <w:color w:val="000000"/>
           <w:sz w:val="22"/>
           <w:szCs w:val="22"/>
         </w:rPr>
       </w:pPr>
-      <w:bookmarkStart w:colFirst="0" w:colLast="0" w:name="_wcsfe1kl9941" w:id="7"/>
+      <w:bookmarkStart w:id="7" w:name="_wcsfe1kl9941" w:colFirst="0" w:colLast="0"/>
       <w:bookmarkEnd w:id="7"/>
-      <w:r>
-        <w:rPr>
-          <w:b w:val="1"/>
+      <w:proofErr w:type="spellStart"/>
+      <w:r>
+        <w:rPr>
+          <w:b/>
           <w:color w:val="000000"/>
           <w:sz w:val="22"/>
           <w:szCs w:val="22"/>
-          <w:rtl w:val="0"/>
-        </w:rPr>
-        <w:t xml:space="preserve">Tpointtech Topics( </w:t>
-      </w:r>
-      <w:hyperlink r:id="rId6">
+        </w:rPr>
+        <w:t>Tpointtech</w:t>
+      </w:r>
+      <w:proofErr w:type="spellEnd"/>
+      <w:r>
+        <w:rPr>
+          <w:b/>
+          <w:color w:val="000000"/>
+          <w:sz w:val="22"/>
+          <w:szCs w:val="22"/>
+        </w:rPr>
+        <w:t xml:space="preserve"> Topics( </w:t>
+      </w:r>
+      <w:hyperlink r:id="rId5">
         <w:r>
           <w:rPr>
-            <w:b w:val="1"/>
-            <w:color w:val="1155cc"/>
+            <w:b/>
+            <w:color w:val="1155CC"/>
             <w:sz w:val="22"/>
             <w:szCs w:val="22"/>
             <w:u w:val="single"/>
-            <w:rtl w:val="0"/>
           </w:rPr>
-          <w:t xml:space="preserve">Artificial Intelligence (AI) - Tpoint Tech</w:t>
+          <w:t xml:space="preserve">Artificial Intelligence (AI) - </w:t>
+        </w:r>
+        <w:proofErr w:type="spellStart"/>
+        <w:r>
+          <w:rPr>
+            <w:b/>
+            <w:color w:val="1155CC"/>
+            <w:sz w:val="22"/>
+            <w:szCs w:val="22"/>
+            <w:u w:val="single"/>
+          </w:rPr>
+          <w:t>Tpoint</w:t>
+        </w:r>
+        <w:proofErr w:type="spellEnd"/>
+        <w:r>
+          <w:rPr>
+            <w:b/>
+            <w:color w:val="1155CC"/>
+            <w:sz w:val="22"/>
+            <w:szCs w:val="22"/>
+            <w:u w:val="single"/>
+          </w:rPr>
+          <w:t xml:space="preserve"> Tech</w:t>
         </w:r>
       </w:hyperlink>
       <w:r>
         <w:rPr>
-          <w:b w:val="1"/>
+          <w:b/>
           <w:color w:val="000000"/>
           <w:sz w:val="22"/>
           <w:szCs w:val="22"/>
-          <w:rtl w:val="0"/>
         </w:rPr>
         <w:t xml:space="preserve"> )</w:t>
       </w:r>
-      <w:r>
-        <w:rPr>
-          <w:rtl w:val="0"/>
-        </w:rPr>
-      </w:r>
     </w:p>
     <w:p>
       <w:pPr>
@@ -1295,15 +1576,13 @@
           <w:ilvl w:val="0"/>
           <w:numId w:val="3"/>
         </w:numPr>
-        <w:spacing w:after="0" w:afterAutospacing="0" w:before="240" w:lineRule="auto"/>
-        <w:ind w:left="720" w:hanging="360"/>
-      </w:pPr>
-      <w:r>
-        <w:rPr>
-          <w:rtl w:val="0"/>
-        </w:rPr>
-        <w:t xml:space="preserve">Knowledge-Based Agent in Artificial Intelligence</w:t>
-        <w:br w:type="textWrapping"/>
+        <w:spacing w:before="240"/>
+      </w:pPr>
+      <w:r>
+        <w:t>Knowledge-Based Agent in Artificial Intelligence</w:t>
+      </w:r>
+      <w:r>
+        <w:br/>
       </w:r>
     </w:p>
     <w:p>
@@ -1312,15 +1591,12 @@
           <w:ilvl w:val="0"/>
           <w:numId w:val="3"/>
         </w:numPr>
-        <w:spacing w:after="0" w:afterAutospacing="0" w:before="0" w:beforeAutospacing="0" w:lineRule="auto"/>
-        <w:ind w:left="720" w:hanging="360"/>
-      </w:pPr>
-      <w:r>
-        <w:rPr>
-          <w:rtl w:val="0"/>
-        </w:rPr>
-        <w:t xml:space="preserve">Knowledge Representation in AI</w:t>
-        <w:br w:type="textWrapping"/>
+      </w:pPr>
+      <w:r>
+        <w:t>Knowledge Representation in AI</w:t>
+      </w:r>
+      <w:r>
+        <w:br/>
       </w:r>
     </w:p>
     <w:p>
@@ -1329,15 +1605,12 @@
           <w:ilvl w:val="0"/>
           <w:numId w:val="3"/>
         </w:numPr>
-        <w:spacing w:after="0" w:afterAutospacing="0" w:before="0" w:beforeAutospacing="0" w:lineRule="auto"/>
-        <w:ind w:left="720" w:hanging="360"/>
-      </w:pPr>
-      <w:r>
-        <w:rPr>
-          <w:rtl w:val="0"/>
-        </w:rPr>
-        <w:t xml:space="preserve">Techniques of Knowledge Representation</w:t>
-        <w:br w:type="textWrapping"/>
+      </w:pPr>
+      <w:r>
+        <w:t>Techniques of Knowledge Representation</w:t>
+      </w:r>
+      <w:r>
+        <w:br/>
       </w:r>
     </w:p>
     <w:p>
@@ -1346,15 +1619,12 @@
           <w:ilvl w:val="0"/>
           <w:numId w:val="3"/>
         </w:numPr>
-        <w:spacing w:after="0" w:afterAutospacing="0" w:before="0" w:beforeAutospacing="0" w:lineRule="auto"/>
-        <w:ind w:left="720" w:hanging="360"/>
-      </w:pPr>
-      <w:r>
-        <w:rPr>
-          <w:rtl w:val="0"/>
-        </w:rPr>
-        <w:t xml:space="preserve">Propositional Logic</w:t>
-        <w:br w:type="textWrapping"/>
+      </w:pPr>
+      <w:r>
+        <w:t>Propositional Logic</w:t>
+      </w:r>
+      <w:r>
+        <w:br/>
       </w:r>
     </w:p>
     <w:p>
@@ -1363,15 +1633,12 @@
           <w:ilvl w:val="0"/>
           <w:numId w:val="3"/>
         </w:numPr>
-        <w:spacing w:after="0" w:afterAutospacing="0" w:before="0" w:beforeAutospacing="0" w:lineRule="auto"/>
-        <w:ind w:left="720" w:hanging="360"/>
-      </w:pPr>
-      <w:r>
-        <w:rPr>
-          <w:rtl w:val="0"/>
-        </w:rPr>
-        <w:t xml:space="preserve">Rules of Inference</w:t>
-        <w:br w:type="textWrapping"/>
+      </w:pPr>
+      <w:r>
+        <w:t>Rules of Inference</w:t>
+      </w:r>
+      <w:r>
+        <w:br/>
       </w:r>
     </w:p>
     <w:p>
@@ -1380,15 +1647,13 @@
           <w:ilvl w:val="0"/>
           <w:numId w:val="3"/>
         </w:numPr>
-        <w:spacing w:after="0" w:afterAutospacing="0" w:before="0" w:beforeAutospacing="0" w:lineRule="auto"/>
-        <w:ind w:left="720" w:hanging="360"/>
-      </w:pPr>
-      <w:r>
-        <w:rPr>
-          <w:rtl w:val="0"/>
-        </w:rPr>
-        <w:t xml:space="preserve">The Wumpus World</w:t>
-        <w:br w:type="textWrapping"/>
+      </w:pPr>
+      <w:r>
+        <w:lastRenderedPageBreak/>
+        <w:t>The Wumpus World</w:t>
+      </w:r>
+      <w:r>
+        <w:br/>
       </w:r>
     </w:p>
     <w:p>
@@ -1397,15 +1662,12 @@
           <w:ilvl w:val="0"/>
           <w:numId w:val="3"/>
         </w:numPr>
-        <w:spacing w:after="0" w:afterAutospacing="0" w:before="0" w:beforeAutospacing="0" w:lineRule="auto"/>
-        <w:ind w:left="720" w:hanging="360"/>
-      </w:pPr>
-      <w:r>
-        <w:rPr>
-          <w:rtl w:val="0"/>
-        </w:rPr>
-        <w:t xml:space="preserve">Knowledge Base for the Wumpus World</w:t>
-        <w:br w:type="textWrapping"/>
+      </w:pPr>
+      <w:r>
+        <w:t>Knowledge Base for the Wumpus World</w:t>
+      </w:r>
+      <w:r>
+        <w:br/>
       </w:r>
     </w:p>
     <w:p>
@@ -1414,15 +1676,12 @@
           <w:ilvl w:val="0"/>
           <w:numId w:val="3"/>
         </w:numPr>
-        <w:spacing w:after="0" w:afterAutospacing="0" w:before="0" w:beforeAutospacing="0" w:lineRule="auto"/>
-        <w:ind w:left="720" w:hanging="360"/>
-      </w:pPr>
-      <w:r>
-        <w:rPr>
-          <w:rtl w:val="0"/>
-        </w:rPr>
-        <w:t xml:space="preserve">First-Order Logic</w:t>
-        <w:br w:type="textWrapping"/>
+      </w:pPr>
+      <w:r>
+        <w:t>First-Order Logic</w:t>
+      </w:r>
+      <w:r>
+        <w:br/>
       </w:r>
     </w:p>
     <w:p>
@@ -1431,15 +1690,12 @@
           <w:ilvl w:val="0"/>
           <w:numId w:val="3"/>
         </w:numPr>
-        <w:spacing w:after="0" w:afterAutospacing="0" w:before="0" w:beforeAutospacing="0" w:lineRule="auto"/>
-        <w:ind w:left="720" w:hanging="360"/>
-      </w:pPr>
-      <w:r>
-        <w:rPr>
-          <w:rtl w:val="0"/>
-        </w:rPr>
-        <w:t xml:space="preserve">Knowledge Engineering in First-Order Logic</w:t>
-        <w:br w:type="textWrapping"/>
+      </w:pPr>
+      <w:r>
+        <w:t>Knowledge Engineering in First-Order Logic</w:t>
+      </w:r>
+      <w:r>
+        <w:br/>
       </w:r>
     </w:p>
     <w:p>
@@ -1448,15 +1704,13 @@
           <w:ilvl w:val="0"/>
           <w:numId w:val="3"/>
         </w:numPr>
-        <w:spacing w:after="240" w:before="0" w:beforeAutospacing="0" w:lineRule="auto"/>
-        <w:ind w:left="720" w:hanging="360"/>
-      </w:pPr>
-      <w:r>
-        <w:rPr>
-          <w:rtl w:val="0"/>
-        </w:rPr>
-        <w:t xml:space="preserve">Inference in First-Order Logic</w:t>
-        <w:br w:type="textWrapping"/>
+        <w:spacing w:after="240"/>
+      </w:pPr>
+      <w:r>
+        <w:t>Inference in First-Order Logic</w:t>
+      </w:r>
+      <w:r>
+        <w:br/>
       </w:r>
     </w:p>
     <w:p>
@@ -1464,25 +1718,24 @@
         <w:pStyle w:val="Heading4"/>
         <w:keepNext w:val="0"/>
         <w:keepLines w:val="0"/>
-        <w:spacing w:after="40" w:before="240" w:lineRule="auto"/>
-        <w:rPr>
-          <w:b w:val="1"/>
+        <w:spacing w:before="240" w:after="40"/>
+        <w:rPr>
+          <w:b/>
           <w:color w:val="000000"/>
           <w:sz w:val="22"/>
           <w:szCs w:val="22"/>
         </w:rPr>
       </w:pPr>
-      <w:bookmarkStart w:colFirst="0" w:colLast="0" w:name="_js2ep7cmnbc1" w:id="8"/>
+      <w:bookmarkStart w:id="8" w:name="_js2ep7cmnbc1" w:colFirst="0" w:colLast="0"/>
       <w:bookmarkEnd w:id="8"/>
       <w:r>
         <w:rPr>
-          <w:b w:val="1"/>
+          <w:b/>
           <w:color w:val="000000"/>
           <w:sz w:val="22"/>
           <w:szCs w:val="22"/>
-          <w:rtl w:val="0"/>
-        </w:rPr>
-        <w:t xml:space="preserve">Other AI Topics</w:t>
+        </w:rPr>
+        <w:t>Other AI Topics</w:t>
       </w:r>
     </w:p>
     <w:p>
@@ -1491,22 +1744,22 @@
           <w:ilvl w:val="0"/>
           <w:numId w:val="2"/>
         </w:numPr>
-        <w:spacing w:after="0" w:afterAutospacing="0" w:before="240" w:lineRule="auto"/>
-        <w:ind w:left="720" w:hanging="360"/>
-      </w:pPr>
-      <w:r>
-        <w:rPr>
-          <w:rtl w:val="0"/>
-        </w:rPr>
+        <w:spacing w:before="240"/>
+      </w:pPr>
+      <w:r>
         <w:t xml:space="preserve">Neural Network </w:t>
       </w:r>
       <w:r>
         <w:rPr>
-          <w:i w:val="1"/>
-          <w:rtl w:val="0"/>
-        </w:rPr>
-        <w:t xml:space="preserve">(Slides: Ch 1, Ch 2)</w:t>
-        <w:br w:type="textWrapping"/>
+          <w:i/>
+        </w:rPr>
+        <w:t>(Slides: Ch 1, Ch 2)</w:t>
+      </w:r>
+      <w:r>
+        <w:rPr>
+          <w:i/>
+        </w:rPr>
+        <w:br/>
       </w:r>
     </w:p>
     <w:p>
@@ -1515,15 +1768,12 @@
           <w:ilvl w:val="1"/>
           <w:numId w:val="2"/>
         </w:numPr>
-        <w:spacing w:after="0" w:afterAutospacing="0" w:before="0" w:beforeAutospacing="0" w:lineRule="auto"/>
-        <w:ind w:left="1440" w:hanging="360"/>
-      </w:pPr>
-      <w:r>
-        <w:rPr>
-          <w:rtl w:val="0"/>
-        </w:rPr>
-        <w:t xml:space="preserve">Lecture 5 Logic</w:t>
-        <w:br w:type="textWrapping"/>
+      </w:pPr>
+      <w:r>
+        <w:t>Lecture 5 Logic</w:t>
+      </w:r>
+      <w:r>
+        <w:br/>
       </w:r>
     </w:p>
     <w:p>
@@ -1532,15 +1782,12 @@
           <w:ilvl w:val="1"/>
           <w:numId w:val="2"/>
         </w:numPr>
-        <w:spacing w:after="0" w:afterAutospacing="0" w:before="0" w:beforeAutospacing="0" w:lineRule="auto"/>
-        <w:ind w:left="1440" w:hanging="360"/>
-      </w:pPr>
-      <w:r>
-        <w:rPr>
-          <w:rtl w:val="0"/>
-        </w:rPr>
-        <w:t xml:space="preserve">Activation Function</w:t>
-        <w:br w:type="textWrapping"/>
+      </w:pPr>
+      <w:r>
+        <w:t>Activation Function</w:t>
+      </w:r>
+      <w:r>
+        <w:br/>
       </w:r>
     </w:p>
     <w:p>
@@ -1549,15 +1796,12 @@
           <w:ilvl w:val="1"/>
           <w:numId w:val="2"/>
         </w:numPr>
-        <w:spacing w:after="0" w:afterAutospacing="0" w:before="0" w:beforeAutospacing="0" w:lineRule="auto"/>
-        <w:ind w:left="1440" w:hanging="360"/>
-      </w:pPr>
-      <w:r>
-        <w:rPr>
-          <w:rtl w:val="0"/>
-        </w:rPr>
-        <w:t xml:space="preserve">Propagation</w:t>
-        <w:br w:type="textWrapping"/>
+      </w:pPr>
+      <w:r>
+        <w:t>Propagation</w:t>
+      </w:r>
+      <w:r>
+        <w:br/>
       </w:r>
     </w:p>
     <w:p>
@@ -1566,15 +1810,12 @@
           <w:ilvl w:val="1"/>
           <w:numId w:val="2"/>
         </w:numPr>
-        <w:spacing w:after="0" w:afterAutospacing="0" w:before="0" w:beforeAutospacing="0" w:lineRule="auto"/>
-        <w:ind w:left="1440" w:hanging="360"/>
-      </w:pPr>
-      <w:r>
-        <w:rPr>
-          <w:rtl w:val="0"/>
-        </w:rPr>
-        <w:t xml:space="preserve">Lecture 1 Uncertainty</w:t>
-        <w:br w:type="textWrapping"/>
+      </w:pPr>
+      <w:r>
+        <w:t>Lecture 1 Uncertainty</w:t>
+      </w:r>
+      <w:r>
+        <w:br/>
       </w:r>
     </w:p>
     <w:p>
@@ -1583,15 +1824,13 @@
           <w:ilvl w:val="0"/>
           <w:numId w:val="2"/>
         </w:numPr>
-        <w:spacing w:after="240" w:before="0" w:beforeAutospacing="0" w:lineRule="auto"/>
-        <w:ind w:left="720" w:hanging="360"/>
-      </w:pPr>
-      <w:r>
-        <w:rPr>
-          <w:rtl w:val="0"/>
-        </w:rPr>
-        <w:t xml:space="preserve">Robotics Notes</w:t>
-        <w:br w:type="textWrapping"/>
+        <w:spacing w:after="240"/>
+      </w:pPr>
+      <w:r>
+        <w:t>Robotics Notes</w:t>
+      </w:r>
+      <w:r>
+        <w:br/>
       </w:r>
     </w:p>
     <w:p>
@@ -1599,25 +1838,24 @@
         <w:pStyle w:val="Heading3"/>
         <w:keepNext w:val="0"/>
         <w:keepLines w:val="0"/>
-        <w:spacing w:before="280" w:lineRule="auto"/>
-        <w:rPr>
-          <w:b w:val="1"/>
+        <w:spacing w:before="280"/>
+        <w:rPr>
+          <w:b/>
           <w:color w:val="000000"/>
           <w:sz w:val="26"/>
           <w:szCs w:val="26"/>
         </w:rPr>
       </w:pPr>
-      <w:bookmarkStart w:colFirst="0" w:colLast="0" w:name="_jh0uqfusku5n" w:id="9"/>
+      <w:bookmarkStart w:id="9" w:name="_jh0uqfusku5n" w:colFirst="0" w:colLast="0"/>
       <w:bookmarkEnd w:id="9"/>
       <w:r>
         <w:rPr>
-          <w:b w:val="1"/>
+          <w:b/>
           <w:color w:val="000000"/>
           <w:sz w:val="26"/>
           <w:szCs w:val="26"/>
-          <w:rtl w:val="0"/>
-        </w:rPr>
-        <w:t xml:space="preserve">5. Numerical Methods</w:t>
+        </w:rPr>
+        <w:t>5. Numerical Methods</w:t>
       </w:r>
     </w:p>
     <w:p>
@@ -1626,15 +1864,13 @@
           <w:ilvl w:val="0"/>
           <w:numId w:val="6"/>
         </w:numPr>
-        <w:spacing w:after="0" w:afterAutospacing="0" w:before="240" w:lineRule="auto"/>
-        <w:ind w:left="720" w:hanging="360"/>
-      </w:pPr>
-      <w:r>
-        <w:rPr>
-          <w:rtl w:val="0"/>
-        </w:rPr>
-        <w:t xml:space="preserve">Cramer's Rule</w:t>
-        <w:br w:type="textWrapping"/>
+        <w:spacing w:before="240"/>
+      </w:pPr>
+      <w:r>
+        <w:t>Cramer's Rule</w:t>
+      </w:r>
+      <w:r>
+        <w:br/>
       </w:r>
     </w:p>
     <w:p>
@@ -1643,15 +1879,21 @@
           <w:ilvl w:val="0"/>
           <w:numId w:val="6"/>
         </w:numPr>
-        <w:spacing w:after="0" w:afterAutospacing="0" w:before="0" w:beforeAutospacing="0" w:lineRule="auto"/>
-        <w:ind w:left="720" w:hanging="360"/>
-      </w:pPr>
-      <w:r>
-        <w:rPr>
-          <w:rtl w:val="0"/>
-        </w:rPr>
-        <w:t xml:space="preserve">Iteration Method</w:t>
-        <w:br w:type="textWrapping"/>
+        <w:rPr>
+          <w:strike/>
+        </w:rPr>
+      </w:pPr>
+      <w:r>
+        <w:rPr>
+          <w:strike/>
+        </w:rPr>
+        <w:t>Iteration Method</w:t>
+      </w:r>
+      <w:r>
+        <w:rPr>
+          <w:strike/>
+        </w:rPr>
+        <w:br/>
       </w:r>
     </w:p>
     <w:p>
@@ -1660,15 +1902,21 @@
           <w:ilvl w:val="0"/>
           <w:numId w:val="6"/>
         </w:numPr>
-        <w:spacing w:after="0" w:afterAutospacing="0" w:before="0" w:beforeAutospacing="0" w:lineRule="auto"/>
-        <w:ind w:left="720" w:hanging="360"/>
-      </w:pPr>
-      <w:r>
-        <w:rPr>
-          <w:rtl w:val="0"/>
-        </w:rPr>
-        <w:t xml:space="preserve">Bisection Method</w:t>
-        <w:br w:type="textWrapping"/>
+        <w:rPr>
+          <w:strike/>
+        </w:rPr>
+      </w:pPr>
+      <w:r>
+        <w:rPr>
+          <w:strike/>
+        </w:rPr>
+        <w:t>Bisection Method</w:t>
+      </w:r>
+      <w:r>
+        <w:rPr>
+          <w:strike/>
+        </w:rPr>
+        <w:br/>
       </w:r>
     </w:p>
     <w:p>
@@ -1677,15 +1925,35 @@
           <w:ilvl w:val="0"/>
           <w:numId w:val="6"/>
         </w:numPr>
-        <w:spacing w:after="0" w:afterAutospacing="0" w:before="0" w:beforeAutospacing="0" w:lineRule="auto"/>
-        <w:ind w:left="720" w:hanging="360"/>
-      </w:pPr>
-      <w:r>
-        <w:rPr>
-          <w:rtl w:val="0"/>
-        </w:rPr>
-        <w:t xml:space="preserve">False Position Method (Regula Falsi)</w:t>
-        <w:br w:type="textWrapping"/>
+        <w:rPr>
+          <w:strike/>
+        </w:rPr>
+      </w:pPr>
+      <w:r>
+        <w:rPr>
+          <w:strike/>
+        </w:rPr>
+        <w:t xml:space="preserve">False Position Method (Regula </w:t>
+      </w:r>
+      <w:proofErr w:type="spellStart"/>
+      <w:r>
+        <w:rPr>
+          <w:strike/>
+        </w:rPr>
+        <w:t>Falsi</w:t>
+      </w:r>
+      <w:proofErr w:type="spellEnd"/>
+      <w:r>
+        <w:rPr>
+          <w:strike/>
+        </w:rPr>
+        <w:t>)</w:t>
+      </w:r>
+      <w:r>
+        <w:rPr>
+          <w:strike/>
+        </w:rPr>
+        <w:br/>
       </w:r>
     </w:p>
     <w:p>
@@ -1694,15 +1962,21 @@
           <w:ilvl w:val="0"/>
           <w:numId w:val="6"/>
         </w:numPr>
-        <w:spacing w:after="0" w:afterAutospacing="0" w:before="0" w:beforeAutospacing="0" w:lineRule="auto"/>
-        <w:ind w:left="720" w:hanging="360"/>
-      </w:pPr>
-      <w:r>
-        <w:rPr>
-          <w:rtl w:val="0"/>
-        </w:rPr>
-        <w:t xml:space="preserve">Newton Raphson Method</w:t>
-        <w:br w:type="textWrapping"/>
+        <w:rPr>
+          <w:strike/>
+        </w:rPr>
+      </w:pPr>
+      <w:r>
+        <w:rPr>
+          <w:strike/>
+        </w:rPr>
+        <w:t>Newton Raphson Method</w:t>
+      </w:r>
+      <w:r>
+        <w:rPr>
+          <w:strike/>
+        </w:rPr>
+        <w:br/>
       </w:r>
     </w:p>
     <w:p>
@@ -1711,15 +1985,21 @@
           <w:ilvl w:val="0"/>
           <w:numId w:val="6"/>
         </w:numPr>
-        <w:spacing w:after="0" w:afterAutospacing="0" w:before="0" w:beforeAutospacing="0" w:lineRule="auto"/>
-        <w:ind w:left="720" w:hanging="360"/>
-      </w:pPr>
-      <w:r>
-        <w:rPr>
-          <w:rtl w:val="0"/>
-        </w:rPr>
-        <w:t xml:space="preserve">Gauss Elimination Method</w:t>
-        <w:br w:type="textWrapping"/>
+        <w:rPr>
+          <w:strike/>
+        </w:rPr>
+      </w:pPr>
+      <w:r>
+        <w:rPr>
+          <w:strike/>
+        </w:rPr>
+        <w:t>Gauss Elimination Method</w:t>
+      </w:r>
+      <w:r>
+        <w:rPr>
+          <w:strike/>
+        </w:rPr>
+        <w:br/>
       </w:r>
     </w:p>
     <w:p>
@@ -1728,15 +2008,15 @@
           <w:ilvl w:val="0"/>
           <w:numId w:val="6"/>
         </w:numPr>
-        <w:spacing w:after="0" w:afterAutospacing="0" w:before="0" w:beforeAutospacing="0" w:lineRule="auto"/>
-        <w:ind w:left="720" w:hanging="360"/>
-      </w:pPr>
-      <w:r>
-        <w:rPr>
-          <w:rtl w:val="0"/>
-        </w:rPr>
-        <w:t xml:space="preserve">Gauss Jordan Elimination</w:t>
-        <w:br w:type="textWrapping"/>
+      </w:pPr>
+      <w:r>
+        <w:rPr>
+          <w:strike/>
+        </w:rPr>
+        <w:t>Gauss Jordan Elimination</w:t>
+      </w:r>
+      <w:r>
+        <w:br/>
       </w:r>
     </w:p>
     <w:p>
@@ -1745,15 +2025,12 @@
           <w:ilvl w:val="0"/>
           <w:numId w:val="6"/>
         </w:numPr>
-        <w:spacing w:after="0" w:afterAutospacing="0" w:before="0" w:beforeAutospacing="0" w:lineRule="auto"/>
-        <w:ind w:left="720" w:hanging="360"/>
-      </w:pPr>
-      <w:r>
-        <w:rPr>
-          <w:rtl w:val="0"/>
-        </w:rPr>
-        <w:t xml:space="preserve">Interpolation — Diagonal &amp; Horizontal Differences</w:t>
-        <w:br w:type="textWrapping"/>
+      </w:pPr>
+      <w:r>
+        <w:t>Interpolation — Diagonal &amp; Horizontal Differences</w:t>
+      </w:r>
+      <w:r>
+        <w:br/>
       </w:r>
     </w:p>
     <w:p>
@@ -1762,15 +2039,13 @@
           <w:ilvl w:val="0"/>
           <w:numId w:val="6"/>
         </w:numPr>
-        <w:spacing w:after="0" w:afterAutospacing="0" w:before="0" w:beforeAutospacing="0" w:lineRule="auto"/>
-        <w:ind w:left="720" w:hanging="360"/>
-      </w:pPr>
-      <w:r>
-        <w:rPr>
-          <w:rtl w:val="0"/>
-        </w:rPr>
-        <w:t xml:space="preserve">Trapezoidal Rules</w:t>
-        <w:br w:type="textWrapping"/>
+      </w:pPr>
+      <w:r>
+        <w:lastRenderedPageBreak/>
+        <w:t>Trapezoidal Rules</w:t>
+      </w:r>
+      <w:r>
+        <w:br/>
       </w:r>
     </w:p>
     <w:p>
@@ -1779,15 +2054,12 @@
           <w:ilvl w:val="0"/>
           <w:numId w:val="6"/>
         </w:numPr>
-        <w:spacing w:after="0" w:afterAutospacing="0" w:before="0" w:beforeAutospacing="0" w:lineRule="auto"/>
-        <w:ind w:left="720" w:hanging="360"/>
-      </w:pPr>
-      <w:r>
-        <w:rPr>
-          <w:rtl w:val="0"/>
-        </w:rPr>
-        <w:t xml:space="preserve">Simpson 1/3 Rule</w:t>
-        <w:br w:type="textWrapping"/>
+      </w:pPr>
+      <w:r>
+        <w:t>Simpson 1/3 Rule</w:t>
+      </w:r>
+      <w:r>
+        <w:br/>
       </w:r>
     </w:p>
     <w:p>
@@ -1796,15 +2068,12 @@
           <w:ilvl w:val="0"/>
           <w:numId w:val="6"/>
         </w:numPr>
-        <w:spacing w:after="0" w:afterAutospacing="0" w:before="0" w:beforeAutospacing="0" w:lineRule="auto"/>
-        <w:ind w:left="720" w:hanging="360"/>
-      </w:pPr>
-      <w:r>
-        <w:rPr>
-          <w:rtl w:val="0"/>
-        </w:rPr>
-        <w:t xml:space="preserve">Simpson 3/8 Rule</w:t>
-        <w:br w:type="textWrapping"/>
+      </w:pPr>
+      <w:r>
+        <w:t>Simpson 3/8 Rule</w:t>
+      </w:r>
+      <w:r>
+        <w:br/>
       </w:r>
     </w:p>
     <w:p>
@@ -1813,15 +2082,12 @@
           <w:ilvl w:val="0"/>
           <w:numId w:val="6"/>
         </w:numPr>
-        <w:spacing w:after="0" w:afterAutospacing="0" w:before="0" w:beforeAutospacing="0" w:lineRule="auto"/>
-        <w:ind w:left="720" w:hanging="360"/>
-      </w:pPr>
-      <w:r>
-        <w:rPr>
-          <w:rtl w:val="0"/>
-        </w:rPr>
-        <w:t xml:space="preserve">Euler’s Method</w:t>
-        <w:br w:type="textWrapping"/>
+      </w:pPr>
+      <w:r>
+        <w:t>Euler’s Method</w:t>
+      </w:r>
+      <w:r>
+        <w:br/>
       </w:r>
     </w:p>
     <w:p>
@@ -1830,15 +2096,20 @@
           <w:ilvl w:val="0"/>
           <w:numId w:val="6"/>
         </w:numPr>
-        <w:spacing w:after="0" w:afterAutospacing="0" w:before="0" w:beforeAutospacing="0" w:lineRule="auto"/>
-        <w:ind w:left="720" w:hanging="360"/>
-      </w:pPr>
-      <w:r>
-        <w:rPr>
-          <w:rtl w:val="0"/>
-        </w:rPr>
-        <w:t xml:space="preserve">Runge-Kutta Method</w:t>
-        <w:br w:type="textWrapping"/>
+      </w:pPr>
+      <w:r>
+        <w:t>Runge-</w:t>
+      </w:r>
+      <w:proofErr w:type="spellStart"/>
+      <w:r>
+        <w:t>Kutta</w:t>
+      </w:r>
+      <w:proofErr w:type="spellEnd"/>
+      <w:r>
+        <w:t xml:space="preserve"> Method</w:t>
+      </w:r>
+      <w:r>
+        <w:br/>
       </w:r>
     </w:p>
     <w:p>
@@ -1847,15 +2118,21 @@
           <w:ilvl w:val="0"/>
           <w:numId w:val="6"/>
         </w:numPr>
-        <w:spacing w:after="0" w:afterAutospacing="0" w:before="0" w:beforeAutospacing="0" w:lineRule="auto"/>
-        <w:ind w:left="720" w:hanging="360"/>
-      </w:pPr>
-      <w:r>
-        <w:rPr>
-          <w:rtl w:val="0"/>
-        </w:rPr>
-        <w:t xml:space="preserve">Least Squares Regression</w:t>
-        <w:br w:type="textWrapping"/>
+        <w:rPr>
+          <w:strike/>
+        </w:rPr>
+      </w:pPr>
+      <w:r>
+        <w:rPr>
+          <w:strike/>
+        </w:rPr>
+        <w:t>Least Squares Regression</w:t>
+      </w:r>
+      <w:r>
+        <w:rPr>
+          <w:strike/>
+        </w:rPr>
+        <w:br/>
       </w:r>
     </w:p>
     <w:p>
@@ -1864,15 +2141,12 @@
           <w:ilvl w:val="0"/>
           <w:numId w:val="6"/>
         </w:numPr>
-        <w:spacing w:after="0" w:afterAutospacing="0" w:before="0" w:beforeAutospacing="0" w:lineRule="auto"/>
-        <w:ind w:left="720" w:hanging="360"/>
-      </w:pPr>
-      <w:r>
-        <w:rPr>
-          <w:rtl w:val="0"/>
-        </w:rPr>
-        <w:t xml:space="preserve">Linear Regression</w:t>
-        <w:br w:type="textWrapping"/>
+      </w:pPr>
+      <w:r>
+        <w:t>Linear Regression</w:t>
+      </w:r>
+      <w:r>
+        <w:br/>
       </w:r>
     </w:p>
     <w:p>
@@ -1881,15 +2155,21 @@
           <w:ilvl w:val="0"/>
           <w:numId w:val="6"/>
         </w:numPr>
-        <w:spacing w:after="0" w:afterAutospacing="0" w:before="0" w:beforeAutospacing="0" w:lineRule="auto"/>
-        <w:ind w:left="720" w:hanging="360"/>
-      </w:pPr>
-      <w:r>
-        <w:rPr>
-          <w:rtl w:val="0"/>
-        </w:rPr>
-        <w:t xml:space="preserve">Polynomial Regression</w:t>
-        <w:br w:type="textWrapping"/>
+        <w:rPr>
+          <w:strike/>
+        </w:rPr>
+      </w:pPr>
+      <w:r>
+        <w:rPr>
+          <w:strike/>
+        </w:rPr>
+        <w:t>Polynomial Regression</w:t>
+      </w:r>
+      <w:r>
+        <w:rPr>
+          <w:strike/>
+        </w:rPr>
+        <w:br/>
       </w:r>
     </w:p>
     <w:p>
@@ -1898,15 +2178,15 @@
           <w:ilvl w:val="0"/>
           <w:numId w:val="6"/>
         </w:numPr>
-        <w:spacing w:after="0" w:afterAutospacing="0" w:before="0" w:beforeAutospacing="0" w:lineRule="auto"/>
-        <w:ind w:left="720" w:hanging="360"/>
-      </w:pPr>
-      <w:r>
-        <w:rPr>
-          <w:rtl w:val="0"/>
-        </w:rPr>
-        <w:t xml:space="preserve">Logistic Regression</w:t>
-        <w:br w:type="textWrapping"/>
+      </w:pPr>
+      <w:r>
+        <w:rPr>
+          <w:strike/>
+        </w:rPr>
+        <w:t>Logistic Regression</w:t>
+      </w:r>
+      <w:r>
+        <w:br/>
       </w:r>
     </w:p>
     <w:p>
@@ -1915,15 +2195,12 @@
           <w:ilvl w:val="0"/>
           <w:numId w:val="6"/>
         </w:numPr>
-        <w:spacing w:after="0" w:afterAutospacing="0" w:before="0" w:beforeAutospacing="0" w:lineRule="auto"/>
-        <w:ind w:left="720" w:hanging="360"/>
-      </w:pPr>
-      <w:r>
-        <w:rPr>
-          <w:rtl w:val="0"/>
-        </w:rPr>
-        <w:t xml:space="preserve">Milne’s Method</w:t>
-        <w:br w:type="textWrapping"/>
+      </w:pPr>
+      <w:r>
+        <w:t>Milne’s Method</w:t>
+      </w:r>
+      <w:r>
+        <w:br/>
       </w:r>
     </w:p>
     <w:p>
@@ -1932,15 +2209,12 @@
           <w:ilvl w:val="0"/>
           <w:numId w:val="6"/>
         </w:numPr>
-        <w:spacing w:after="0" w:afterAutospacing="0" w:before="0" w:beforeAutospacing="0" w:lineRule="auto"/>
-        <w:ind w:left="720" w:hanging="360"/>
-      </w:pPr>
-      <w:r>
-        <w:rPr>
-          <w:rtl w:val="0"/>
-        </w:rPr>
-        <w:t xml:space="preserve">Picard’s Method</w:t>
-        <w:br w:type="textWrapping"/>
+      </w:pPr>
+      <w:r>
+        <w:t>Picard’s Method</w:t>
+      </w:r>
+      <w:r>
+        <w:br/>
       </w:r>
     </w:p>
     <w:p>
@@ -1949,15 +2223,21 @@
           <w:ilvl w:val="0"/>
           <w:numId w:val="6"/>
         </w:numPr>
-        <w:spacing w:after="0" w:afterAutospacing="0" w:before="0" w:beforeAutospacing="0" w:lineRule="auto"/>
-        <w:ind w:left="720" w:hanging="360"/>
-      </w:pPr>
-      <w:r>
-        <w:rPr>
-          <w:rtl w:val="0"/>
-        </w:rPr>
-        <w:t xml:space="preserve">Stochastic Gradient Descent</w:t>
-        <w:br w:type="textWrapping"/>
+        <w:rPr>
+          <w:strike/>
+        </w:rPr>
+      </w:pPr>
+      <w:r>
+        <w:rPr>
+          <w:strike/>
+        </w:rPr>
+        <w:t>Stochastic Gradient Descent</w:t>
+      </w:r>
+      <w:r>
+        <w:rPr>
+          <w:strike/>
+        </w:rPr>
+        <w:br/>
       </w:r>
     </w:p>
     <w:p>
@@ -1966,72 +2246,44 @@
           <w:ilvl w:val="0"/>
           <w:numId w:val="6"/>
         </w:numPr>
-        <w:spacing w:after="240" w:before="0" w:beforeAutospacing="0" w:lineRule="auto"/>
-        <w:ind w:left="720" w:hanging="360"/>
-      </w:pPr>
-      <w:r>
-        <w:rPr>
-          <w:rtl w:val="0"/>
-        </w:rPr>
-        <w:t xml:space="preserve">Lagrange Interpolation Method</w:t>
-        <w:br w:type="textWrapping"/>
-      </w:r>
-    </w:p>
-    <w:p>
-      <w:pPr>
-        <w:rPr/>
-      </w:pPr>
-      <w:r>
-        <w:rPr>
-          <w:rtl w:val="0"/>
-        </w:rPr>
-      </w:r>
-    </w:p>
-    <w:p>
-      <w:pPr>
-        <w:spacing w:after="240" w:before="240" w:lineRule="auto"/>
-        <w:ind w:left="720" w:firstLine="0"/>
-        <w:rPr/>
-      </w:pPr>
-      <w:r>
-        <w:rPr>
-          <w:rtl w:val="0"/>
-        </w:rPr>
-      </w:r>
-    </w:p>
-    <w:p>
-      <w:pPr>
-        <w:spacing w:after="240" w:before="240" w:lineRule="auto"/>
-        <w:rPr/>
-      </w:pPr>
-      <w:r>
-        <w:rPr>
-          <w:rtl w:val="0"/>
-        </w:rPr>
-      </w:r>
-    </w:p>
-    <w:p>
-      <w:pPr>
-        <w:rPr/>
-      </w:pPr>
-      <w:r>
-        <w:rPr>
-          <w:rtl w:val="0"/>
-        </w:rPr>
-      </w:r>
-    </w:p>
+        <w:spacing w:after="240"/>
+      </w:pPr>
+      <w:r>
+        <w:t>Lagrange Interpolation Method</w:t>
+      </w:r>
+      <w:r>
+        <w:br/>
+      </w:r>
+    </w:p>
+    <w:p/>
+    <w:p>
+      <w:pPr>
+        <w:spacing w:before="240" w:after="240"/>
+        <w:ind w:left="720"/>
+      </w:pPr>
+    </w:p>
+    <w:p>
+      <w:pPr>
+        <w:spacing w:before="240" w:after="240"/>
+      </w:pPr>
+    </w:p>
+    <w:p/>
     <w:sectPr>
-      <w:pgSz w:h="15840" w:w="12240" w:orient="portrait"/>
-      <w:pgMar w:bottom="1440" w:top="1440" w:left="1440" w:right="1440" w:header="720" w:footer="720"/>
+      <w:pgSz w:w="12240" w:h="15840"/>
+      <w:pgMar w:top="1440" w:right="1440" w:bottom="1440" w:left="1440" w:header="720" w:footer="720" w:gutter="0"/>
       <w:pgNumType w:start="1"/>
+      <w:cols w:space="720"/>
     </w:sectPr>
   </w:body>
 </w:document>
 </file>
 
 <file path=word/numbering.xml><?xml version="1.0" encoding="utf-8"?>
-<w:numbering xmlns:mc="http://schemas.openxmlformats.org/markup-compatibility/2006" xmlns:o="urn:schemas-microsoft-com:office:office" xmlns:r="http://schemas.openxmlformats.org/officeDocument/2006/relationships" xmlns:m="http://schemas.openxmlformats.org/officeDocument/2006/math" xmlns:v="urn:schemas-microsoft-com:vml" xmlns:wp="http://schemas.openxmlformats.org/drawingml/2006/wordprocessingDrawing" xmlns:w10="urn:schemas-microsoft-com:office:word" xmlns:w="http://schemas.openxmlformats.org/wordprocessingml/2006/main" xmlns:wne="http://schemas.microsoft.com/office/word/2006/wordml" xmlns:sl="http://schemas.openxmlformats.org/schemaLibrary/2006/main" xmlns:a="http://schemas.openxmlformats.org/drawingml/2006/main" xmlns:pic="http://schemas.openxmlformats.org/drawingml/2006/picture" xmlns:c="http://schemas.openxmlformats.org/drawingml/2006/chart" xmlns:lc="http://schemas.openxmlformats.org/drawingml/2006/lockedCanvas" xmlns:dgm="http://schemas.openxmlformats.org/drawingml/2006/diagram" xmlns:wps="http://schemas.microsoft.com/office/word/2010/wordprocessingShape" xmlns:wpg="http://schemas.microsoft.com/office/word/2010/wordprocessingGroup" xmlns:w14="http://schemas.microsoft.com/office/word/2010/wordml" xmlns:w15="http://schemas.microsoft.com/office/word/2012/wordml" xmlns:w16="http://schemas.microsoft.com/office/word/2018/wordml" xmlns:w16cex="http://schemas.microsoft.com/office/word/2018/wordml/cex" xmlns:w16cid="http://schemas.microsoft.com/office/word/2016/wordml/cid" xmlns="http://schemas.microsoft.com/office/tasks/2019/documenttasks" xmlns:cr="http://schemas.microsoft.com/office/comments/2020/reactions">
-  <w:abstractNum w:abstractNumId="1">
+<w:numbering xmlns:wpc="http://schemas.microsoft.com/office/word/2010/wordprocessingCanvas" xmlns:cx="http://schemas.microsoft.com/office/drawing/2014/chartex" xmlns:cx1="http://schemas.microsoft.com/office/drawing/2015/9/8/chartex" xmlns:cx2="http://schemas.microsoft.com/office/drawing/2015/10/21/chartex" xmlns:cx3="http://schemas.microsoft.com/office/drawing/2016/5/9/chartex" xmlns:cx4="http://schemas.microsoft.com/office/drawing/2016/5/10/chartex" xmlns:cx5="http://schemas.microsoft.com/office/drawing/2016/5/11/chartex" xmlns:cx6="http://schemas.microsoft.com/office/drawing/2016/5/12/chartex" xmlns:cx7="http://schemas.microsoft.com/office/drawing/2016/5/13/chartex" xmlns:cx8="http://schemas.microsoft.com/office/drawing/2016/5/14/chartex" xmlns:mc="http://schemas.openxmlformats.org/markup-compatibility/2006" xmlns:aink="http://schemas.microsoft.com/office/drawing/2016/ink" xmlns:am3d="http://schemas.microsoft.com/office/drawing/2017/model3d" xmlns:o="urn:schemas-microsoft-com:office:office" xmlns:oel="http://schemas.microsoft.com/office/2019/extlst" xmlns:r="http://schemas.openxmlformats.org/officeDocument/2006/relationships" xmlns:m="http://schemas.openxmlformats.org/officeDocument/2006/math" xmlns:v="urn:schemas-microsoft-com:vml" xmlns:wp14="http://schemas.microsoft.com/office/word/2010/wordprocessingDrawing" xmlns:wp="http://schemas.openxmlformats.org/drawingml/2006/wordprocessingDrawing" xmlns:w10="urn:schemas-microsoft-com:office:word" xmlns:w="http://schemas.openxmlformats.org/wordprocessingml/2006/main" xmlns:w14="http://schemas.microsoft.com/office/word/2010/wordml" xmlns:w15="http://schemas.microsoft.com/office/word/2012/wordml" xmlns:w16cex="http://schemas.microsoft.com/office/word/2018/wordml/cex" xmlns:w16cid="http://schemas.microsoft.com/office/word/2016/wordml/cid" xmlns:w16="http://schemas.microsoft.com/office/word/2018/wordml" xmlns:w16du="http://schemas.microsoft.com/office/word/2023/wordml/word16du" xmlns:w16sdtdh="http://schemas.microsoft.com/office/word/2020/wordml/sdtdatahash" xmlns:w16sdtfl="http://schemas.microsoft.com/office/word/2024/wordml/sdtformatlock" xmlns:w16se="http://schemas.microsoft.com/office/word/2015/wordml/symex" xmlns:wpg="http://schemas.microsoft.com/office/word/2010/wordprocessingGroup" xmlns:wpi="http://schemas.microsoft.com/office/word/2010/wordprocessingInk" xmlns:wne="http://schemas.microsoft.com/office/word/2006/wordml" xmlns:wps="http://schemas.microsoft.com/office/word/2010/wordprocessingShape" mc:Ignorable="w14 w15 w16se w16cid w16 w16cex w16sdtdh w16sdtfl w16du wp14">
+  <w:abstractNum w:abstractNumId="0" w15:restartNumberingAfterBreak="0">
+    <w:nsid w:val="0FED39E5"/>
+    <w:multiLevelType w:val="multilevel"/>
+    <w:tmpl w:val="76D4171A"/>
     <w:lvl w:ilvl="0">
       <w:start w:val="1"/>
       <w:numFmt w:val="bullet"/>
@@ -2141,7 +2393,10 @@
       </w:rPr>
     </w:lvl>
   </w:abstractNum>
-  <w:abstractNum w:abstractNumId="2">
+  <w:abstractNum w:abstractNumId="1" w15:restartNumberingAfterBreak="0">
+    <w:nsid w:val="25EF7055"/>
+    <w:multiLevelType w:val="multilevel"/>
+    <w:tmpl w:val="53E276A6"/>
     <w:lvl w:ilvl="0">
       <w:start w:val="1"/>
       <w:numFmt w:val="bullet"/>
@@ -2251,7 +2506,10 @@
       </w:rPr>
     </w:lvl>
   </w:abstractNum>
-  <w:abstractNum w:abstractNumId="3">
+  <w:abstractNum w:abstractNumId="2" w15:restartNumberingAfterBreak="0">
+    <w:nsid w:val="347B1A25"/>
+    <w:multiLevelType w:val="multilevel"/>
+    <w:tmpl w:val="863A06AC"/>
     <w:lvl w:ilvl="0">
       <w:start w:val="1"/>
       <w:numFmt w:val="bullet"/>
@@ -2361,7 +2619,10 @@
       </w:rPr>
     </w:lvl>
   </w:abstractNum>
-  <w:abstractNum w:abstractNumId="4">
+  <w:abstractNum w:abstractNumId="3" w15:restartNumberingAfterBreak="0">
+    <w:nsid w:val="3648139E"/>
+    <w:multiLevelType w:val="multilevel"/>
+    <w:tmpl w:val="88F21C5E"/>
     <w:lvl w:ilvl="0">
       <w:start w:val="1"/>
       <w:numFmt w:val="bullet"/>
@@ -2471,7 +2732,10 @@
       </w:rPr>
     </w:lvl>
   </w:abstractNum>
-  <w:abstractNum w:abstractNumId="5">
+  <w:abstractNum w:abstractNumId="4" w15:restartNumberingAfterBreak="0">
+    <w:nsid w:val="43D44C20"/>
+    <w:multiLevelType w:val="multilevel"/>
+    <w:tmpl w:val="60D0A86E"/>
     <w:lvl w:ilvl="0">
       <w:start w:val="1"/>
       <w:numFmt w:val="bullet"/>
@@ -2581,7 +2845,10 @@
       </w:rPr>
     </w:lvl>
   </w:abstractNum>
-  <w:abstractNum w:abstractNumId="6">
+  <w:abstractNum w:abstractNumId="5" w15:restartNumberingAfterBreak="0">
+    <w:nsid w:val="5CC53F1F"/>
+    <w:multiLevelType w:val="multilevel"/>
+    <w:tmpl w:val="17F68152"/>
     <w:lvl w:ilvl="0">
       <w:start w:val="1"/>
       <w:numFmt w:val="bullet"/>
@@ -2691,7 +2958,10 @@
       </w:rPr>
     </w:lvl>
   </w:abstractNum>
-  <w:abstractNum w:abstractNumId="7">
+  <w:abstractNum w:abstractNumId="6" w15:restartNumberingAfterBreak="0">
+    <w:nsid w:val="6B1E279D"/>
+    <w:multiLevelType w:val="multilevel"/>
+    <w:tmpl w:val="D46A77C2"/>
     <w:lvl w:ilvl="0">
       <w:start w:val="1"/>
       <w:numFmt w:val="bullet"/>
@@ -2801,7 +3071,10 @@
       </w:rPr>
     </w:lvl>
   </w:abstractNum>
-  <w:abstractNum w:abstractNumId="8">
+  <w:abstractNum w:abstractNumId="7" w15:restartNumberingAfterBreak="0">
+    <w:nsid w:val="76E1616C"/>
+    <w:multiLevelType w:val="multilevel"/>
+    <w:tmpl w:val="608A078E"/>
     <w:lvl w:ilvl="0">
       <w:start w:val="1"/>
       <w:numFmt w:val="bullet"/>
@@ -2911,42 +3184,42 @@
       </w:rPr>
     </w:lvl>
   </w:abstractNum>
-  <w:num w:numId="1">
+  <w:num w:numId="1" w16cid:durableId="1838812595">
+    <w:abstractNumId w:val="5"/>
+  </w:num>
+  <w:num w:numId="2" w16cid:durableId="1538080102">
+    <w:abstractNumId w:val="7"/>
+  </w:num>
+  <w:num w:numId="3" w16cid:durableId="1254817963">
+    <w:abstractNumId w:val="0"/>
+  </w:num>
+  <w:num w:numId="4" w16cid:durableId="1918786096">
+    <w:abstractNumId w:val="4"/>
+  </w:num>
+  <w:num w:numId="5" w16cid:durableId="526335422">
+    <w:abstractNumId w:val="6"/>
+  </w:num>
+  <w:num w:numId="6" w16cid:durableId="1417704358">
+    <w:abstractNumId w:val="2"/>
+  </w:num>
+  <w:num w:numId="7" w16cid:durableId="664674083">
     <w:abstractNumId w:val="1"/>
   </w:num>
-  <w:num w:numId="2">
-    <w:abstractNumId w:val="2"/>
-  </w:num>
-  <w:num w:numId="3">
+  <w:num w:numId="8" w16cid:durableId="1510750879">
     <w:abstractNumId w:val="3"/>
-  </w:num>
-  <w:num w:numId="4">
-    <w:abstractNumId w:val="4"/>
-  </w:num>
-  <w:num w:numId="5">
-    <w:abstractNumId w:val="5"/>
-  </w:num>
-  <w:num w:numId="6">
-    <w:abstractNumId w:val="6"/>
-  </w:num>
-  <w:num w:numId="7">
-    <w:abstractNumId w:val="7"/>
-  </w:num>
-  <w:num w:numId="8">
-    <w:abstractNumId w:val="8"/>
   </w:num>
 </w:numbering>
 </file>
 
 <file path=word/styles.xml><?xml version="1.0" encoding="utf-8"?>
-<w:styles xmlns:mc="http://schemas.openxmlformats.org/markup-compatibility/2006" xmlns:o="urn:schemas-microsoft-com:office:office" xmlns:r="http://schemas.openxmlformats.org/officeDocument/2006/relationships" xmlns:m="http://schemas.openxmlformats.org/officeDocument/2006/math" xmlns:v="urn:schemas-microsoft-com:vml" xmlns:wp="http://schemas.openxmlformats.org/drawingml/2006/wordprocessingDrawing" xmlns:w10="urn:schemas-microsoft-com:office:word" xmlns:w="http://schemas.openxmlformats.org/wordprocessingml/2006/main" xmlns:wne="http://schemas.microsoft.com/office/word/2006/wordml" xmlns:sl="http://schemas.openxmlformats.org/schemaLibrary/2006/main" xmlns:a="http://schemas.openxmlformats.org/drawingml/2006/main" xmlns:pic="http://schemas.openxmlformats.org/drawingml/2006/picture" xmlns:c="http://schemas.openxmlformats.org/drawingml/2006/chart" xmlns:lc="http://schemas.openxmlformats.org/drawingml/2006/lockedCanvas" xmlns:dgm="http://schemas.openxmlformats.org/drawingml/2006/diagram" xmlns:wps="http://schemas.microsoft.com/office/word/2010/wordprocessingShape" xmlns:wpg="http://schemas.microsoft.com/office/word/2010/wordprocessingGroup" xmlns:w14="http://schemas.microsoft.com/office/word/2010/wordml" xmlns:w15="http://schemas.microsoft.com/office/word/2012/wordml" xmlns:w16="http://schemas.microsoft.com/office/word/2018/wordml" xmlns:w16cex="http://schemas.microsoft.com/office/word/2018/wordml/cex" xmlns:w16cid="http://schemas.microsoft.com/office/word/2016/wordml/cid" xmlns="http://schemas.microsoft.com/office/tasks/2019/documenttasks" xmlns:cr="http://schemas.microsoft.com/office/comments/2020/reactions">
+<w:styles xmlns:mc="http://schemas.openxmlformats.org/markup-compatibility/2006" xmlns:r="http://schemas.openxmlformats.org/officeDocument/2006/relationships" xmlns:w="http://schemas.openxmlformats.org/wordprocessingml/2006/main" xmlns:w14="http://schemas.microsoft.com/office/word/2010/wordml" xmlns:w15="http://schemas.microsoft.com/office/word/2012/wordml" xmlns:w16cex="http://schemas.microsoft.com/office/word/2018/wordml/cex" xmlns:w16cid="http://schemas.microsoft.com/office/word/2016/wordml/cid" xmlns:w16="http://schemas.microsoft.com/office/word/2018/wordml" xmlns:w16du="http://schemas.microsoft.com/office/word/2023/wordml/word16du" xmlns:w16sdtdh="http://schemas.microsoft.com/office/word/2020/wordml/sdtdatahash" xmlns:w16sdtfl="http://schemas.microsoft.com/office/word/2024/wordml/sdtformatlock" xmlns:w16se="http://schemas.microsoft.com/office/word/2015/wordml/symex" mc:Ignorable="w14 w15 w16se w16cid w16 w16cex w16sdtdh w16sdtfl w16du">
   <w:docDefaults>
     <w:rPrDefault>
       <w:rPr>
-        <w:rFonts w:ascii="Arial" w:cs="Arial" w:eastAsia="Arial" w:hAnsi="Arial"/>
+        <w:rFonts w:ascii="Arial" w:eastAsia="Arial" w:hAnsi="Arial" w:cs="Arial"/>
         <w:sz w:val="22"/>
         <w:szCs w:val="22"/>
-        <w:lang w:val="en"/>
+        <w:lang w:val="en" w:eastAsia="en-US" w:bidi="ar-SA"/>
       </w:rPr>
     </w:rPrDefault>
     <w:pPrDefault>
@@ -2955,29 +3228,399 @@
       </w:pPr>
     </w:pPrDefault>
   </w:docDefaults>
-  <w:style w:type="table" w:styleId="TableNormal" w:default="1">
-    <w:name w:val="TableNormal"/>
-    <w:tblPr>
-      <w:tblCellMar>
-        <w:top w:w="100.0" w:type="dxa"/>
-        <w:left w:w="100.0" w:type="dxa"/>
-        <w:bottom w:w="100.0" w:type="dxa"/>
-        <w:right w:w="100.0" w:type="dxa"/>
-      </w:tblCellMar>
-    </w:tblPr>
-  </w:style>
-  <w:style w:type="paragraph" w:styleId="Normal" w:default="1">
-    <w:name w:val="normal"/>
+  <w:latentStyles w:defLockedState="0" w:defUIPriority="99" w:defSemiHidden="0" w:defUnhideWhenUsed="0" w:defQFormat="0" w:count="376">
+    <w:lsdException w:name="Normal" w:uiPriority="0" w:qFormat="1"/>
+    <w:lsdException w:name="heading 1" w:uiPriority="9" w:qFormat="1"/>
+    <w:lsdException w:name="heading 2" w:semiHidden="1" w:uiPriority="9" w:unhideWhenUsed="1" w:qFormat="1"/>
+    <w:lsdException w:name="heading 3" w:semiHidden="1" w:uiPriority="9" w:unhideWhenUsed="1" w:qFormat="1"/>
+    <w:lsdException w:name="heading 4" w:semiHidden="1" w:uiPriority="9" w:unhideWhenUsed="1" w:qFormat="1"/>
+    <w:lsdException w:name="heading 5" w:semiHidden="1" w:uiPriority="9" w:unhideWhenUsed="1" w:qFormat="1"/>
+    <w:lsdException w:name="heading 6" w:semiHidden="1" w:uiPriority="9" w:unhideWhenUsed="1" w:qFormat="1"/>
+    <w:lsdException w:name="heading 7" w:semiHidden="1" w:uiPriority="9" w:unhideWhenUsed="1" w:qFormat="1"/>
+    <w:lsdException w:name="heading 8" w:semiHidden="1" w:uiPriority="9" w:unhideWhenUsed="1" w:qFormat="1"/>
+    <w:lsdException w:name="heading 9" w:semiHidden="1" w:uiPriority="9" w:unhideWhenUsed="1" w:qFormat="1"/>
+    <w:lsdException w:name="index 1" w:semiHidden="1" w:unhideWhenUsed="1"/>
+    <w:lsdException w:name="index 2" w:semiHidden="1" w:unhideWhenUsed="1"/>
+    <w:lsdException w:name="index 3" w:semiHidden="1" w:unhideWhenUsed="1"/>
+    <w:lsdException w:name="index 4" w:semiHidden="1" w:unhideWhenUsed="1"/>
+    <w:lsdException w:name="index 5" w:semiHidden="1" w:unhideWhenUsed="1"/>
+    <w:lsdException w:name="index 6" w:semiHidden="1" w:unhideWhenUsed="1"/>
+    <w:lsdException w:name="index 7" w:semiHidden="1" w:unhideWhenUsed="1"/>
+    <w:lsdException w:name="index 8" w:semiHidden="1" w:unhideWhenUsed="1"/>
+    <w:lsdException w:name="index 9" w:semiHidden="1" w:unhideWhenUsed="1"/>
+    <w:lsdException w:name="toc 1" w:semiHidden="1" w:uiPriority="39" w:unhideWhenUsed="1"/>
+    <w:lsdException w:name="toc 2" w:semiHidden="1" w:uiPriority="39" w:unhideWhenUsed="1"/>
+    <w:lsdException w:name="toc 3" w:semiHidden="1" w:uiPriority="39" w:unhideWhenUsed="1"/>
+    <w:lsdException w:name="toc 4" w:semiHidden="1" w:uiPriority="39" w:unhideWhenUsed="1"/>
+    <w:lsdException w:name="toc 5" w:semiHidden="1" w:uiPriority="39" w:unhideWhenUsed="1"/>
+    <w:lsdException w:name="toc 6" w:semiHidden="1" w:uiPriority="39" w:unhideWhenUsed="1"/>
+    <w:lsdException w:name="toc 7" w:semiHidden="1" w:uiPriority="39" w:unhideWhenUsed="1"/>
+    <w:lsdException w:name="toc 8" w:semiHidden="1" w:uiPriority="39" w:unhideWhenUsed="1"/>
+    <w:lsdException w:name="toc 9" w:semiHidden="1" w:uiPriority="39" w:unhideWhenUsed="1"/>
+    <w:lsdException w:name="Normal Indent" w:semiHidden="1" w:unhideWhenUsed="1"/>
+    <w:lsdException w:name="footnote text" w:semiHidden="1" w:unhideWhenUsed="1"/>
+    <w:lsdException w:name="annotation text" w:semiHidden="1" w:unhideWhenUsed="1"/>
+    <w:lsdException w:name="header" w:semiHidden="1" w:unhideWhenUsed="1"/>
+    <w:lsdException w:name="footer" w:semiHidden="1" w:unhideWhenUsed="1"/>
+    <w:lsdException w:name="index heading" w:semiHidden="1" w:unhideWhenUsed="1"/>
+    <w:lsdException w:name="caption" w:semiHidden="1" w:uiPriority="35" w:unhideWhenUsed="1" w:qFormat="1"/>
+    <w:lsdException w:name="table of figures" w:semiHidden="1" w:unhideWhenUsed="1"/>
+    <w:lsdException w:name="envelope address" w:semiHidden="1" w:unhideWhenUsed="1"/>
+    <w:lsdException w:name="envelope return" w:semiHidden="1" w:unhideWhenUsed="1"/>
+    <w:lsdException w:name="footnote reference" w:semiHidden="1" w:unhideWhenUsed="1"/>
+    <w:lsdException w:name="annotation reference" w:semiHidden="1" w:unhideWhenUsed="1"/>
+    <w:lsdException w:name="line number" w:semiHidden="1" w:unhideWhenUsed="1"/>
+    <w:lsdException w:name="page number" w:semiHidden="1" w:unhideWhenUsed="1"/>
+    <w:lsdException w:name="endnote reference" w:semiHidden="1" w:unhideWhenUsed="1"/>
+    <w:lsdException w:name="endnote text" w:semiHidden="1" w:unhideWhenUsed="1"/>
+    <w:lsdException w:name="table of authorities" w:semiHidden="1" w:unhideWhenUsed="1"/>
+    <w:lsdException w:name="macro" w:semiHidden="1" w:unhideWhenUsed="1"/>
+    <w:lsdException w:name="toa heading" w:semiHidden="1" w:unhideWhenUsed="1"/>
+    <w:lsdException w:name="List" w:semiHidden="1" w:unhideWhenUsed="1"/>
+    <w:lsdException w:name="List Bullet" w:semiHidden="1" w:unhideWhenUsed="1"/>
+    <w:lsdException w:name="List Number" w:semiHidden="1" w:unhideWhenUsed="1"/>
+    <w:lsdException w:name="List 2" w:semiHidden="1" w:unhideWhenUsed="1"/>
+    <w:lsdException w:name="List 3" w:semiHidden="1" w:unhideWhenUsed="1"/>
+    <w:lsdException w:name="List 4" w:semiHidden="1" w:unhideWhenUsed="1"/>
+    <w:lsdException w:name="List 5" w:semiHidden="1" w:unhideWhenUsed="1"/>
+    <w:lsdException w:name="List Bullet 2" w:semiHidden="1" w:unhideWhenUsed="1"/>
+    <w:lsdException w:name="List Bullet 3" w:semiHidden="1" w:unhideWhenUsed="1"/>
+    <w:lsdException w:name="List Bullet 4" w:semiHidden="1" w:unhideWhenUsed="1"/>
+    <w:lsdException w:name="List Bullet 5" w:semiHidden="1" w:unhideWhenUsed="1"/>
+    <w:lsdException w:name="List Number 2" w:semiHidden="1" w:unhideWhenUsed="1"/>
+    <w:lsdException w:name="List Number 3" w:semiHidden="1" w:unhideWhenUsed="1"/>
+    <w:lsdException w:name="List Number 4" w:semiHidden="1" w:unhideWhenUsed="1"/>
+    <w:lsdException w:name="List Number 5" w:semiHidden="1" w:unhideWhenUsed="1"/>
+    <w:lsdException w:name="Title" w:uiPriority="10" w:qFormat="1"/>
+    <w:lsdException w:name="Closing" w:semiHidden="1" w:unhideWhenUsed="1"/>
+    <w:lsdException w:name="Signature" w:semiHidden="1" w:unhideWhenUsed="1"/>
+    <w:lsdException w:name="Default Paragraph Font" w:semiHidden="1" w:uiPriority="1" w:unhideWhenUsed="1"/>
+    <w:lsdException w:name="Body Text" w:semiHidden="1" w:unhideWhenUsed="1"/>
+    <w:lsdException w:name="Body Text Indent" w:semiHidden="1" w:unhideWhenUsed="1"/>
+    <w:lsdException w:name="List Continue" w:semiHidden="1" w:unhideWhenUsed="1"/>
+    <w:lsdException w:name="List Continue 2" w:semiHidden="1" w:unhideWhenUsed="1"/>
+    <w:lsdException w:name="List Continue 3" w:semiHidden="1" w:unhideWhenUsed="1"/>
+    <w:lsdException w:name="List Continue 4" w:semiHidden="1" w:unhideWhenUsed="1"/>
+    <w:lsdException w:name="List Continue 5" w:semiHidden="1" w:unhideWhenUsed="1"/>
+    <w:lsdException w:name="Message Header" w:semiHidden="1" w:unhideWhenUsed="1"/>
+    <w:lsdException w:name="Subtitle" w:uiPriority="11" w:qFormat="1"/>
+    <w:lsdException w:name="Salutation" w:semiHidden="1" w:unhideWhenUsed="1"/>
+    <w:lsdException w:name="Date" w:semiHidden="1" w:unhideWhenUsed="1"/>
+    <w:lsdException w:name="Body Text First Indent" w:semiHidden="1" w:unhideWhenUsed="1"/>
+    <w:lsdException w:name="Body Text First Indent 2" w:semiHidden="1" w:unhideWhenUsed="1"/>
+    <w:lsdException w:name="Note Heading" w:semiHidden="1" w:unhideWhenUsed="1"/>
+    <w:lsdException w:name="Body Text 2" w:semiHidden="1" w:unhideWhenUsed="1"/>
+    <w:lsdException w:name="Body Text 3" w:semiHidden="1" w:unhideWhenUsed="1"/>
+    <w:lsdException w:name="Body Text Indent 2" w:semiHidden="1" w:unhideWhenUsed="1"/>
+    <w:lsdException w:name="Body Text Indent 3" w:semiHidden="1" w:unhideWhenUsed="1"/>
+    <w:lsdException w:name="Block Text" w:semiHidden="1" w:unhideWhenUsed="1"/>
+    <w:lsdException w:name="Hyperlink" w:semiHidden="1" w:unhideWhenUsed="1"/>
+    <w:lsdException w:name="FollowedHyperlink" w:semiHidden="1" w:unhideWhenUsed="1"/>
+    <w:lsdException w:name="Strong" w:uiPriority="22" w:qFormat="1"/>
+    <w:lsdException w:name="Emphasis" w:uiPriority="20" w:qFormat="1"/>
+    <w:lsdException w:name="Document Map" w:semiHidden="1" w:unhideWhenUsed="1"/>
+    <w:lsdException w:name="Plain Text" w:semiHidden="1" w:unhideWhenUsed="1"/>
+    <w:lsdException w:name="E-mail Signature" w:semiHidden="1" w:unhideWhenUsed="1"/>
+    <w:lsdException w:name="HTML Top of Form" w:semiHidden="1" w:unhideWhenUsed="1"/>
+    <w:lsdException w:name="HTML Bottom of Form" w:semiHidden="1" w:unhideWhenUsed="1"/>
+    <w:lsdException w:name="Normal (Web)" w:semiHidden="1" w:unhideWhenUsed="1"/>
+    <w:lsdException w:name="HTML Acronym" w:semiHidden="1" w:unhideWhenUsed="1"/>
+    <w:lsdException w:name="HTML Address" w:semiHidden="1" w:unhideWhenUsed="1"/>
+    <w:lsdException w:name="HTML Cite" w:semiHidden="1" w:unhideWhenUsed="1"/>
+    <w:lsdException w:name="HTML Code" w:semiHidden="1" w:unhideWhenUsed="1"/>
+    <w:lsdException w:name="HTML Definition" w:semiHidden="1" w:unhideWhenUsed="1"/>
+    <w:lsdException w:name="HTML Keyboard" w:semiHidden="1" w:unhideWhenUsed="1"/>
+    <w:lsdException w:name="HTML Preformatted" w:semiHidden="1" w:unhideWhenUsed="1"/>
+    <w:lsdException w:name="HTML Sample" w:semiHidden="1" w:unhideWhenUsed="1"/>
+    <w:lsdException w:name="HTML Typewriter" w:semiHidden="1" w:unhideWhenUsed="1"/>
+    <w:lsdException w:name="HTML Variable" w:semiHidden="1" w:unhideWhenUsed="1"/>
+    <w:lsdException w:name="Normal Table" w:semiHidden="1" w:unhideWhenUsed="1"/>
+    <w:lsdException w:name="annotation subject" w:semiHidden="1" w:unhideWhenUsed="1"/>
+    <w:lsdException w:name="No List" w:semiHidden="1" w:unhideWhenUsed="1"/>
+    <w:lsdException w:name="Outline List 1" w:semiHidden="1" w:unhideWhenUsed="1"/>
+    <w:lsdException w:name="Outline List 2" w:semiHidden="1" w:unhideWhenUsed="1"/>
+    <w:lsdException w:name="Outline List 3" w:semiHidden="1" w:unhideWhenUsed="1"/>
+    <w:lsdException w:name="Table Simple 1" w:semiHidden="1" w:unhideWhenUsed="1"/>
+    <w:lsdException w:name="Table Simple 2" w:semiHidden="1" w:unhideWhenUsed="1"/>
+    <w:lsdException w:name="Table Simple 3" w:semiHidden="1" w:unhideWhenUsed="1"/>
+    <w:lsdException w:name="Table Classic 1" w:semiHidden="1" w:unhideWhenUsed="1"/>
+    <w:lsdException w:name="Table Classic 2" w:semiHidden="1" w:unhideWhenUsed="1"/>
+    <w:lsdException w:name="Table Classic 3" w:semiHidden="1" w:unhideWhenUsed="1"/>
+    <w:lsdException w:name="Table Classic 4" w:semiHidden="1" w:unhideWhenUsed="1"/>
+    <w:lsdException w:name="Table Colorful 1" w:semiHidden="1" w:unhideWhenUsed="1"/>
+    <w:lsdException w:name="Table Colorful 2" w:semiHidden="1" w:unhideWhenUsed="1"/>
+    <w:lsdException w:name="Table Colorful 3" w:semiHidden="1" w:unhideWhenUsed="1"/>
+    <w:lsdException w:name="Table Columns 1" w:semiHidden="1" w:unhideWhenUsed="1"/>
+    <w:lsdException w:name="Table Columns 2" w:semiHidden="1" w:unhideWhenUsed="1"/>
+    <w:lsdException w:name="Table Columns 3" w:semiHidden="1" w:unhideWhenUsed="1"/>
+    <w:lsdException w:name="Table Columns 4" w:semiHidden="1" w:unhideWhenUsed="1"/>
+    <w:lsdException w:name="Table Columns 5" w:semiHidden="1" w:unhideWhenUsed="1"/>
+    <w:lsdException w:name="Table Grid 1" w:semiHidden="1" w:unhideWhenUsed="1"/>
+    <w:lsdException w:name="Table Grid 2" w:semiHidden="1" w:unhideWhenUsed="1"/>
+    <w:lsdException w:name="Table Grid 3" w:semiHidden="1" w:unhideWhenUsed="1"/>
+    <w:lsdException w:name="Table Grid 4" w:semiHidden="1" w:unhideWhenUsed="1"/>
+    <w:lsdException w:name="Table Grid 5" w:semiHidden="1" w:unhideWhenUsed="1"/>
+    <w:lsdException w:name="Table Grid 6" w:semiHidden="1" w:unhideWhenUsed="1"/>
+    <w:lsdException w:name="Table Grid 7" w:semiHidden="1" w:unhideWhenUsed="1"/>
+    <w:lsdException w:name="Table Grid 8" w:semiHidden="1" w:unhideWhenUsed="1"/>
+    <w:lsdException w:name="Table List 1" w:semiHidden="1" w:unhideWhenUsed="1"/>
+    <w:lsdException w:name="Table List 2" w:semiHidden="1" w:unhideWhenUsed="1"/>
+    <w:lsdException w:name="Table List 3" w:semiHidden="1" w:unhideWhenUsed="1"/>
+    <w:lsdException w:name="Table List 4" w:semiHidden="1" w:unhideWhenUsed="1"/>
+    <w:lsdException w:name="Table List 5" w:semiHidden="1" w:unhideWhenUsed="1"/>
+    <w:lsdException w:name="Table List 6" w:semiHidden="1" w:unhideWhenUsed="1"/>
+    <w:lsdException w:name="Table List 7" w:semiHidden="1" w:unhideWhenUsed="1"/>
+    <w:lsdException w:name="Table List 8" w:semiHidden="1" w:unhideWhenUsed="1"/>
+    <w:lsdException w:name="Table 3D effects 1" w:semiHidden="1" w:unhideWhenUsed="1"/>
+    <w:lsdException w:name="Table 3D effects 2" w:semiHidden="1" w:unhideWhenUsed="1"/>
+    <w:lsdException w:name="Table 3D effects 3" w:semiHidden="1" w:unhideWhenUsed="1"/>
+    <w:lsdException w:name="Table Contemporary" w:semiHidden="1" w:unhideWhenUsed="1"/>
+    <w:lsdException w:name="Table Elegant" w:semiHidden="1" w:unhideWhenUsed="1"/>
+    <w:lsdException w:name="Table Professional" w:semiHidden="1" w:unhideWhenUsed="1"/>
+    <w:lsdException w:name="Table Subtle 1" w:semiHidden="1" w:unhideWhenUsed="1"/>
+    <w:lsdException w:name="Table Subtle 2" w:semiHidden="1" w:unhideWhenUsed="1"/>
+    <w:lsdException w:name="Table Web 1" w:semiHidden="1" w:unhideWhenUsed="1"/>
+    <w:lsdException w:name="Table Web 2" w:semiHidden="1" w:unhideWhenUsed="1"/>
+    <w:lsdException w:name="Table Web 3" w:semiHidden="1" w:unhideWhenUsed="1"/>
+    <w:lsdException w:name="Balloon Text" w:semiHidden="1" w:unhideWhenUsed="1"/>
+    <w:lsdException w:name="Table Grid" w:uiPriority="39"/>
+    <w:lsdException w:name="Table Theme" w:semiHidden="1" w:unhideWhenUsed="1"/>
+    <w:lsdException w:name="Placeholder Text" w:semiHidden="1"/>
+    <w:lsdException w:name="No Spacing" w:uiPriority="1" w:qFormat="1"/>
+    <w:lsdException w:name="Light Shading" w:uiPriority="60"/>
+    <w:lsdException w:name="Light List" w:uiPriority="61"/>
+    <w:lsdException w:name="Light Grid" w:uiPriority="62"/>
+    <w:lsdException w:name="Medium Shading 1" w:uiPriority="63"/>
+    <w:lsdException w:name="Medium Shading 2" w:uiPriority="64"/>
+    <w:lsdException w:name="Medium List 1" w:uiPriority="65"/>
+    <w:lsdException w:name="Medium List 2" w:uiPriority="66"/>
+    <w:lsdException w:name="Medium Grid 1" w:uiPriority="67"/>
+    <w:lsdException w:name="Medium Grid 2" w:uiPriority="68"/>
+    <w:lsdException w:name="Medium Grid 3" w:uiPriority="69"/>
+    <w:lsdException w:name="Dark List" w:uiPriority="70"/>
+    <w:lsdException w:name="Colorful Shading" w:uiPriority="71"/>
+    <w:lsdException w:name="Colorful List" w:uiPriority="72"/>
+    <w:lsdException w:name="Colorful Grid" w:uiPriority="73"/>
+    <w:lsdException w:name="Light Shading Accent 1" w:uiPriority="60"/>
+    <w:lsdException w:name="Light List Accent 1" w:uiPriority="61"/>
+    <w:lsdException w:name="Light Grid Accent 1" w:uiPriority="62"/>
+    <w:lsdException w:name="Medium Shading 1 Accent 1" w:uiPriority="63"/>
+    <w:lsdException w:name="Medium Shading 2 Accent 1" w:uiPriority="64"/>
+    <w:lsdException w:name="Medium List 1 Accent 1" w:uiPriority="65"/>
+    <w:lsdException w:name="Revision" w:semiHidden="1"/>
+    <w:lsdException w:name="List Paragraph" w:uiPriority="34" w:qFormat="1"/>
+    <w:lsdException w:name="Quote" w:uiPriority="29" w:qFormat="1"/>
+    <w:lsdException w:name="Intense Quote" w:uiPriority="30" w:qFormat="1"/>
+    <w:lsdException w:name="Medium List 2 Accent 1" w:uiPriority="66"/>
+    <w:lsdException w:name="Medium Grid 1 Accent 1" w:uiPriority="67"/>
+    <w:lsdException w:name="Medium Grid 2 Accent 1" w:uiPriority="68"/>
+    <w:lsdException w:name="Medium Grid 3 Accent 1" w:uiPriority="69"/>
+    <w:lsdException w:name="Dark List Accent 1" w:uiPriority="70"/>
+    <w:lsdException w:name="Colorful Shading Accent 1" w:uiPriority="71"/>
+    <w:lsdException w:name="Colorful List Accent 1" w:uiPriority="72"/>
+    <w:lsdException w:name="Colorful Grid Accent 1" w:uiPriority="73"/>
+    <w:lsdException w:name="Light Shading Accent 2" w:uiPriority="60"/>
+    <w:lsdException w:name="Light List Accent 2" w:uiPriority="61"/>
+    <w:lsdException w:name="Light Grid Accent 2" w:uiPriority="62"/>
+    <w:lsdException w:name="Medium Shading 1 Accent 2" w:uiPriority="63"/>
+    <w:lsdException w:name="Medium Shading 2 Accent 2" w:uiPriority="64"/>
+    <w:lsdException w:name="Medium List 1 Accent 2" w:uiPriority="65"/>
+    <w:lsdException w:name="Medium List 2 Accent 2" w:uiPriority="66"/>
+    <w:lsdException w:name="Medium Grid 1 Accent 2" w:uiPriority="67"/>
+    <w:lsdException w:name="Medium Grid 2 Accent 2" w:uiPriority="68"/>
+    <w:lsdException w:name="Medium Grid 3 Accent 2" w:uiPriority="69"/>
+    <w:lsdException w:name="Dark List Accent 2" w:uiPriority="70"/>
+    <w:lsdException w:name="Colorful Shading Accent 2" w:uiPriority="71"/>
+    <w:lsdException w:name="Colorful List Accent 2" w:uiPriority="72"/>
+    <w:lsdException w:name="Colorful Grid Accent 2" w:uiPriority="73"/>
+    <w:lsdException w:name="Light Shading Accent 3" w:uiPriority="60"/>
+    <w:lsdException w:name="Light List Accent 3" w:uiPriority="61"/>
+    <w:lsdException w:name="Light Grid Accent 3" w:uiPriority="62"/>
+    <w:lsdException w:name="Medium Shading 1 Accent 3" w:uiPriority="63"/>
+    <w:lsdException w:name="Medium Shading 2 Accent 3" w:uiPriority="64"/>
+    <w:lsdException w:name="Medium List 1 Accent 3" w:uiPriority="65"/>
+    <w:lsdException w:name="Medium List 2 Accent 3" w:uiPriority="66"/>
+    <w:lsdException w:name="Medium Grid 1 Accent 3" w:uiPriority="67"/>
+    <w:lsdException w:name="Medium Grid 2 Accent 3" w:uiPriority="68"/>
+    <w:lsdException w:name="Medium Grid 3 Accent 3" w:uiPriority="69"/>
+    <w:lsdException w:name="Dark List Accent 3" w:uiPriority="70"/>
+    <w:lsdException w:name="Colorful Shading Accent 3" w:uiPriority="71"/>
+    <w:lsdException w:name="Colorful List Accent 3" w:uiPriority="72"/>
+    <w:lsdException w:name="Colorful Grid Accent 3" w:uiPriority="73"/>
+    <w:lsdException w:name="Light Shading Accent 4" w:uiPriority="60"/>
+    <w:lsdException w:name="Light List Accent 4" w:uiPriority="61"/>
+    <w:lsdException w:name="Light Grid Accent 4" w:uiPriority="62"/>
+    <w:lsdException w:name="Medium Shading 1 Accent 4" w:uiPriority="63"/>
+    <w:lsdException w:name="Medium Shading 2 Accent 4" w:uiPriority="64"/>
+    <w:lsdException w:name="Medium List 1 Accent 4" w:uiPriority="65"/>
+    <w:lsdException w:name="Medium List 2 Accent 4" w:uiPriority="66"/>
+    <w:lsdException w:name="Medium Grid 1 Accent 4" w:uiPriority="67"/>
+    <w:lsdException w:name="Medium Grid 2 Accent 4" w:uiPriority="68"/>
+    <w:lsdException w:name="Medium Grid 3 Accent 4" w:uiPriority="69"/>
+    <w:lsdException w:name="Dark List Accent 4" w:uiPriority="70"/>
+    <w:lsdException w:name="Colorful Shading Accent 4" w:uiPriority="71"/>
+    <w:lsdException w:name="Colorful List Accent 4" w:uiPriority="72"/>
+    <w:lsdException w:name="Colorful Grid Accent 4" w:uiPriority="73"/>
+    <w:lsdException w:name="Light Shading Accent 5" w:uiPriority="60"/>
+    <w:lsdException w:name="Light List Accent 5" w:uiPriority="61"/>
+    <w:lsdException w:name="Light Grid Accent 5" w:uiPriority="62"/>
+    <w:lsdException w:name="Medium Shading 1 Accent 5" w:uiPriority="63"/>
+    <w:lsdException w:name="Medium Shading 2 Accent 5" w:uiPriority="64"/>
+    <w:lsdException w:name="Medium List 1 Accent 5" w:uiPriority="65"/>
+    <w:lsdException w:name="Medium List 2 Accent 5" w:uiPriority="66"/>
+    <w:lsdException w:name="Medium Grid 1 Accent 5" w:uiPriority="67"/>
+    <w:lsdException w:name="Medium Grid 2 Accent 5" w:uiPriority="68"/>
+    <w:lsdException w:name="Medium Grid 3 Accent 5" w:uiPriority="69"/>
+    <w:lsdException w:name="Dark List Accent 5" w:uiPriority="70"/>
+    <w:lsdException w:name="Colorful Shading Accent 5" w:uiPriority="71"/>
+    <w:lsdException w:name="Colorful List Accent 5" w:uiPriority="72"/>
+    <w:lsdException w:name="Colorful Grid Accent 5" w:uiPriority="73"/>
+    <w:lsdException w:name="Light Shading Accent 6" w:uiPriority="60"/>
+    <w:lsdException w:name="Light List Accent 6" w:uiPriority="61"/>
+    <w:lsdException w:name="Light Grid Accent 6" w:uiPriority="62"/>
+    <w:lsdException w:name="Medium Shading 1 Accent 6" w:uiPriority="63"/>
+    <w:lsdException w:name="Medium Shading 2 Accent 6" w:uiPriority="64"/>
+    <w:lsdException w:name="Medium List 1 Accent 6" w:uiPriority="65"/>
+    <w:lsdException w:name="Medium List 2 Accent 6" w:uiPriority="66"/>
+    <w:lsdException w:name="Medium Grid 1 Accent 6" w:uiPriority="67"/>
+    <w:lsdException w:name="Medium Grid 2 Accent 6" w:uiPriority="68"/>
+    <w:lsdException w:name="Medium Grid 3 Accent 6" w:uiPriority="69"/>
+    <w:lsdException w:name="Dark List Accent 6" w:uiPriority="70"/>
+    <w:lsdException w:name="Colorful Shading Accent 6" w:uiPriority="71"/>
+    <w:lsdException w:name="Colorful List Accent 6" w:uiPriority="72"/>
+    <w:lsdException w:name="Colorful Grid Accent 6" w:uiPriority="73"/>
+    <w:lsdException w:name="Subtle Emphasis" w:uiPriority="19" w:qFormat="1"/>
+    <w:lsdException w:name="Intense Emphasis" w:uiPriority="21" w:qFormat="1"/>
+    <w:lsdException w:name="Subtle Reference" w:uiPriority="31" w:qFormat="1"/>
+    <w:lsdException w:name="Intense Reference" w:uiPriority="32" w:qFormat="1"/>
+    <w:lsdException w:name="Book Title" w:uiPriority="33" w:qFormat="1"/>
+    <w:lsdException w:name="Bibliography" w:semiHidden="1" w:uiPriority="37" w:unhideWhenUsed="1"/>
+    <w:lsdException w:name="TOC Heading" w:semiHidden="1" w:uiPriority="39" w:unhideWhenUsed="1" w:qFormat="1"/>
+    <w:lsdException w:name="Plain Table 1" w:uiPriority="41"/>
+    <w:lsdException w:name="Plain Table 2" w:uiPriority="42"/>
+    <w:lsdException w:name="Plain Table 3" w:uiPriority="43"/>
+    <w:lsdException w:name="Plain Table 4" w:uiPriority="44"/>
+    <w:lsdException w:name="Plain Table 5" w:uiPriority="45"/>
+    <w:lsdException w:name="Grid Table Light" w:uiPriority="40"/>
+    <w:lsdException w:name="Grid Table 1 Light" w:uiPriority="46"/>
+    <w:lsdException w:name="Grid Table 2" w:uiPriority="47"/>
+    <w:lsdException w:name="Grid Table 3" w:uiPriority="48"/>
+    <w:lsdException w:name="Grid Table 4" w:uiPriority="49"/>
+    <w:lsdException w:name="Grid Table 5 Dark" w:uiPriority="50"/>
+    <w:lsdException w:name="Grid Table 6 Colorful" w:uiPriority="51"/>
+    <w:lsdException w:name="Grid Table 7 Colorful" w:uiPriority="52"/>
+    <w:lsdException w:name="Grid Table 1 Light Accent 1" w:uiPriority="46"/>
+    <w:lsdException w:name="Grid Table 2 Accent 1" w:uiPriority="47"/>
+    <w:lsdException w:name="Grid Table 3 Accent 1" w:uiPriority="48"/>
+    <w:lsdException w:name="Grid Table 4 Accent 1" w:uiPriority="49"/>
+    <w:lsdException w:name="Grid Table 5 Dark Accent 1" w:uiPriority="50"/>
+    <w:lsdException w:name="Grid Table 6 Colorful Accent 1" w:uiPriority="51"/>
+    <w:lsdException w:name="Grid Table 7 Colorful Accent 1" w:uiPriority="52"/>
+    <w:lsdException w:name="Grid Table 1 Light Accent 2" w:uiPriority="46"/>
+    <w:lsdException w:name="Grid Table 2 Accent 2" w:uiPriority="47"/>
+    <w:lsdException w:name="Grid Table 3 Accent 2" w:uiPriority="48"/>
+    <w:lsdException w:name="Grid Table 4 Accent 2" w:uiPriority="49"/>
+    <w:lsdException w:name="Grid Table 5 Dark Accent 2" w:uiPriority="50"/>
+    <w:lsdException w:name="Grid Table 6 Colorful Accent 2" w:uiPriority="51"/>
+    <w:lsdException w:name="Grid Table 7 Colorful Accent 2" w:uiPriority="52"/>
+    <w:lsdException w:name="Grid Table 1 Light Accent 3" w:uiPriority="46"/>
+    <w:lsdException w:name="Grid Table 2 Accent 3" w:uiPriority="47"/>
+    <w:lsdException w:name="Grid Table 3 Accent 3" w:uiPriority="48"/>
+    <w:lsdException w:name="Grid Table 4 Accent 3" w:uiPriority="49"/>
+    <w:lsdException w:name="Grid Table 5 Dark Accent 3" w:uiPriority="50"/>
+    <w:lsdException w:name="Grid Table 6 Colorful Accent 3" w:uiPriority="51"/>
+    <w:lsdException w:name="Grid Table 7 Colorful Accent 3" w:uiPriority="52"/>
+    <w:lsdException w:name="Grid Table 1 Light Accent 4" w:uiPriority="46"/>
+    <w:lsdException w:name="Grid Table 2 Accent 4" w:uiPriority="47"/>
+    <w:lsdException w:name="Grid Table 3 Accent 4" w:uiPriority="48"/>
+    <w:lsdException w:name="Grid Table 4 Accent 4" w:uiPriority="49"/>
+    <w:lsdException w:name="Grid Table 5 Dark Accent 4" w:uiPriority="50"/>
+    <w:lsdException w:name="Grid Table 6 Colorful Accent 4" w:uiPriority="51"/>
+    <w:lsdException w:name="Grid Table 7 Colorful Accent 4" w:uiPriority="52"/>
+    <w:lsdException w:name="Grid Table 1 Light Accent 5" w:uiPriority="46"/>
+    <w:lsdException w:name="Grid Table 2 Accent 5" w:uiPriority="47"/>
+    <w:lsdException w:name="Grid Table 3 Accent 5" w:uiPriority="48"/>
+    <w:lsdException w:name="Grid Table 4 Accent 5" w:uiPriority="49"/>
+    <w:lsdException w:name="Grid Table 5 Dark Accent 5" w:uiPriority="50"/>
+    <w:lsdException w:name="Grid Table 6 Colorful Accent 5" w:uiPriority="51"/>
+    <w:lsdException w:name="Grid Table 7 Colorful Accent 5" w:uiPriority="52"/>
+    <w:lsdException w:name="Grid Table 1 Light Accent 6" w:uiPriority="46"/>
+    <w:lsdException w:name="Grid Table 2 Accent 6" w:uiPriority="47"/>
+    <w:lsdException w:name="Grid Table 3 Accent 6" w:uiPriority="48"/>
+    <w:lsdException w:name="Grid Table 4 Accent 6" w:uiPriority="49"/>
+    <w:lsdException w:name="Grid Table 5 Dark Accent 6" w:uiPriority="50"/>
+    <w:lsdException w:name="Grid Table 6 Colorful Accent 6" w:uiPriority="51"/>
+    <w:lsdException w:name="Grid Table 7 Colorful Accent 6" w:uiPriority="52"/>
+    <w:lsdException w:name="List Table 1 Light" w:uiPriority="46"/>
+    <w:lsdException w:name="List Table 2" w:uiPriority="47"/>
+    <w:lsdException w:name="List Table 3" w:uiPriority="48"/>
+    <w:lsdException w:name="List Table 4" w:uiPriority="49"/>
+    <w:lsdException w:name="List Table 5 Dark" w:uiPriority="50"/>
+    <w:lsdException w:name="List Table 6 Colorful" w:uiPriority="51"/>
+    <w:lsdException w:name="List Table 7 Colorful" w:uiPriority="52"/>
+    <w:lsdException w:name="List Table 1 Light Accent 1" w:uiPriority="46"/>
+    <w:lsdException w:name="List Table 2 Accent 1" w:uiPriority="47"/>
+    <w:lsdException w:name="List Table 3 Accent 1" w:uiPriority="48"/>
+    <w:lsdException w:name="List Table 4 Accent 1" w:uiPriority="49"/>
+    <w:lsdException w:name="List Table 5 Dark Accent 1" w:uiPriority="50"/>
+    <w:lsdException w:name="List Table 6 Colorful Accent 1" w:uiPriority="51"/>
+    <w:lsdException w:name="List Table 7 Colorful Accent 1" w:uiPriority="52"/>
+    <w:lsdException w:name="List Table 1 Light Accent 2" w:uiPriority="46"/>
+    <w:lsdException w:name="List Table 2 Accent 2" w:uiPriority="47"/>
+    <w:lsdException w:name="List Table 3 Accent 2" w:uiPriority="48"/>
+    <w:lsdException w:name="List Table 4 Accent 2" w:uiPriority="49"/>
+    <w:lsdException w:name="List Table 5 Dark Accent 2" w:uiPriority="50"/>
+    <w:lsdException w:name="List Table 6 Colorful Accent 2" w:uiPriority="51"/>
+    <w:lsdException w:name="List Table 7 Colorful Accent 2" w:uiPriority="52"/>
+    <w:lsdException w:name="List Table 1 Light Accent 3" w:uiPriority="46"/>
+    <w:lsdException w:name="List Table 2 Accent 3" w:uiPriority="47"/>
+    <w:lsdException w:name="List Table 3 Accent 3" w:uiPriority="48"/>
+    <w:lsdException w:name="List Table 4 Accent 3" w:uiPriority="49"/>
+    <w:lsdException w:name="List Table 5 Dark Accent 3" w:uiPriority="50"/>
+    <w:lsdException w:name="List Table 6 Colorful Accent 3" w:uiPriority="51"/>
+    <w:lsdException w:name="List Table 7 Colorful Accent 3" w:uiPriority="52"/>
+    <w:lsdException w:name="List Table 1 Light Accent 4" w:uiPriority="46"/>
+    <w:lsdException w:name="List Table 2 Accent 4" w:uiPriority="47"/>
+    <w:lsdException w:name="List Table 3 Accent 4" w:uiPriority="48"/>
+    <w:lsdException w:name="List Table 4 Accent 4" w:uiPriority="49"/>
+    <w:lsdException w:name="List Table 5 Dark Accent 4" w:uiPriority="50"/>
+    <w:lsdException w:name="List Table 6 Colorful Accent 4" w:uiPriority="51"/>
+    <w:lsdException w:name="List Table 7 Colorful Accent 4" w:uiPriority="52"/>
+    <w:lsdException w:name="List Table 1 Light Accent 5" w:uiPriority="46"/>
+    <w:lsdException w:name="List Table 2 Accent 5" w:uiPriority="47"/>
+    <w:lsdException w:name="List Table 3 Accent 5" w:uiPriority="48"/>
+    <w:lsdException w:name="List Table 4 Accent 5" w:uiPriority="49"/>
+    <w:lsdException w:name="List Table 5 Dark Accent 5" w:uiPriority="50"/>
+    <w:lsdException w:name="List Table 6 Colorful Accent 5" w:uiPriority="51"/>
+    <w:lsdException w:name="List Table 7 Colorful Accent 5" w:uiPriority="52"/>
+    <w:lsdException w:name="List Table 1 Light Accent 6" w:uiPriority="46"/>
+    <w:lsdException w:name="List Table 2 Accent 6" w:uiPriority="47"/>
+    <w:lsdException w:name="List Table 3 Accent 6" w:uiPriority="48"/>
+    <w:lsdException w:name="List Table 4 Accent 6" w:uiPriority="49"/>
+    <w:lsdException w:name="List Table 5 Dark Accent 6" w:uiPriority="50"/>
+    <w:lsdException w:name="List Table 6 Colorful Accent 6" w:uiPriority="51"/>
+    <w:lsdException w:name="List Table 7 Colorful Accent 6" w:uiPriority="52"/>
+    <w:lsdException w:name="Mention" w:semiHidden="1" w:unhideWhenUsed="1"/>
+    <w:lsdException w:name="Smart Hyperlink" w:semiHidden="1" w:unhideWhenUsed="1"/>
+    <w:lsdException w:name="Hashtag" w:semiHidden="1" w:unhideWhenUsed="1"/>
+    <w:lsdException w:name="Unresolved Mention" w:semiHidden="1" w:unhideWhenUsed="1"/>
+    <w:lsdException w:name="Smart Link" w:semiHidden="1" w:unhideWhenUsed="1"/>
+  </w:latentStyles>
+  <w:style w:type="paragraph" w:default="1" w:styleId="Normal">
+    <w:name w:val="Normal"/>
+    <w:qFormat/>
   </w:style>
   <w:style w:type="paragraph" w:styleId="Heading1">
     <w:name w:val="heading 1"/>
     <w:basedOn w:val="Normal"/>
     <w:next w:val="Normal"/>
+    <w:uiPriority w:val="9"/>
+    <w:qFormat/>
     <w:pPr>
-      <w:keepNext w:val="1"/>
-      <w:keepLines w:val="1"/>
-      <w:pageBreakBefore w:val="0"/>
-      <w:spacing w:after="120" w:before="400" w:lineRule="auto"/>
+      <w:keepNext/>
+      <w:keepLines/>
+      <w:spacing w:before="400" w:after="120"/>
+      <w:outlineLvl w:val="0"/>
     </w:pPr>
     <w:rPr>
       <w:sz w:val="40"/>
@@ -2988,14 +3631,16 @@
     <w:name w:val="heading 2"/>
     <w:basedOn w:val="Normal"/>
     <w:next w:val="Normal"/>
+    <w:uiPriority w:val="9"/>
+    <w:unhideWhenUsed/>
+    <w:qFormat/>
     <w:pPr>
-      <w:keepNext w:val="1"/>
-      <w:keepLines w:val="1"/>
-      <w:pageBreakBefore w:val="0"/>
-      <w:spacing w:after="120" w:before="360" w:lineRule="auto"/>
+      <w:keepNext/>
+      <w:keepLines/>
+      <w:spacing w:before="360" w:after="120"/>
+      <w:outlineLvl w:val="1"/>
     </w:pPr>
     <w:rPr>
-      <w:b w:val="0"/>
       <w:sz w:val="32"/>
       <w:szCs w:val="32"/>
     </w:rPr>
@@ -3004,14 +3649,16 @@
     <w:name w:val="heading 3"/>
     <w:basedOn w:val="Normal"/>
     <w:next w:val="Normal"/>
+    <w:uiPriority w:val="9"/>
+    <w:unhideWhenUsed/>
+    <w:qFormat/>
     <w:pPr>
-      <w:keepNext w:val="1"/>
-      <w:keepLines w:val="1"/>
-      <w:pageBreakBefore w:val="0"/>
-      <w:spacing w:after="80" w:before="320" w:lineRule="auto"/>
+      <w:keepNext/>
+      <w:keepLines/>
+      <w:spacing w:before="320" w:after="80"/>
+      <w:outlineLvl w:val="2"/>
     </w:pPr>
     <w:rPr>
-      <w:b w:val="0"/>
       <w:color w:val="434343"/>
       <w:sz w:val="28"/>
       <w:szCs w:val="28"/>
@@ -3021,11 +3668,14 @@
     <w:name w:val="heading 4"/>
     <w:basedOn w:val="Normal"/>
     <w:next w:val="Normal"/>
+    <w:uiPriority w:val="9"/>
+    <w:unhideWhenUsed/>
+    <w:qFormat/>
     <w:pPr>
-      <w:keepNext w:val="1"/>
-      <w:keepLines w:val="1"/>
-      <w:pageBreakBefore w:val="0"/>
-      <w:spacing w:after="80" w:before="280" w:lineRule="auto"/>
+      <w:keepNext/>
+      <w:keepLines/>
+      <w:spacing w:before="280" w:after="80"/>
+      <w:outlineLvl w:val="3"/>
     </w:pPr>
     <w:rPr>
       <w:color w:val="666666"/>
@@ -3037,44 +3687,87 @@
     <w:name w:val="heading 5"/>
     <w:basedOn w:val="Normal"/>
     <w:next w:val="Normal"/>
+    <w:uiPriority w:val="9"/>
+    <w:semiHidden/>
+    <w:unhideWhenUsed/>
+    <w:qFormat/>
     <w:pPr>
-      <w:keepNext w:val="1"/>
-      <w:keepLines w:val="1"/>
-      <w:pageBreakBefore w:val="0"/>
-      <w:spacing w:after="80" w:before="240" w:lineRule="auto"/>
+      <w:keepNext/>
+      <w:keepLines/>
+      <w:spacing w:before="240" w:after="80"/>
+      <w:outlineLvl w:val="4"/>
     </w:pPr>
     <w:rPr>
       <w:color w:val="666666"/>
-      <w:sz w:val="22"/>
-      <w:szCs w:val="22"/>
     </w:rPr>
   </w:style>
   <w:style w:type="paragraph" w:styleId="Heading6">
     <w:name w:val="heading 6"/>
     <w:basedOn w:val="Normal"/>
     <w:next w:val="Normal"/>
+    <w:uiPriority w:val="9"/>
+    <w:semiHidden/>
+    <w:unhideWhenUsed/>
+    <w:qFormat/>
     <w:pPr>
-      <w:keepNext w:val="1"/>
-      <w:keepLines w:val="1"/>
-      <w:pageBreakBefore w:val="0"/>
-      <w:spacing w:after="80" w:before="240" w:lineRule="auto"/>
+      <w:keepNext/>
+      <w:keepLines/>
+      <w:spacing w:before="240" w:after="80"/>
+      <w:outlineLvl w:val="5"/>
     </w:pPr>
     <w:rPr>
-      <w:i w:val="1"/>
+      <w:i/>
       <w:color w:val="666666"/>
-      <w:sz w:val="22"/>
-      <w:szCs w:val="22"/>
     </w:rPr>
+  </w:style>
+  <w:style w:type="character" w:default="1" w:styleId="DefaultParagraphFont">
+    <w:name w:val="Default Paragraph Font"/>
+    <w:uiPriority w:val="1"/>
+    <w:semiHidden/>
+    <w:unhideWhenUsed/>
+  </w:style>
+  <w:style w:type="table" w:default="1" w:styleId="TableNormal">
+    <w:name w:val="Normal Table"/>
+    <w:uiPriority w:val="99"/>
+    <w:semiHidden/>
+    <w:unhideWhenUsed/>
+    <w:tblPr>
+      <w:tblInd w:w="0" w:type="dxa"/>
+      <w:tblCellMar>
+        <w:top w:w="0" w:type="dxa"/>
+        <w:left w:w="108" w:type="dxa"/>
+        <w:bottom w:w="0" w:type="dxa"/>
+        <w:right w:w="108" w:type="dxa"/>
+      </w:tblCellMar>
+    </w:tblPr>
+  </w:style>
+  <w:style w:type="numbering" w:default="1" w:styleId="NoList">
+    <w:name w:val="No List"/>
+    <w:uiPriority w:val="99"/>
+    <w:semiHidden/>
+    <w:unhideWhenUsed/>
+  </w:style>
+  <w:style w:type="table" w:customStyle="1" w:styleId="TableNormal0">
+    <w:name w:val="TableNormal"/>
+    <w:tblPr>
+      <w:tblCellMar>
+        <w:top w:w="100" w:type="dxa"/>
+        <w:left w:w="100" w:type="dxa"/>
+        <w:bottom w:w="100" w:type="dxa"/>
+        <w:right w:w="100" w:type="dxa"/>
+      </w:tblCellMar>
+    </w:tblPr>
   </w:style>
   <w:style w:type="paragraph" w:styleId="Title">
     <w:name w:val="Title"/>
     <w:basedOn w:val="Normal"/>
     <w:next w:val="Normal"/>
+    <w:uiPriority w:val="10"/>
+    <w:qFormat/>
     <w:pPr>
-      <w:keepNext w:val="1"/>
-      <w:keepLines w:val="1"/>
-      <w:pageBreakBefore w:val="0"/>
-      <w:spacing w:after="60" w:before="0" w:lineRule="auto"/>
+      <w:keepNext/>
+      <w:keepLines/>
+      <w:spacing w:after="60"/>
     </w:pPr>
     <w:rPr>
       <w:sz w:val="52"/>
@@ -3085,15 +3778,14 @@
     <w:name w:val="Subtitle"/>
     <w:basedOn w:val="Normal"/>
     <w:next w:val="Normal"/>
+    <w:uiPriority w:val="11"/>
+    <w:qFormat/>
     <w:pPr>
-      <w:keepNext w:val="1"/>
-      <w:keepLines w:val="1"/>
-      <w:pageBreakBefore w:val="0"/>
-      <w:spacing w:after="320" w:before="0" w:lineRule="auto"/>
+      <w:keepNext/>
+      <w:keepLines/>
+      <w:spacing w:after="320"/>
     </w:pPr>
     <w:rPr>
-      <w:rFonts w:ascii="Arial" w:cs="Arial" w:eastAsia="Arial" w:hAnsi="Arial"/>
-      <w:i w:val="0"/>
       <w:color w:val="666666"/>
       <w:sz w:val="30"/>
       <w:szCs w:val="30"/>

--- a/Level 3 Semester 1(5th Semester)/Final Syllabus.docx
+++ b/Level 3 Semester 1(5th Semester)/Final Syllabus.docx
@@ -59,19 +59,11 @@
         </w:numPr>
         <w:spacing w:before="240"/>
       </w:pPr>
-      <w:proofErr w:type="spellStart"/>
-      <w:r>
-        <w:rPr>
-          <w:b/>
-        </w:rPr>
-        <w:t>Sobuj</w:t>
-      </w:r>
-      <w:proofErr w:type="spellEnd"/>
-      <w:r>
-        <w:rPr>
-          <w:b/>
-        </w:rPr>
-        <w:t xml:space="preserve"> Sir</w:t>
+      <w:r>
+        <w:rPr>
+          <w:b/>
+        </w:rPr>
+        <w:t>Sobuj Sir</w:t>
       </w:r>
       <w:r>
         <w:rPr>
@@ -93,19 +85,31 @@
         </w:rPr>
         <w:t xml:space="preserve">TCP/IP Book → </w:t>
       </w:r>
-      <w:proofErr w:type="gramStart"/>
       <w:r>
         <w:rPr>
           <w:rFonts w:ascii="Arial Unicode MS" w:eastAsia="Arial Unicode MS" w:hAnsi="Arial Unicode MS" w:cs="Arial Unicode MS"/>
-        </w:rPr>
-        <w:t>Ch(</w:t>
-      </w:r>
-      <w:proofErr w:type="gramEnd"/>
+          <w:strike/>
+        </w:rPr>
+        <w:t>Ch(1-4) slide only</w:t>
+      </w:r>
       <w:r>
         <w:rPr>
           <w:rFonts w:ascii="Arial Unicode MS" w:eastAsia="Arial Unicode MS" w:hAnsi="Arial Unicode MS" w:cs="Arial Unicode MS"/>
         </w:rPr>
-        <w:t>1-4) slide only, 5 (full slide + book)</w:t>
+        <w:t>, 5 (full slide + book)</w:t>
+      </w:r>
+      <w:r>
+        <w:rPr>
+          <w:rFonts w:ascii="Arial Unicode MS" w:eastAsia="Arial Unicode MS" w:hAnsi="Arial Unicode MS" w:cs="Arial Unicode MS"/>
+        </w:rPr>
+        <w:t xml:space="preserve"> </w:t>
+      </w:r>
+      <w:r>
+        <w:rPr>
+          <w:rFonts w:ascii="Arial Unicode MS" w:eastAsia="Arial Unicode MS" w:hAnsi="Arial Unicode MS" w:cs="Arial Unicode MS"/>
+          <w:color w:val="EE0000"/>
+        </w:rPr>
+        <w:t>– classfull chilo mid e</w:t>
       </w:r>
     </w:p>
     <w:p>
@@ -190,21 +194,7 @@
         <w:rPr>
           <w:rFonts w:ascii="Arial Unicode MS" w:eastAsia="Arial Unicode MS" w:hAnsi="Arial Unicode MS" w:cs="Arial Unicode MS"/>
         </w:rPr>
-        <w:t xml:space="preserve"> 14, 15, also similar topic from </w:t>
-      </w:r>
-      <w:proofErr w:type="spellStart"/>
-      <w:r>
-        <w:rPr>
-          <w:rFonts w:ascii="Arial Unicode MS" w:eastAsia="Arial Unicode MS" w:hAnsi="Arial Unicode MS" w:cs="Arial Unicode MS"/>
-        </w:rPr>
-        <w:t>from</w:t>
-      </w:r>
-      <w:proofErr w:type="spellEnd"/>
-      <w:r>
-        <w:rPr>
-          <w:rFonts w:ascii="Arial Unicode MS" w:eastAsia="Arial Unicode MS" w:hAnsi="Arial Unicode MS" w:cs="Arial Unicode MS"/>
-        </w:rPr>
-        <w:t xml:space="preserve"> chapter 2</w:t>
+        <w:t xml:space="preserve"> 14, 15, also similar topic from from chapter 2</w:t>
       </w:r>
     </w:p>
     <w:p>
@@ -332,19 +322,11 @@
           <w:numId w:val="8"/>
         </w:numPr>
       </w:pPr>
-      <w:proofErr w:type="spellStart"/>
-      <w:r>
-        <w:rPr>
-          <w:b/>
-        </w:rPr>
-        <w:t>Mahabub</w:t>
-      </w:r>
-      <w:proofErr w:type="spellEnd"/>
-      <w:r>
-        <w:rPr>
-          <w:b/>
-        </w:rPr>
-        <w:t xml:space="preserve"> Sir</w:t>
+      <w:r>
+        <w:rPr>
+          <w:b/>
+        </w:rPr>
+        <w:t>Mahabub Sir</w:t>
       </w:r>
       <w:r>
         <w:rPr>
@@ -391,154 +373,16 @@
         <w:rPr>
           <w:i/>
         </w:rPr>
-        <w:t>Ch 1-6 (</w:t>
-      </w:r>
-      <w:proofErr w:type="spellStart"/>
-      <w:r>
-        <w:rPr>
-          <w:i/>
-        </w:rPr>
-        <w:t>Ytha</w:t>
-      </w:r>
-      <w:proofErr w:type="spellEnd"/>
-      <w:r>
-        <w:rPr>
-          <w:i/>
-        </w:rPr>
-        <w:t xml:space="preserve"> </w:t>
-      </w:r>
-      <w:proofErr w:type="spellStart"/>
-      <w:r>
-        <w:rPr>
-          <w:i/>
-        </w:rPr>
-        <w:t>yu</w:t>
-      </w:r>
-      <w:proofErr w:type="spellEnd"/>
-      <w:r>
-        <w:rPr>
-          <w:i/>
-        </w:rPr>
-        <w:t xml:space="preserve"> book) - </w:t>
-      </w:r>
-      <w:proofErr w:type="spellStart"/>
+        <w:t xml:space="preserve">Ch 1-6 (Ytha yu book) - </w:t>
+      </w:r>
       <w:r>
         <w:rPr>
           <w:rFonts w:ascii="Vrinda" w:eastAsia="Vrinda" w:hAnsi="Vrinda" w:cs="Vrinda"/>
           <w:i/>
           <w:highlight w:val="yellow"/>
         </w:rPr>
-        <w:t>তবে</w:t>
-      </w:r>
-      <w:proofErr w:type="spellEnd"/>
-      <w:r>
-        <w:rPr>
-          <w:rFonts w:ascii="Vrinda" w:eastAsia="Vrinda" w:hAnsi="Vrinda" w:cs="Vrinda"/>
-          <w:i/>
-          <w:highlight w:val="yellow"/>
-        </w:rPr>
-        <w:t xml:space="preserve"> </w:t>
-      </w:r>
-      <w:proofErr w:type="spellStart"/>
-      <w:r>
-        <w:rPr>
-          <w:rFonts w:ascii="Vrinda" w:eastAsia="Vrinda" w:hAnsi="Vrinda" w:cs="Vrinda"/>
-          <w:i/>
-          <w:highlight w:val="yellow"/>
-        </w:rPr>
-        <w:t>স্যার</w:t>
-      </w:r>
-      <w:proofErr w:type="spellEnd"/>
-      <w:r>
-        <w:rPr>
-          <w:rFonts w:ascii="Vrinda" w:eastAsia="Vrinda" w:hAnsi="Vrinda" w:cs="Vrinda"/>
-          <w:i/>
-          <w:highlight w:val="yellow"/>
-        </w:rPr>
-        <w:t xml:space="preserve"> </w:t>
-      </w:r>
-      <w:proofErr w:type="spellStart"/>
-      <w:r>
-        <w:rPr>
-          <w:rFonts w:ascii="Vrinda" w:eastAsia="Vrinda" w:hAnsi="Vrinda" w:cs="Vrinda"/>
-          <w:i/>
-          <w:highlight w:val="yellow"/>
-        </w:rPr>
-        <w:t>অবশ্য</w:t>
-      </w:r>
-      <w:proofErr w:type="spellEnd"/>
-      <w:r>
-        <w:rPr>
-          <w:rFonts w:ascii="Vrinda" w:eastAsia="Vrinda" w:hAnsi="Vrinda" w:cs="Vrinda"/>
-          <w:i/>
-          <w:highlight w:val="yellow"/>
-        </w:rPr>
-        <w:t xml:space="preserve"> </w:t>
-      </w:r>
-      <w:proofErr w:type="spellStart"/>
-      <w:r>
-        <w:rPr>
-          <w:rFonts w:ascii="Vrinda" w:eastAsia="Vrinda" w:hAnsi="Vrinda" w:cs="Vrinda"/>
-          <w:i/>
-          <w:highlight w:val="yellow"/>
-        </w:rPr>
-        <w:t>পুরো</w:t>
-      </w:r>
-      <w:proofErr w:type="spellEnd"/>
-      <w:r>
-        <w:rPr>
-          <w:rFonts w:ascii="Vrinda" w:eastAsia="Vrinda" w:hAnsi="Vrinda" w:cs="Vrinda"/>
-          <w:i/>
-          <w:highlight w:val="yellow"/>
-        </w:rPr>
-        <w:t xml:space="preserve"> </w:t>
-      </w:r>
-      <w:proofErr w:type="spellStart"/>
-      <w:r>
-        <w:rPr>
-          <w:rFonts w:ascii="Vrinda" w:eastAsia="Vrinda" w:hAnsi="Vrinda" w:cs="Vrinda"/>
-          <w:i/>
-          <w:highlight w:val="yellow"/>
-        </w:rPr>
-        <w:t>বই</w:t>
-      </w:r>
-      <w:proofErr w:type="spellEnd"/>
-      <w:r>
-        <w:rPr>
-          <w:rFonts w:ascii="Vrinda" w:eastAsia="Vrinda" w:hAnsi="Vrinda" w:cs="Vrinda"/>
-          <w:i/>
-          <w:highlight w:val="yellow"/>
-        </w:rPr>
-        <w:t xml:space="preserve"> </w:t>
-      </w:r>
-      <w:proofErr w:type="spellStart"/>
-      <w:r>
-        <w:rPr>
-          <w:rFonts w:ascii="Vrinda" w:eastAsia="Vrinda" w:hAnsi="Vrinda" w:cs="Vrinda"/>
-          <w:i/>
-          <w:highlight w:val="yellow"/>
-        </w:rPr>
-        <w:t>পড়তে</w:t>
-      </w:r>
-      <w:proofErr w:type="spellEnd"/>
-      <w:r>
-        <w:rPr>
-          <w:rFonts w:ascii="Vrinda" w:eastAsia="Vrinda" w:hAnsi="Vrinda" w:cs="Vrinda"/>
-          <w:i/>
-          <w:highlight w:val="yellow"/>
-        </w:rPr>
-        <w:t xml:space="preserve"> </w:t>
-      </w:r>
-      <w:proofErr w:type="spellStart"/>
-      <w:r>
-        <w:rPr>
-          <w:rFonts w:ascii="Vrinda" w:eastAsia="Vrinda" w:hAnsi="Vrinda" w:cs="Vrinda"/>
-          <w:i/>
-          <w:highlight w:val="yellow"/>
-        </w:rPr>
-        <w:t>বলেছে</w:t>
-      </w:r>
-      <w:proofErr w:type="spellEnd"/>
+        <w:t>তবে স্যার অবশ্য পুরো বই পড়তে বলেছে</w:t>
+      </w:r>
       <w:r>
         <w:rPr>
           <w:i/>
@@ -574,27 +418,7 @@
           <w:sz w:val="26"/>
           <w:szCs w:val="26"/>
         </w:rPr>
-        <w:t xml:space="preserve">3. COA (Computer Organization &amp; </w:t>
-      </w:r>
-      <w:proofErr w:type="gramStart"/>
-      <w:r>
-        <w:rPr>
-          <w:b/>
-          <w:color w:val="000000"/>
-          <w:sz w:val="26"/>
-          <w:szCs w:val="26"/>
-        </w:rPr>
-        <w:t>Architecture) —</w:t>
-      </w:r>
-      <w:proofErr w:type="gramEnd"/>
-      <w:r>
-        <w:rPr>
-          <w:b/>
-          <w:color w:val="000000"/>
-          <w:sz w:val="26"/>
-          <w:szCs w:val="26"/>
-        </w:rPr>
-        <w:t xml:space="preserve"> William</w:t>
+        <w:t>3. COA (Computer Organization &amp; Architecture) — William</w:t>
       </w:r>
     </w:p>
     <w:p>
@@ -1458,7 +1282,6 @@
       </w:pPr>
       <w:bookmarkStart w:id="6" w:name="_14ez5b1p2kc" w:colFirst="0" w:colLast="0"/>
       <w:bookmarkEnd w:id="6"/>
-      <w:proofErr w:type="spellStart"/>
       <w:r>
         <w:rPr>
           <w:b/>
@@ -1466,17 +1289,7 @@
           <w:sz w:val="22"/>
           <w:szCs w:val="22"/>
         </w:rPr>
-        <w:t>Mahabub</w:t>
-      </w:r>
-      <w:proofErr w:type="spellEnd"/>
-      <w:r>
-        <w:rPr>
-          <w:b/>
-          <w:color w:val="000000"/>
-          <w:sz w:val="22"/>
-          <w:szCs w:val="22"/>
-        </w:rPr>
-        <w:t xml:space="preserve"> Sir</w:t>
+        <w:t>Mahabub Sir</w:t>
       </w:r>
     </w:p>
     <w:p>
@@ -1506,7 +1319,6 @@
       </w:pPr>
       <w:bookmarkStart w:id="7" w:name="_wcsfe1kl9941" w:colFirst="0" w:colLast="0"/>
       <w:bookmarkEnd w:id="7"/>
-      <w:proofErr w:type="spellStart"/>
       <w:r>
         <w:rPr>
           <w:b/>
@@ -1514,17 +1326,7 @@
           <w:sz w:val="22"/>
           <w:szCs w:val="22"/>
         </w:rPr>
-        <w:t>Tpointtech</w:t>
-      </w:r>
-      <w:proofErr w:type="spellEnd"/>
-      <w:r>
-        <w:rPr>
-          <w:b/>
-          <w:color w:val="000000"/>
-          <w:sz w:val="22"/>
-          <w:szCs w:val="22"/>
-        </w:rPr>
-        <w:t xml:space="preserve"> Topics( </w:t>
+        <w:t xml:space="preserve">Tpointtech Topics( </w:t>
       </w:r>
       <w:hyperlink r:id="rId5">
         <w:r>
@@ -1535,29 +1337,7 @@
             <w:szCs w:val="22"/>
             <w:u w:val="single"/>
           </w:rPr>
-          <w:t xml:space="preserve">Artificial Intelligence (AI) - </w:t>
-        </w:r>
-        <w:proofErr w:type="spellStart"/>
-        <w:r>
-          <w:rPr>
-            <w:b/>
-            <w:color w:val="1155CC"/>
-            <w:sz w:val="22"/>
-            <w:szCs w:val="22"/>
-            <w:u w:val="single"/>
-          </w:rPr>
-          <w:t>Tpoint</w:t>
-        </w:r>
-        <w:proofErr w:type="spellEnd"/>
-        <w:r>
-          <w:rPr>
-            <w:b/>
-            <w:color w:val="1155CC"/>
-            <w:sz w:val="22"/>
-            <w:szCs w:val="22"/>
-            <w:u w:val="single"/>
-          </w:rPr>
-          <w:t xml:space="preserve"> Tech</w:t>
+          <w:t>Artificial Intelligence (AI) - Tpoint Tech</w:t>
         </w:r>
       </w:hyperlink>
       <w:r>
@@ -1933,21 +1713,7 @@
         <w:rPr>
           <w:strike/>
         </w:rPr>
-        <w:t xml:space="preserve">False Position Method (Regula </w:t>
-      </w:r>
-      <w:proofErr w:type="spellStart"/>
-      <w:r>
-        <w:rPr>
-          <w:strike/>
-        </w:rPr>
-        <w:t>Falsi</w:t>
-      </w:r>
-      <w:proofErr w:type="spellEnd"/>
-      <w:r>
-        <w:rPr>
-          <w:strike/>
-        </w:rPr>
-        <w:t>)</w:t>
+        <w:t>False Position Method (Regula Falsi)</w:t>
       </w:r>
       <w:r>
         <w:rPr>
@@ -2098,15 +1864,7 @@
         </w:numPr>
       </w:pPr>
       <w:r>
-        <w:t>Runge-</w:t>
-      </w:r>
-      <w:proofErr w:type="spellStart"/>
-      <w:r>
-        <w:t>Kutta</w:t>
-      </w:r>
-      <w:proofErr w:type="spellEnd"/>
-      <w:r>
-        <w:t xml:space="preserve"> Method</w:t>
+        <w:t>Runge-Kutta Method</w:t>
       </w:r>
       <w:r>
         <w:br/>

--- a/Level 3 Semester 1(5th Semester)/Final Syllabus.docx
+++ b/Level 3 Semester 1(5th Semester)/Final Syllabus.docx
@@ -59,11 +59,19 @@
         </w:numPr>
         <w:spacing w:before="240"/>
       </w:pPr>
-      <w:r>
-        <w:rPr>
-          <w:b/>
-        </w:rPr>
-        <w:t>Sobuj Sir</w:t>
+      <w:proofErr w:type="spellStart"/>
+      <w:r>
+        <w:rPr>
+          <w:b/>
+        </w:rPr>
+        <w:t>Sobuj</w:t>
+      </w:r>
+      <w:proofErr w:type="spellEnd"/>
+      <w:r>
+        <w:rPr>
+          <w:b/>
+        </w:rPr>
+        <w:t xml:space="preserve"> Sir</w:t>
       </w:r>
       <w:r>
         <w:rPr>
@@ -85,12 +93,21 @@
         </w:rPr>
         <w:t xml:space="preserve">TCP/IP Book → </w:t>
       </w:r>
+      <w:proofErr w:type="gramStart"/>
       <w:r>
         <w:rPr>
           <w:rFonts w:ascii="Arial Unicode MS" w:eastAsia="Arial Unicode MS" w:hAnsi="Arial Unicode MS" w:cs="Arial Unicode MS"/>
           <w:strike/>
         </w:rPr>
-        <w:t>Ch(1-4) slide only</w:t>
+        <w:t>Ch(</w:t>
+      </w:r>
+      <w:proofErr w:type="gramEnd"/>
+      <w:r>
+        <w:rPr>
+          <w:rFonts w:ascii="Arial Unicode MS" w:eastAsia="Arial Unicode MS" w:hAnsi="Arial Unicode MS" w:cs="Arial Unicode MS"/>
+          <w:strike/>
+        </w:rPr>
+        <w:t>1-4) slide only</w:t>
       </w:r>
       <w:r>
         <w:rPr>
@@ -109,7 +126,39 @@
           <w:rFonts w:ascii="Arial Unicode MS" w:eastAsia="Arial Unicode MS" w:hAnsi="Arial Unicode MS" w:cs="Arial Unicode MS"/>
           <w:color w:val="EE0000"/>
         </w:rPr>
-        <w:t>– classfull chilo mid e</w:t>
+        <w:t xml:space="preserve">– </w:t>
+      </w:r>
+      <w:proofErr w:type="spellStart"/>
+      <w:r>
+        <w:rPr>
+          <w:rFonts w:ascii="Arial Unicode MS" w:eastAsia="Arial Unicode MS" w:hAnsi="Arial Unicode MS" w:cs="Arial Unicode MS"/>
+          <w:color w:val="EE0000"/>
+        </w:rPr>
+        <w:t>classfull</w:t>
+      </w:r>
+      <w:proofErr w:type="spellEnd"/>
+      <w:r>
+        <w:rPr>
+          <w:rFonts w:ascii="Arial Unicode MS" w:eastAsia="Arial Unicode MS" w:hAnsi="Arial Unicode MS" w:cs="Arial Unicode MS"/>
+          <w:color w:val="EE0000"/>
+        </w:rPr>
+        <w:t xml:space="preserve"> </w:t>
+      </w:r>
+      <w:proofErr w:type="spellStart"/>
+      <w:r>
+        <w:rPr>
+          <w:rFonts w:ascii="Arial Unicode MS" w:eastAsia="Arial Unicode MS" w:hAnsi="Arial Unicode MS" w:cs="Arial Unicode MS"/>
+          <w:color w:val="EE0000"/>
+        </w:rPr>
+        <w:t>chilo</w:t>
+      </w:r>
+      <w:proofErr w:type="spellEnd"/>
+      <w:r>
+        <w:rPr>
+          <w:rFonts w:ascii="Arial Unicode MS" w:eastAsia="Arial Unicode MS" w:hAnsi="Arial Unicode MS" w:cs="Arial Unicode MS"/>
+          <w:color w:val="EE0000"/>
+        </w:rPr>
+        <w:t xml:space="preserve"> mid e</w:t>
       </w:r>
     </w:p>
     <w:p>
@@ -123,7 +172,20 @@
         <w:rPr>
           <w:rFonts w:ascii="Arial Unicode MS" w:eastAsia="Arial Unicode MS" w:hAnsi="Arial Unicode MS" w:cs="Arial Unicode MS"/>
         </w:rPr>
-        <w:t>Pearson → Ch. 1, 4, 5</w:t>
+        <w:t>Pearson → Ch.</w:t>
+      </w:r>
+      <w:r>
+        <w:rPr>
+          <w:rFonts w:ascii="Arial Unicode MS" w:eastAsia="Arial Unicode MS" w:hAnsi="Arial Unicode MS" w:cs="Arial Unicode MS"/>
+          <w:strike/>
+        </w:rPr>
+        <w:t xml:space="preserve"> 1</w:t>
+      </w:r>
+      <w:r>
+        <w:rPr>
+          <w:rFonts w:ascii="Arial Unicode MS" w:eastAsia="Arial Unicode MS" w:hAnsi="Arial Unicode MS" w:cs="Arial Unicode MS"/>
+        </w:rPr>
+        <w:t>, 4, 5</w:t>
       </w:r>
       <w:r>
         <w:rPr>
@@ -168,6 +230,37 @@
         </w:rPr>
         <w:t>→ Ch. 2</w:t>
       </w:r>
+      <w:r>
+        <w:rPr>
+          <w:rFonts w:ascii="Arial Unicode MS" w:eastAsia="Arial Unicode MS" w:hAnsi="Arial Unicode MS" w:cs="Arial Unicode MS"/>
+        </w:rPr>
+        <w:t xml:space="preserve"> – </w:t>
+      </w:r>
+      <w:proofErr w:type="spellStart"/>
+      <w:r>
+        <w:rPr>
+          <w:rFonts w:ascii="Arial Unicode MS" w:eastAsia="Arial Unicode MS" w:hAnsi="Arial Unicode MS" w:cs="Arial Unicode MS"/>
+          <w:color w:val="EE0000"/>
+        </w:rPr>
+        <w:t>etar</w:t>
+      </w:r>
+      <w:proofErr w:type="spellEnd"/>
+      <w:r>
+        <w:rPr>
+          <w:rFonts w:ascii="Arial Unicode MS" w:eastAsia="Arial Unicode MS" w:hAnsi="Arial Unicode MS" w:cs="Arial Unicode MS"/>
+          <w:color w:val="EE0000"/>
+        </w:rPr>
+        <w:t xml:space="preserve"> half </w:t>
+      </w:r>
+      <w:proofErr w:type="spellStart"/>
+      <w:r>
+        <w:rPr>
+          <w:rFonts w:ascii="Arial Unicode MS" w:eastAsia="Arial Unicode MS" w:hAnsi="Arial Unicode MS" w:cs="Arial Unicode MS"/>
+          <w:color w:val="EE0000"/>
+        </w:rPr>
+        <w:t>chilo</w:t>
+      </w:r>
+      <w:proofErr w:type="spellEnd"/>
     </w:p>
     <w:p>
       <w:pPr>
@@ -188,13 +281,34 @@
           <w:rFonts w:ascii="Arial Unicode MS" w:eastAsia="Arial Unicode MS" w:hAnsi="Arial Unicode MS" w:cs="Arial Unicode MS"/>
           <w:highlight w:val="red"/>
         </w:rPr>
-        <w:t>19,23,</w:t>
+        <w:t>19,23</w:t>
       </w:r>
       <w:r>
         <w:rPr>
           <w:rFonts w:ascii="Arial Unicode MS" w:eastAsia="Arial Unicode MS" w:hAnsi="Arial Unicode MS" w:cs="Arial Unicode MS"/>
-        </w:rPr>
-        <w:t xml:space="preserve"> 14, 15, also similar topic from from chapter 2</w:t>
+          <w:highlight w:val="red"/>
+        </w:rPr>
+        <w:t>, 14,</w:t>
+      </w:r>
+      <w:r>
+        <w:rPr>
+          <w:rFonts w:ascii="Arial Unicode MS" w:eastAsia="Arial Unicode MS" w:hAnsi="Arial Unicode MS" w:cs="Arial Unicode MS"/>
+        </w:rPr>
+        <w:t xml:space="preserve"> 15, also similar topic from </w:t>
+      </w:r>
+      <w:proofErr w:type="spellStart"/>
+      <w:r>
+        <w:rPr>
+          <w:rFonts w:ascii="Arial Unicode MS" w:eastAsia="Arial Unicode MS" w:hAnsi="Arial Unicode MS" w:cs="Arial Unicode MS"/>
+        </w:rPr>
+        <w:t>from</w:t>
+      </w:r>
+      <w:proofErr w:type="spellEnd"/>
+      <w:r>
+        <w:rPr>
+          <w:rFonts w:ascii="Arial Unicode MS" w:eastAsia="Arial Unicode MS" w:hAnsi="Arial Unicode MS" w:cs="Arial Unicode MS"/>
+        </w:rPr>
+        <w:t xml:space="preserve"> chapter 2</w:t>
       </w:r>
     </w:p>
     <w:p>
@@ -251,7 +365,16 @@
         </w:numPr>
       </w:pPr>
       <w:r>
-        <w:t xml:space="preserve">Ch. 1, 2 </w:t>
+        <w:t xml:space="preserve">Ch. </w:t>
+      </w:r>
+      <w:r>
+        <w:rPr>
+          <w:highlight w:val="red"/>
+        </w:rPr>
+        <w:t>1</w:t>
+      </w:r>
+      <w:r>
+        <w:t xml:space="preserve">, 2 </w:t>
       </w:r>
       <w:r>
         <w:rPr>
@@ -322,11 +445,19 @@
           <w:numId w:val="8"/>
         </w:numPr>
       </w:pPr>
-      <w:r>
-        <w:rPr>
-          <w:b/>
-        </w:rPr>
-        <w:t>Mahabub Sir</w:t>
+      <w:proofErr w:type="spellStart"/>
+      <w:r>
+        <w:rPr>
+          <w:b/>
+        </w:rPr>
+        <w:t>Mahabub</w:t>
+      </w:r>
+      <w:proofErr w:type="spellEnd"/>
+      <w:r>
+        <w:rPr>
+          <w:b/>
+        </w:rPr>
+        <w:t xml:space="preserve"> Sir</w:t>
       </w:r>
       <w:r>
         <w:rPr>
@@ -343,7 +474,16 @@
         </w:numPr>
       </w:pPr>
       <w:r>
-        <w:t xml:space="preserve">Ch. 1, 2, 3, 4, 5, 6, 9 </w:t>
+        <w:t xml:space="preserve">Ch. </w:t>
+      </w:r>
+      <w:r>
+        <w:rPr>
+          <w:highlight w:val="red"/>
+        </w:rPr>
+        <w:t>1, 2, 3</w:t>
+      </w:r>
+      <w:r>
+        <w:t xml:space="preserve">, 4, 5, 6, 9 </w:t>
       </w:r>
       <w:r>
         <w:rPr>
@@ -373,16 +513,154 @@
         <w:rPr>
           <w:i/>
         </w:rPr>
-        <w:t xml:space="preserve">Ch 1-6 (Ytha yu book) - </w:t>
-      </w:r>
+        <w:t>Ch 1-6 (</w:t>
+      </w:r>
+      <w:proofErr w:type="spellStart"/>
+      <w:r>
+        <w:rPr>
+          <w:i/>
+        </w:rPr>
+        <w:t>Ytha</w:t>
+      </w:r>
+      <w:proofErr w:type="spellEnd"/>
+      <w:r>
+        <w:rPr>
+          <w:i/>
+        </w:rPr>
+        <w:t xml:space="preserve"> </w:t>
+      </w:r>
+      <w:proofErr w:type="spellStart"/>
+      <w:r>
+        <w:rPr>
+          <w:i/>
+        </w:rPr>
+        <w:t>yu</w:t>
+      </w:r>
+      <w:proofErr w:type="spellEnd"/>
+      <w:r>
+        <w:rPr>
+          <w:i/>
+        </w:rPr>
+        <w:t xml:space="preserve"> book) - </w:t>
+      </w:r>
+      <w:proofErr w:type="spellStart"/>
       <w:r>
         <w:rPr>
           <w:rFonts w:ascii="Vrinda" w:eastAsia="Vrinda" w:hAnsi="Vrinda" w:cs="Vrinda"/>
           <w:i/>
           <w:highlight w:val="yellow"/>
         </w:rPr>
-        <w:t>তবে স্যার অবশ্য পুরো বই পড়তে বলেছে</w:t>
-      </w:r>
+        <w:t>তবে</w:t>
+      </w:r>
+      <w:proofErr w:type="spellEnd"/>
+      <w:r>
+        <w:rPr>
+          <w:rFonts w:ascii="Vrinda" w:eastAsia="Vrinda" w:hAnsi="Vrinda" w:cs="Vrinda"/>
+          <w:i/>
+          <w:highlight w:val="yellow"/>
+        </w:rPr>
+        <w:t xml:space="preserve"> </w:t>
+      </w:r>
+      <w:proofErr w:type="spellStart"/>
+      <w:r>
+        <w:rPr>
+          <w:rFonts w:ascii="Vrinda" w:eastAsia="Vrinda" w:hAnsi="Vrinda" w:cs="Vrinda"/>
+          <w:i/>
+          <w:highlight w:val="yellow"/>
+        </w:rPr>
+        <w:t>স্যার</w:t>
+      </w:r>
+      <w:proofErr w:type="spellEnd"/>
+      <w:r>
+        <w:rPr>
+          <w:rFonts w:ascii="Vrinda" w:eastAsia="Vrinda" w:hAnsi="Vrinda" w:cs="Vrinda"/>
+          <w:i/>
+          <w:highlight w:val="yellow"/>
+        </w:rPr>
+        <w:t xml:space="preserve"> </w:t>
+      </w:r>
+      <w:proofErr w:type="spellStart"/>
+      <w:r>
+        <w:rPr>
+          <w:rFonts w:ascii="Vrinda" w:eastAsia="Vrinda" w:hAnsi="Vrinda" w:cs="Vrinda"/>
+          <w:i/>
+          <w:highlight w:val="yellow"/>
+        </w:rPr>
+        <w:t>অবশ্য</w:t>
+      </w:r>
+      <w:proofErr w:type="spellEnd"/>
+      <w:r>
+        <w:rPr>
+          <w:rFonts w:ascii="Vrinda" w:eastAsia="Vrinda" w:hAnsi="Vrinda" w:cs="Vrinda"/>
+          <w:i/>
+          <w:highlight w:val="yellow"/>
+        </w:rPr>
+        <w:t xml:space="preserve"> </w:t>
+      </w:r>
+      <w:proofErr w:type="spellStart"/>
+      <w:r>
+        <w:rPr>
+          <w:rFonts w:ascii="Vrinda" w:eastAsia="Vrinda" w:hAnsi="Vrinda" w:cs="Vrinda"/>
+          <w:i/>
+          <w:highlight w:val="yellow"/>
+        </w:rPr>
+        <w:t>পুরো</w:t>
+      </w:r>
+      <w:proofErr w:type="spellEnd"/>
+      <w:r>
+        <w:rPr>
+          <w:rFonts w:ascii="Vrinda" w:eastAsia="Vrinda" w:hAnsi="Vrinda" w:cs="Vrinda"/>
+          <w:i/>
+          <w:highlight w:val="yellow"/>
+        </w:rPr>
+        <w:t xml:space="preserve"> </w:t>
+      </w:r>
+      <w:proofErr w:type="spellStart"/>
+      <w:r>
+        <w:rPr>
+          <w:rFonts w:ascii="Vrinda" w:eastAsia="Vrinda" w:hAnsi="Vrinda" w:cs="Vrinda"/>
+          <w:i/>
+          <w:highlight w:val="yellow"/>
+        </w:rPr>
+        <w:t>বই</w:t>
+      </w:r>
+      <w:proofErr w:type="spellEnd"/>
+      <w:r>
+        <w:rPr>
+          <w:rFonts w:ascii="Vrinda" w:eastAsia="Vrinda" w:hAnsi="Vrinda" w:cs="Vrinda"/>
+          <w:i/>
+          <w:highlight w:val="yellow"/>
+        </w:rPr>
+        <w:t xml:space="preserve"> </w:t>
+      </w:r>
+      <w:proofErr w:type="spellStart"/>
+      <w:r>
+        <w:rPr>
+          <w:rFonts w:ascii="Vrinda" w:eastAsia="Vrinda" w:hAnsi="Vrinda" w:cs="Vrinda"/>
+          <w:i/>
+          <w:highlight w:val="yellow"/>
+        </w:rPr>
+        <w:t>পড়তে</w:t>
+      </w:r>
+      <w:proofErr w:type="spellEnd"/>
+      <w:r>
+        <w:rPr>
+          <w:rFonts w:ascii="Vrinda" w:eastAsia="Vrinda" w:hAnsi="Vrinda" w:cs="Vrinda"/>
+          <w:i/>
+          <w:highlight w:val="yellow"/>
+        </w:rPr>
+        <w:t xml:space="preserve"> </w:t>
+      </w:r>
+      <w:proofErr w:type="spellStart"/>
+      <w:r>
+        <w:rPr>
+          <w:rFonts w:ascii="Vrinda" w:eastAsia="Vrinda" w:hAnsi="Vrinda" w:cs="Vrinda"/>
+          <w:i/>
+          <w:highlight w:val="yellow"/>
+        </w:rPr>
+        <w:t>বলেছে</w:t>
+      </w:r>
+      <w:proofErr w:type="spellEnd"/>
       <w:r>
         <w:rPr>
           <w:i/>
@@ -418,7 +696,27 @@
           <w:sz w:val="26"/>
           <w:szCs w:val="26"/>
         </w:rPr>
-        <w:t>3. COA (Computer Organization &amp; Architecture) — William</w:t>
+        <w:t xml:space="preserve">3. COA (Computer Organization &amp; </w:t>
+      </w:r>
+      <w:proofErr w:type="gramStart"/>
+      <w:r>
+        <w:rPr>
+          <w:b/>
+          <w:color w:val="000000"/>
+          <w:sz w:val="26"/>
+          <w:szCs w:val="26"/>
+        </w:rPr>
+        <w:t>Architecture) —</w:t>
+      </w:r>
+      <w:proofErr w:type="gramEnd"/>
+      <w:r>
+        <w:rPr>
+          <w:b/>
+          <w:color w:val="000000"/>
+          <w:sz w:val="26"/>
+          <w:szCs w:val="26"/>
+        </w:rPr>
+        <w:t xml:space="preserve"> William</w:t>
       </w:r>
     </w:p>
     <w:p>
@@ -1282,6 +1580,7 @@
       </w:pPr>
       <w:bookmarkStart w:id="6" w:name="_14ez5b1p2kc" w:colFirst="0" w:colLast="0"/>
       <w:bookmarkEnd w:id="6"/>
+      <w:proofErr w:type="spellStart"/>
       <w:r>
         <w:rPr>
           <w:b/>
@@ -1289,7 +1588,17 @@
           <w:sz w:val="22"/>
           <w:szCs w:val="22"/>
         </w:rPr>
-        <w:t>Mahabub Sir</w:t>
+        <w:t>Mahabub</w:t>
+      </w:r>
+      <w:proofErr w:type="spellEnd"/>
+      <w:r>
+        <w:rPr>
+          <w:b/>
+          <w:color w:val="000000"/>
+          <w:sz w:val="22"/>
+          <w:szCs w:val="22"/>
+        </w:rPr>
+        <w:t xml:space="preserve"> Sir</w:t>
       </w:r>
     </w:p>
     <w:p>
@@ -1319,6 +1628,7 @@
       </w:pPr>
       <w:bookmarkStart w:id="7" w:name="_wcsfe1kl9941" w:colFirst="0" w:colLast="0"/>
       <w:bookmarkEnd w:id="7"/>
+      <w:proofErr w:type="spellStart"/>
       <w:r>
         <w:rPr>
           <w:b/>
@@ -1326,7 +1636,17 @@
           <w:sz w:val="22"/>
           <w:szCs w:val="22"/>
         </w:rPr>
-        <w:t xml:space="preserve">Tpointtech Topics( </w:t>
+        <w:t>Tpointtech</w:t>
+      </w:r>
+      <w:proofErr w:type="spellEnd"/>
+      <w:r>
+        <w:rPr>
+          <w:b/>
+          <w:color w:val="000000"/>
+          <w:sz w:val="22"/>
+          <w:szCs w:val="22"/>
+        </w:rPr>
+        <w:t xml:space="preserve"> Topics( </w:t>
       </w:r>
       <w:hyperlink r:id="rId5">
         <w:r>
@@ -1337,7 +1657,29 @@
             <w:szCs w:val="22"/>
             <w:u w:val="single"/>
           </w:rPr>
-          <w:t>Artificial Intelligence (AI) - Tpoint Tech</w:t>
+          <w:t xml:space="preserve">Artificial Intelligence (AI) - </w:t>
+        </w:r>
+        <w:proofErr w:type="spellStart"/>
+        <w:r>
+          <w:rPr>
+            <w:b/>
+            <w:color w:val="1155CC"/>
+            <w:sz w:val="22"/>
+            <w:szCs w:val="22"/>
+            <w:u w:val="single"/>
+          </w:rPr>
+          <w:t>Tpoint</w:t>
+        </w:r>
+        <w:proofErr w:type="spellEnd"/>
+        <w:r>
+          <w:rPr>
+            <w:b/>
+            <w:color w:val="1155CC"/>
+            <w:sz w:val="22"/>
+            <w:szCs w:val="22"/>
+            <w:u w:val="single"/>
+          </w:rPr>
+          <w:t xml:space="preserve"> Tech</w:t>
         </w:r>
       </w:hyperlink>
       <w:r>
@@ -1432,6 +1774,23 @@
         <w:lastRenderedPageBreak/>
         <w:t>The Wumpus World</w:t>
       </w:r>
+      <w:r>
+        <w:t xml:space="preserve"> – </w:t>
+      </w:r>
+      <w:r>
+        <w:rPr>
+          <w:color w:val="EE0000"/>
+        </w:rPr>
+        <w:t xml:space="preserve">always </w:t>
+      </w:r>
+      <w:proofErr w:type="spellStart"/>
+      <w:r>
+        <w:rPr>
+          <w:color w:val="EE0000"/>
+        </w:rPr>
+        <w:t>ashe</w:t>
+      </w:r>
+      <w:proofErr w:type="spellEnd"/>
       <w:r>
         <w:br/>
       </w:r>
@@ -1713,7 +2072,21 @@
         <w:rPr>
           <w:strike/>
         </w:rPr>
-        <w:t>False Position Method (Regula Falsi)</w:t>
+        <w:t xml:space="preserve">False Position Method (Regula </w:t>
+      </w:r>
+      <w:proofErr w:type="spellStart"/>
+      <w:r>
+        <w:rPr>
+          <w:strike/>
+        </w:rPr>
+        <w:t>Falsi</w:t>
+      </w:r>
+      <w:proofErr w:type="spellEnd"/>
+      <w:r>
+        <w:rPr>
+          <w:strike/>
+        </w:rPr>
+        <w:t>)</w:t>
       </w:r>
       <w:r>
         <w:rPr>
@@ -1774,6 +2147,9 @@
           <w:ilvl w:val="0"/>
           <w:numId w:val="6"/>
         </w:numPr>
+        <w:rPr>
+          <w:strike/>
+        </w:rPr>
       </w:pPr>
       <w:r>
         <w:rPr>
@@ -1793,6 +2169,9 @@
         </w:numPr>
       </w:pPr>
       <w:r>
+        <w:rPr>
+          <w:strike/>
+        </w:rPr>
         <w:t>Interpolation — Diagonal &amp; Horizontal Differences</w:t>
       </w:r>
       <w:r>
@@ -1805,12 +2184,21 @@
           <w:ilvl w:val="0"/>
           <w:numId w:val="6"/>
         </w:numPr>
-      </w:pPr>
-      <w:r>
+        <w:rPr>
+          <w:strike/>
+        </w:rPr>
+      </w:pPr>
+      <w:r>
+        <w:rPr>
+          <w:strike/>
+        </w:rPr>
         <w:lastRenderedPageBreak/>
         <w:t>Trapezoidal Rules</w:t>
       </w:r>
       <w:r>
+        <w:rPr>
+          <w:strike/>
+        </w:rPr>
         <w:br/>
       </w:r>
     </w:p>
@@ -1820,11 +2208,20 @@
           <w:ilvl w:val="0"/>
           <w:numId w:val="6"/>
         </w:numPr>
-      </w:pPr>
-      <w:r>
+        <w:rPr>
+          <w:strike/>
+        </w:rPr>
+      </w:pPr>
+      <w:r>
+        <w:rPr>
+          <w:strike/>
+        </w:rPr>
         <w:t>Simpson 1/3 Rule</w:t>
       </w:r>
       <w:r>
+        <w:rPr>
+          <w:strike/>
+        </w:rPr>
         <w:br/>
       </w:r>
     </w:p>
@@ -1836,6 +2233,9 @@
         </w:numPr>
       </w:pPr>
       <w:r>
+        <w:rPr>
+          <w:strike/>
+        </w:rPr>
         <w:t>Simpson 3/8 Rule</w:t>
       </w:r>
       <w:r>
@@ -1864,7 +2264,15 @@
         </w:numPr>
       </w:pPr>
       <w:r>
-        <w:t>Runge-Kutta Method</w:t>
+        <w:t>Runge-</w:t>
+      </w:r>
+      <w:proofErr w:type="spellStart"/>
+      <w:r>
+        <w:t>Kutta</w:t>
+      </w:r>
+      <w:proofErr w:type="spellEnd"/>
+      <w:r>
+        <w:t xml:space="preserve"> Method</w:t>
       </w:r>
       <w:r>
         <w:br/>

--- a/Level 3 Semester 1(5th Semester)/Final Syllabus.docx
+++ b/Level 3 Semester 1(5th Semester)/Final Syllabus.docx
@@ -5,24 +5,10 @@
     <w:p>
       <w:pPr>
         <w:pStyle w:val="Heading2"/>
-        <w:keepNext w:val="0"/>
-        <w:keepLines w:val="0"/>
-        <w:spacing w:after="80"/>
-        <w:ind w:left="-180"/>
-        <w:rPr>
-          <w:b/>
-          <w:sz w:val="34"/>
-          <w:szCs w:val="34"/>
-        </w:rPr>
       </w:pPr>
       <w:bookmarkStart w:id="0" w:name="_wo4a913n935p" w:colFirst="0" w:colLast="0"/>
       <w:bookmarkEnd w:id="0"/>
       <w:r>
-        <w:rPr>
-          <w:b/>
-          <w:sz w:val="34"/>
-          <w:szCs w:val="34"/>
-        </w:rPr>
         <w:t>Final Syllabus of Fifth</w:t>
       </w:r>
     </w:p>
